--- a/docs/PayerGatewayWebAPI - CRD Order-Sign API Guide.docx
+++ b/docs/PayerGatewayWebAPI - CRD Order-Sign API Guide.docx
@@ -1967,9 +1967,9 @@
         <w:tblLook w:firstColumn="1" w:firstRow="1" w:lastColumn="0" w:lastRow="0" w:noHBand="0" w:noVBand="1" w:val="04A0"/>
       </w:tblPr>
       <w:tblGrid>
-        <w:gridCol w:w="2100"/>
+        <w:gridCol w:w="1604"/>
         <w:gridCol w:w="1852"/>
-        <w:gridCol w:w="5408"/>
+        <w:gridCol w:w="5904"/>
       </w:tblGrid>
       <w:tr>
         <w:trPr>
@@ -1978,7 +1978,7 @@
         </w:trPr>
         <w:tc>
           <w:tcPr>
-            <w:tcW w:type="dxa" w:w="2100"/>
+            <w:tcW w:type="dxa" w:w="1604"/>
             <w:shd w:val="clear" w:color="auto" w:fill="F2F2F2"/>
           </w:tcPr>
           <w:p>
@@ -2006,7 +2006,7 @@
         </w:tc>
         <w:tc>
           <w:tcPr>
-            <w:tcW w:type="dxa" w:w="5408"/>
+            <w:tcW w:type="dxa" w:w="5904"/>
             <w:shd w:val="clear" w:color="auto" w:fill="F2F2F2"/>
           </w:tcPr>
           <w:p>
@@ -2025,7 +2025,7 @@
         </w:trPr>
         <w:tc>
           <w:tcPr>
-            <w:tcW w:type="dxa" w:w="2100"/>
+            <w:tcW w:type="dxa" w:w="1604"/>
           </w:tcPr>
           <w:p>
             <w:pPr>
@@ -2054,7 +2054,7 @@
         </w:tc>
         <w:tc>
           <w:tcPr>
-            <w:tcW w:type="dxa" w:w="5408"/>
+            <w:tcW w:type="dxa" w:w="5904"/>
           </w:tcPr>
           <w:p>
             <w:pPr>
@@ -2081,7 +2081,7 @@
         </w:trPr>
         <w:tc>
           <w:tcPr>
-            <w:tcW w:type="dxa" w:w="2100"/>
+            <w:tcW w:type="dxa" w:w="1604"/>
           </w:tcPr>
           <w:p>
             <w:pPr>
@@ -2110,7 +2110,7 @@
         </w:tc>
         <w:tc>
           <w:tcPr>
-            <w:tcW w:type="dxa" w:w="5408"/>
+            <w:tcW w:type="dxa" w:w="5904"/>
           </w:tcPr>
           <w:p>
             <w:pPr>
@@ -2128,7 +2128,7 @@
         </w:trPr>
         <w:tc>
           <w:tcPr>
-            <w:tcW w:type="dxa" w:w="2100"/>
+            <w:tcW w:type="dxa" w:w="1604"/>
           </w:tcPr>
           <w:p>
             <w:pPr>
@@ -2157,7 +2157,7 @@
         </w:tc>
         <w:tc>
           <w:tcPr>
-            <w:tcW w:type="dxa" w:w="5408"/>
+            <w:tcW w:type="dxa" w:w="5904"/>
           </w:tcPr>
           <w:p>
             <w:pPr>
@@ -2190,7 +2190,7 @@
         </w:trPr>
         <w:tc>
           <w:tcPr>
-            <w:tcW w:type="dxa" w:w="2100"/>
+            <w:tcW w:type="dxa" w:w="1604"/>
           </w:tcPr>
           <w:p>
             <w:pPr>
@@ -2219,7 +2219,7 @@
         </w:tc>
         <w:tc>
           <w:tcPr>
-            <w:tcW w:type="dxa" w:w="5408"/>
+            <w:tcW w:type="dxa" w:w="5904"/>
           </w:tcPr>
           <w:p>
             <w:pPr>
@@ -2237,17 +2237,17 @@
         </w:trPr>
         <w:tc>
           <w:tcPr>
-            <w:tcW w:type="dxa" w:w="2100"/>
-          </w:tcPr>
-          <w:p>
-            <w:pPr>
-              <w:spacing w:before="40" w:after="80"/>
-            </w:pPr>
-            <w:r>
-              <w:rPr>
-                <w:rStyle w:val="CodeChar"/>
-              </w:rPr>
-              <w:t>payerIdentifier</w:t>
+            <w:tcW w:type="dxa" w:w="1604"/>
+          </w:tcPr>
+          <w:p>
+            <w:pPr>
+              <w:spacing w:before="40" w:after="80"/>
+            </w:pPr>
+            <w:r>
+              <w:rPr>
+                <w:rStyle w:val="CodeChar"/>
+              </w:rPr>
+              <w:t>fhirVersion</w:t>
             </w:r>
           </w:p>
         </w:tc>
@@ -2266,35 +2266,50 @@
         </w:tc>
         <w:tc>
           <w:tcPr>
-            <w:tcW w:type="dxa" w:w="5408"/>
-          </w:tcPr>
-          <w:p>
-            <w:pPr>
-              <w:spacing w:before="40" w:after="80"/>
-            </w:pPr>
-            <w:r>
-              <w:t>The payer's own identifier. The gateway uses it later in PAS and CDex messages. The EHR does not need it for CRD.</w:t>
-            </w:r>
-          </w:p>
-        </w:tc>
-      </w:tr>
-      <w:tr>
-        <w:trPr>
-          <w:cantSplit/>
-        </w:trPr>
-        <w:tc>
-          <w:tcPr>
-            <w:tcW w:type="dxa" w:w="2100"/>
-          </w:tcPr>
-          <w:p>
-            <w:pPr>
-              <w:spacing w:before="40" w:after="80"/>
-            </w:pPr>
-            <w:r>
-              <w:rPr>
-                <w:rStyle w:val="CodeChar"/>
-              </w:rPr>
-              <w:t>fhirVersion</w:t>
+            <w:tcW w:type="dxa" w:w="5904"/>
+          </w:tcPr>
+          <w:p>
+            <w:pPr>
+              <w:spacing w:before="40" w:after="80"/>
+            </w:pPr>
+            <w:r>
+              <w:rPr>
+                <w:rStyle w:val="CodeChar"/>
+              </w:rPr>
+              <w:t>R4</w:t>
+            </w:r>
+            <w:r>
+              <w:t xml:space="preserve"> or </w:t>
+            </w:r>
+            <w:r>
+              <w:rPr>
+                <w:rStyle w:val="CodeChar"/>
+              </w:rPr>
+              <w:t>R5</w:t>
+            </w:r>
+            <w:r>
+              <w:t>: the FHIR release the payer works in. For information. The EHR sends the same JSON for both.</w:t>
+            </w:r>
+          </w:p>
+        </w:tc>
+      </w:tr>
+      <w:tr>
+        <w:trPr>
+          <w:cantSplit/>
+        </w:trPr>
+        <w:tc>
+          <w:tcPr>
+            <w:tcW w:type="dxa" w:w="1604"/>
+          </w:tcPr>
+          <w:p>
+            <w:pPr>
+              <w:spacing w:before="40" w:after="80"/>
+            </w:pPr>
+            <w:r>
+              <w:rPr>
+                <w:rStyle w:val="CodeChar"/>
+              </w:rPr>
+              <w:t>dtrMode</w:t>
             </w:r>
           </w:p>
         </w:tc>
@@ -2313,69 +2328,7 @@
         </w:tc>
         <w:tc>
           <w:tcPr>
-            <w:tcW w:type="dxa" w:w="5408"/>
-          </w:tcPr>
-          <w:p>
-            <w:pPr>
-              <w:spacing w:before="40" w:after="80"/>
-            </w:pPr>
-            <w:r>
-              <w:rPr>
-                <w:rStyle w:val="CodeChar"/>
-              </w:rPr>
-              <w:t>R4</w:t>
-            </w:r>
-            <w:r>
-              <w:t xml:space="preserve"> or </w:t>
-            </w:r>
-            <w:r>
-              <w:rPr>
-                <w:rStyle w:val="CodeChar"/>
-              </w:rPr>
-              <w:t>R5</w:t>
-            </w:r>
-            <w:r>
-              <w:t>: the FHIR release the payer works in. For information. The EHR sends the same JSON for both.</w:t>
-            </w:r>
-          </w:p>
-        </w:tc>
-      </w:tr>
-      <w:tr>
-        <w:trPr>
-          <w:cantSplit/>
-        </w:trPr>
-        <w:tc>
-          <w:tcPr>
-            <w:tcW w:type="dxa" w:w="2100"/>
-          </w:tcPr>
-          <w:p>
-            <w:pPr>
-              <w:spacing w:before="40" w:after="80"/>
-            </w:pPr>
-            <w:r>
-              <w:rPr>
-                <w:rStyle w:val="CodeChar"/>
-              </w:rPr>
-              <w:t>dtrMode</w:t>
-            </w:r>
-          </w:p>
-        </w:tc>
-        <w:tc>
-          <w:tcPr>
-            <w:tcW w:type="dxa" w:w="1852"/>
-          </w:tcPr>
-          <w:p>
-            <w:pPr>
-              <w:spacing w:before="40" w:after="80"/>
-            </w:pPr>
-            <w:r>
-              <w:t>text</w:t>
-            </w:r>
-          </w:p>
-        </w:tc>
-        <w:tc>
-          <w:tcPr>
-            <w:tcW w:type="dxa" w:w="5408"/>
+            <w:tcW w:type="dxa" w:w="5904"/>
           </w:tcPr>
           <w:p>
             <w:pPr>
@@ -2435,8 +2388,6 @@
         <w:br/>
         <w:t xml:space="preserve">    "baseUrl": "http://localhost:5080",</w:t>
         <w:br/>
-        <w:t xml:space="preserve">    "payerIdentifier": "PAYER001",</w:t>
-        <w:br/>
         <w:t xml:space="preserve">    "fhirVersion": "R4",</w:t>
         <w:br/>
         <w:t xml:space="preserve">    "dtrMode": "Forms"</w:t>
@@ -2476,6 +2427,38 @@
       </w:r>
       <w:r>
         <w:t>) is seen after at most 5 minutes.</w:t>
+      </w:r>
+    </w:p>
+    <w:p>
+      <w:r>
+        <w:t xml:space="preserve">Only two values must be filled in a </w:t>
+      </w:r>
+      <w:r>
+        <w:rPr>
+          <w:rStyle w:val="CodeChar"/>
+        </w:rPr>
+        <w:t>PA_PAYER</w:t>
+      </w:r>
+      <w:r>
+        <w:t xml:space="preserve"> row: </w:t>
+      </w:r>
+      <w:r>
+        <w:rPr>
+          <w:rStyle w:val="CodeChar"/>
+        </w:rPr>
+        <w:t>PAYER_NAME</w:t>
+      </w:r>
+      <w:r>
+        <w:t xml:space="preserve"> and </w:t>
+      </w:r>
+      <w:r>
+        <w:rPr>
+          <w:rStyle w:val="CodeChar"/>
+        </w:rPr>
+        <w:t>BASE_URL</w:t>
+      </w:r>
+      <w:r>
+        <w:t>. Every other column is optional and has a default. The payer's own id is not part of the payer row or of this list. The payer id and the member id belong to the patient's insurance in the EHR, and the gateway reads them from there.</w:t>
       </w:r>
     </w:p>
     <w:p>
@@ -3603,9 +3586,9 @@
       <w:tblGrid>
         <w:gridCol w:w="2472"/>
         <w:gridCol w:w="1728"/>
-        <w:gridCol w:w="1450"/>
-        <w:gridCol w:w="1854"/>
-        <w:gridCol w:w="1856"/>
+        <w:gridCol w:w="1752"/>
+        <w:gridCol w:w="1518"/>
+        <w:gridCol w:w="1890"/>
       </w:tblGrid>
       <w:tr>
         <w:trPr>
@@ -3642,7 +3625,7 @@
         </w:tc>
         <w:tc>
           <w:tcPr>
-            <w:tcW w:type="dxa" w:w="1450"/>
+            <w:tcW w:type="dxa" w:w="1752"/>
             <w:shd w:val="clear" w:color="auto" w:fill="F2F2F2"/>
           </w:tcPr>
           <w:p>
@@ -3656,7 +3639,7 @@
         </w:tc>
         <w:tc>
           <w:tcPr>
-            <w:tcW w:type="dxa" w:w="1854"/>
+            <w:tcW w:type="dxa" w:w="1518"/>
             <w:shd w:val="clear" w:color="auto" w:fill="F2F2F2"/>
           </w:tcPr>
           <w:p>
@@ -3670,7 +3653,7 @@
         </w:tc>
         <w:tc>
           <w:tcPr>
-            <w:tcW w:type="dxa" w:w="1856"/>
+            <w:tcW w:type="dxa" w:w="1890"/>
             <w:shd w:val="clear" w:color="auto" w:fill="F2F2F2"/>
           </w:tcPr>
           <w:p>
@@ -3718,7 +3701,7 @@
         </w:tc>
         <w:tc>
           <w:tcPr>
-            <w:tcW w:type="dxa" w:w="1450"/>
+            <w:tcW w:type="dxa" w:w="1752"/>
           </w:tcPr>
           <w:p>
             <w:pPr>
@@ -3734,7 +3717,7 @@
         </w:tc>
         <w:tc>
           <w:tcPr>
-            <w:tcW w:type="dxa" w:w="1854"/>
+            <w:tcW w:type="dxa" w:w="1518"/>
           </w:tcPr>
           <w:p>
             <w:pPr>
@@ -3756,7 +3739,7 @@
         </w:tc>
         <w:tc>
           <w:tcPr>
-            <w:tcW w:type="dxa" w:w="1856"/>
+            <w:tcW w:type="dxa" w:w="1890"/>
           </w:tcPr>
           <w:p>
             <w:pPr>
@@ -3803,7 +3786,7 @@
         </w:tc>
         <w:tc>
           <w:tcPr>
-            <w:tcW w:type="dxa" w:w="1450"/>
+            <w:tcW w:type="dxa" w:w="1752"/>
           </w:tcPr>
           <w:p>
             <w:pPr>
@@ -3819,7 +3802,7 @@
         </w:tc>
         <w:tc>
           <w:tcPr>
-            <w:tcW w:type="dxa" w:w="1854"/>
+            <w:tcW w:type="dxa" w:w="1518"/>
           </w:tcPr>
           <w:p>
             <w:pPr>
@@ -3841,7 +3824,7 @@
         </w:tc>
         <w:tc>
           <w:tcPr>
-            <w:tcW w:type="dxa" w:w="1856"/>
+            <w:tcW w:type="dxa" w:w="1890"/>
           </w:tcPr>
           <w:p>
             <w:pPr>
@@ -3888,7 +3871,7 @@
         </w:tc>
         <w:tc>
           <w:tcPr>
-            <w:tcW w:type="dxa" w:w="1450"/>
+            <w:tcW w:type="dxa" w:w="1752"/>
           </w:tcPr>
           <w:p>
             <w:pPr>
@@ -3904,7 +3887,7 @@
         </w:tc>
         <w:tc>
           <w:tcPr>
-            <w:tcW w:type="dxa" w:w="1854"/>
+            <w:tcW w:type="dxa" w:w="1518"/>
           </w:tcPr>
           <w:p>
             <w:pPr>
@@ -3917,7 +3900,7 @@
         </w:tc>
         <w:tc>
           <w:tcPr>
-            <w:tcW w:type="dxa" w:w="1856"/>
+            <w:tcW w:type="dxa" w:w="1890"/>
           </w:tcPr>
           <w:p>
             <w:pPr>
@@ -3964,7 +3947,7 @@
         </w:tc>
         <w:tc>
           <w:tcPr>
-            <w:tcW w:type="dxa" w:w="1450"/>
+            <w:tcW w:type="dxa" w:w="1752"/>
           </w:tcPr>
           <w:p>
             <w:pPr>
@@ -3983,7 +3966,7 @@
         </w:tc>
         <w:tc>
           <w:tcPr>
-            <w:tcW w:type="dxa" w:w="1854"/>
+            <w:tcW w:type="dxa" w:w="1518"/>
           </w:tcPr>
           <w:p>
             <w:pPr>
@@ -4005,7 +3988,7 @@
         </w:tc>
         <w:tc>
           <w:tcPr>
-            <w:tcW w:type="dxa" w:w="1856"/>
+            <w:tcW w:type="dxa" w:w="1890"/>
           </w:tcPr>
           <w:p>
             <w:pPr>
@@ -4052,7 +4035,7 @@
         </w:tc>
         <w:tc>
           <w:tcPr>
-            <w:tcW w:type="dxa" w:w="1450"/>
+            <w:tcW w:type="dxa" w:w="1752"/>
           </w:tcPr>
           <w:p>
             <w:pPr>
@@ -4065,7 +4048,7 @@
         </w:tc>
         <w:tc>
           <w:tcPr>
-            <w:tcW w:type="dxa" w:w="1854"/>
+            <w:tcW w:type="dxa" w:w="1518"/>
           </w:tcPr>
           <w:p>
             <w:pPr>
@@ -4078,14 +4061,14 @@
         </w:tc>
         <w:tc>
           <w:tcPr>
-            <w:tcW w:type="dxa" w:w="1856"/>
-          </w:tcPr>
-          <w:p>
-            <w:pPr>
-              <w:spacing w:before="40" w:after="80"/>
-            </w:pPr>
-            <w:r>
-              <w:t>No error. The gateway uses the insurance linked to the order. If the order has none, it uses the patient's first active insurance.</w:t>
+            <w:tcW w:type="dxa" w:w="1890"/>
+          </w:tcPr>
+          <w:p>
+            <w:pPr>
+              <w:spacing w:before="40" w:after="80"/>
+            </w:pPr>
+            <w:r>
+              <w:t>No error in most cases. The gateway uses the insurance linked to the order. If the order has none, it uses the patient's only active insurance. When the patient has more than one active insurance and the order names none, the status is 422. The gateway does not choose one.</w:t>
             </w:r>
           </w:p>
         </w:tc>
@@ -4125,7 +4108,7 @@
         </w:tc>
         <w:tc>
           <w:tcPr>
-            <w:tcW w:type="dxa" w:w="1450"/>
+            <w:tcW w:type="dxa" w:w="1752"/>
           </w:tcPr>
           <w:p>
             <w:pPr>
@@ -4138,7 +4121,7 @@
         </w:tc>
         <w:tc>
           <w:tcPr>
-            <w:tcW w:type="dxa" w:w="1854"/>
+            <w:tcW w:type="dxa" w:w="1518"/>
           </w:tcPr>
           <w:p>
             <w:pPr>
@@ -4151,7 +4134,7 @@
         </w:tc>
         <w:tc>
           <w:tcPr>
-            <w:tcW w:type="dxa" w:w="1856"/>
+            <w:tcW w:type="dxa" w:w="1890"/>
           </w:tcPr>
           <w:p>
             <w:pPr>
@@ -4198,40 +4181,40 @@
         </w:tc>
         <w:tc>
           <w:tcPr>
-            <w:tcW w:type="dxa" w:w="1450"/>
-          </w:tcPr>
-          <w:p>
-            <w:pPr>
-              <w:spacing w:before="40" w:after="80"/>
-            </w:pPr>
-            <w:r>
-              <w:t>Optional</w:t>
-            </w:r>
-          </w:p>
-        </w:tc>
-        <w:tc>
-          <w:tcPr>
-            <w:tcW w:type="dxa" w:w="1854"/>
-          </w:tcPr>
-          <w:p>
-            <w:pPr>
-              <w:spacing w:before="40" w:after="80"/>
-            </w:pPr>
-            <w:r>
-              <w:t>The EHR id of the clinician who signs. It is passed to the payer as the user of the hook.</w:t>
-            </w:r>
-          </w:p>
-        </w:tc>
-        <w:tc>
-          <w:tcPr>
-            <w:tcW w:type="dxa" w:w="1856"/>
-          </w:tcPr>
-          <w:p>
-            <w:pPr>
-              <w:spacing w:before="40" w:after="80"/>
-            </w:pPr>
-            <w:r>
-              <w:t>No error. The gateway uses the requester of the order.</w:t>
+            <w:tcW w:type="dxa" w:w="1752"/>
+          </w:tcPr>
+          <w:p>
+            <w:pPr>
+              <w:spacing w:before="40" w:after="80"/>
+            </w:pPr>
+            <w:r>
+              <w:t>Optional when the order has an ordering practitioner</w:t>
+            </w:r>
+          </w:p>
+        </w:tc>
+        <w:tc>
+          <w:tcPr>
+            <w:tcW w:type="dxa" w:w="1518"/>
+          </w:tcPr>
+          <w:p>
+            <w:pPr>
+              <w:spacing w:before="40" w:after="80"/>
+            </w:pPr>
+            <w:r>
+              <w:t>The EHR id of the clinician who signs. It is passed to the payer as the user of the hook. The payer requires a user.</w:t>
+            </w:r>
+          </w:p>
+        </w:tc>
+        <w:tc>
+          <w:tcPr>
+            <w:tcW w:type="dxa" w:w="1890"/>
+          </w:tcPr>
+          <w:p>
+            <w:pPr>
+              <w:spacing w:before="40" w:after="80"/>
+            </w:pPr>
+            <w:r>
+              <w:t>No error when the order has an ordering practitioner: the gateway uses that practitioner. 400 when the order has none.</w:t>
             </w:r>
           </w:p>
         </w:tc>
@@ -7686,9 +7669,9 @@
         <w:tblLook w:firstColumn="1" w:firstRow="1" w:lastColumn="0" w:lastRow="0" w:noHBand="0" w:noVBand="1" w:val="04A0"/>
       </w:tblPr>
       <w:tblGrid>
-        <w:gridCol w:w="3312"/>
+        <w:gridCol w:w="3264"/>
         <w:gridCol w:w="2348"/>
-        <w:gridCol w:w="3700"/>
+        <w:gridCol w:w="3748"/>
       </w:tblGrid>
       <w:tr>
         <w:trPr>
@@ -7697,7 +7680,7 @@
         </w:trPr>
         <w:tc>
           <w:tcPr>
-            <w:tcW w:type="dxa" w:w="3312"/>
+            <w:tcW w:type="dxa" w:w="3264"/>
             <w:shd w:val="clear" w:color="auto" w:fill="F2F2F2"/>
           </w:tcPr>
           <w:p>
@@ -7728,7 +7711,7 @@
         </w:tc>
         <w:tc>
           <w:tcPr>
-            <w:tcW w:type="dxa" w:w="3700"/>
+            <w:tcW w:type="dxa" w:w="3748"/>
             <w:shd w:val="clear" w:color="auto" w:fill="F2F2F2"/>
           </w:tcPr>
           <w:p>
@@ -7747,14 +7730,61 @@
         </w:trPr>
         <w:tc>
           <w:tcPr>
-            <w:tcW w:type="dxa" w:w="3312"/>
-          </w:tcPr>
-          <w:p>
-            <w:pPr>
-              <w:spacing w:before="40" w:after="80"/>
-            </w:pPr>
-            <w:r>
-              <w:t xml:space="preserve">The patient has no active insurance, or the </w:t>
+            <w:tcW w:type="dxa" w:w="3264"/>
+          </w:tcPr>
+          <w:p>
+            <w:pPr>
+              <w:spacing w:before="40" w:after="80"/>
+            </w:pPr>
+            <w:r>
+              <w:t>The patient has no active insurance</w:t>
+            </w:r>
+          </w:p>
+        </w:tc>
+        <w:tc>
+          <w:tcPr>
+            <w:tcW w:type="dxa" w:w="2348"/>
+          </w:tcPr>
+          <w:p>
+            <w:pPr>
+              <w:spacing w:before="40" w:after="80"/>
+            </w:pPr>
+            <w:r>
+              <w:rPr>
+                <w:rStyle w:val="CodeChar"/>
+              </w:rPr>
+              <w:t>skipped</w:t>
+            </w:r>
+          </w:p>
+        </w:tc>
+        <w:tc>
+          <w:tcPr>
+            <w:tcW w:type="dxa" w:w="3748"/>
+          </w:tcPr>
+          <w:p>
+            <w:pPr>
+              <w:spacing w:before="40" w:after="80"/>
+            </w:pPr>
+            <w:r>
+              <w:t>"No active insurance on file for this patient. Coverage requirements could not be checked."</w:t>
+            </w:r>
+          </w:p>
+        </w:tc>
+      </w:tr>
+      <w:tr>
+        <w:trPr>
+          <w:cantSplit/>
+        </w:trPr>
+        <w:tc>
+          <w:tcPr>
+            <w:tcW w:type="dxa" w:w="3264"/>
+          </w:tcPr>
+          <w:p>
+            <w:pPr>
+              <w:spacing w:before="40" w:after="80"/>
+            </w:pPr>
+            <w:r>
+              <w:t xml:space="preserve">The </w:t>
             </w:r>
             <w:r>
               <w:rPr>
@@ -7785,25 +7815,25 @@
         </w:tc>
         <w:tc>
           <w:tcPr>
-            <w:tcW w:type="dxa" w:w="3700"/>
-          </w:tcPr>
-          <w:p>
-            <w:pPr>
-              <w:spacing w:before="40" w:after="80"/>
-            </w:pPr>
-            <w:r>
-              <w:t>"No active insurance on file for this patient. Coverage requirements could not be checked."</w:t>
-            </w:r>
-          </w:p>
-        </w:tc>
-      </w:tr>
-      <w:tr>
-        <w:trPr>
-          <w:cantSplit/>
-        </w:trPr>
-        <w:tc>
-          <w:tcPr>
-            <w:tcW w:type="dxa" w:w="3312"/>
+            <w:tcW w:type="dxa" w:w="3748"/>
+          </w:tcPr>
+          <w:p>
+            <w:pPr>
+              <w:spacing w:before="40" w:after="80"/>
+            </w:pPr>
+            <w:r>
+              <w:t>"Insurance {coverageId} is not an active insurance of this patient. Coverage requirements could not be checked."</w:t>
+            </w:r>
+          </w:p>
+        </w:tc>
+      </w:tr>
+      <w:tr>
+        <w:trPr>
+          <w:cantSplit/>
+        </w:trPr>
+        <w:tc>
+          <w:tcPr>
+            <w:tcW w:type="dxa" w:w="3264"/>
           </w:tcPr>
           <w:p>
             <w:pPr>
@@ -7838,7 +7868,7 @@
         </w:tc>
         <w:tc>
           <w:tcPr>
-            <w:tcW w:type="dxa" w:w="3700"/>
+            <w:tcW w:type="dxa" w:w="3748"/>
           </w:tcPr>
           <w:p>
             <w:pPr>
@@ -7862,7 +7892,7 @@
         </w:trPr>
         <w:tc>
           <w:tcPr>
-            <w:tcW w:type="dxa" w:w="3312"/>
+            <w:tcW w:type="dxa" w:w="3264"/>
           </w:tcPr>
           <w:p>
             <w:pPr>
@@ -7891,7 +7921,7 @@
         </w:tc>
         <w:tc>
           <w:tcPr>
-            <w:tcW w:type="dxa" w:w="3700"/>
+            <w:tcW w:type="dxa" w:w="3748"/>
           </w:tcPr>
           <w:p>
             <w:pPr>
@@ -7909,7 +7939,7 @@
         </w:trPr>
         <w:tc>
           <w:tcPr>
-            <w:tcW w:type="dxa" w:w="3312"/>
+            <w:tcW w:type="dxa" w:w="3264"/>
           </w:tcPr>
           <w:p>
             <w:pPr>
@@ -7938,7 +7968,7 @@
         </w:tc>
         <w:tc>
           <w:tcPr>
-            <w:tcW w:type="dxa" w:w="3700"/>
+            <w:tcW w:type="dxa" w:w="3748"/>
           </w:tcPr>
           <w:p>
             <w:pPr>
@@ -7956,7 +7986,107 @@
         </w:trPr>
         <w:tc>
           <w:tcPr>
-            <w:tcW w:type="dxa" w:w="3312"/>
+            <w:tcW w:type="dxa" w:w="3264"/>
+          </w:tcPr>
+          <w:p>
+            <w:pPr>
+              <w:spacing w:before="40" w:after="80"/>
+            </w:pPr>
+            <w:r>
+              <w:t>The payer answered, but the answer could not be read</w:t>
+            </w:r>
+          </w:p>
+        </w:tc>
+        <w:tc>
+          <w:tcPr>
+            <w:tcW w:type="dxa" w:w="2348"/>
+          </w:tcPr>
+          <w:p>
+            <w:pPr>
+              <w:spacing w:before="40" w:after="80"/>
+            </w:pPr>
+            <w:r>
+              <w:rPr>
+                <w:rStyle w:val="CodeChar"/>
+              </w:rPr>
+              <w:t>error</w:t>
+            </w:r>
+          </w:p>
+        </w:tc>
+        <w:tc>
+          <w:tcPr>
+            <w:tcW w:type="dxa" w:w="3748"/>
+          </w:tcPr>
+          <w:p>
+            <w:pPr>
+              <w:spacing w:before="40" w:after="80"/>
+            </w:pPr>
+            <w:r>
+              <w:t>"{payer} returned a coverage answer that could not be read. Continue; requirements are checked again at prior authorization."</w:t>
+            </w:r>
+          </w:p>
+        </w:tc>
+      </w:tr>
+      <w:tr>
+        <w:trPr>
+          <w:cantSplit/>
+        </w:trPr>
+        <w:tc>
+          <w:tcPr>
+            <w:tcW w:type="dxa" w:w="3264"/>
+          </w:tcPr>
+          <w:p>
+            <w:pPr>
+              <w:spacing w:before="40" w:after="80"/>
+            </w:pPr>
+            <w:r>
+              <w:t>The payer works in FHIR R5 and the FHIR API has no R5 copy of an order</w:t>
+            </w:r>
+          </w:p>
+        </w:tc>
+        <w:tc>
+          <w:tcPr>
+            <w:tcW w:type="dxa" w:w="2348"/>
+          </w:tcPr>
+          <w:p>
+            <w:pPr>
+              <w:spacing w:before="40" w:after="80"/>
+            </w:pPr>
+            <w:r>
+              <w:rPr>
+                <w:rStyle w:val="CodeChar"/>
+              </w:rPr>
+              <w:t>skipped</w:t>
+            </w:r>
+          </w:p>
+        </w:tc>
+        <w:tc>
+          <w:tcPr>
+            <w:tcW w:type="dxa" w:w="3748"/>
+          </w:tcPr>
+          <w:p>
+            <w:pPr>
+              <w:spacing w:before="40" w:after="80"/>
+            </w:pPr>
+            <w:r>
+              <w:rPr>
+                <w:rStyle w:val="CodeChar"/>
+              </w:rPr>
+              <w:t>payerCall.error</w:t>
+            </w:r>
+            <w:r>
+              <w:t xml:space="preserve"> says that the R5 copy of an order is missing.</w:t>
+            </w:r>
+          </w:p>
+        </w:tc>
+      </w:tr>
+      <w:tr>
+        <w:trPr>
+          <w:cantSplit/>
+        </w:trPr>
+        <w:tc>
+          <w:tcPr>
+            <w:tcW w:type="dxa" w:w="3264"/>
           </w:tcPr>
           <w:p>
             <w:pPr>
@@ -7985,7 +8115,7 @@
         </w:tc>
         <w:tc>
           <w:tcPr>
-            <w:tcW w:type="dxa" w:w="3700"/>
+            <w:tcW w:type="dxa" w:w="3748"/>
           </w:tcPr>
           <w:p>
             <w:pPr>
@@ -8076,7 +8206,7 @@
         <w:t>CRD_TIMEOUT_SECONDS</w:t>
       </w:r>
       <w:r>
-        <w:t>). The default is 5 seconds, because the clinician is waiting.</w:t>
+        <w:t>). The default is 5 seconds, because the clinician is waiting. The same limit is used when the gateway must first ask the payer for its CDS services (call 6 in section 9.1).</w:t>
       </w:r>
     </w:p>
     <w:p>
@@ -8393,7 +8523,16 @@
               <w:t>payerName</w:t>
             </w:r>
             <w:r>
-              <w:t xml:space="preserve"> is not set up or is switched off, or an order belongs to another patient.</w:t>
+              <w:t xml:space="preserve"> is not set up or is switched off, an order belongs to another patient, or no signing clinician is known (</w:t>
+            </w:r>
+            <w:r>
+              <w:rPr>
+                <w:rStyle w:val="CodeChar"/>
+              </w:rPr>
+              <w:t>userPractitionerId</w:t>
+            </w:r>
+            <w:r>
+              <w:t xml:space="preserve"> is not sent and the order has no ordering practitioner).</w:t>
             </w:r>
           </w:p>
         </w:tc>
@@ -8425,6 +8564,55 @@
             </w:pPr>
             <w:r>
               <w:t>The patient was not found, or none of the orders were found.</w:t>
+            </w:r>
+          </w:p>
+        </w:tc>
+      </w:tr>
+      <w:tr>
+        <w:trPr>
+          <w:cantSplit/>
+        </w:trPr>
+        <w:tc>
+          <w:tcPr>
+            <w:tcW w:type="dxa" w:w="984"/>
+          </w:tcPr>
+          <w:p>
+            <w:pPr>
+              <w:spacing w:before="40" w:after="80"/>
+            </w:pPr>
+            <w:r>
+              <w:t>422</w:t>
+            </w:r>
+          </w:p>
+        </w:tc>
+        <w:tc>
+          <w:tcPr>
+            <w:tcW w:type="dxa" w:w="8376"/>
+          </w:tcPr>
+          <w:p>
+            <w:pPr>
+              <w:spacing w:before="40" w:after="80"/>
+            </w:pPr>
+            <w:r>
+              <w:t xml:space="preserve">The patient has more than one active insurance, </w:t>
+            </w:r>
+            <w:r>
+              <w:rPr>
+                <w:rStyle w:val="CodeChar"/>
+              </w:rPr>
+              <w:t>coverageId</w:t>
+            </w:r>
+            <w:r>
+              <w:t xml:space="preserve"> is not sent and the order names no insurance. Send </w:t>
+            </w:r>
+            <w:r>
+              <w:rPr>
+                <w:rStyle w:val="CodeChar"/>
+              </w:rPr>
+              <w:t>coverageId</w:t>
+            </w:r>
+            <w:r>
+              <w:t>.</w:t>
             </w:r>
           </w:p>
         </w:tc>
@@ -10989,17 +11177,6 @@
           </w:p>
           <w:p>
             <w:pPr>
-              <w:spacing w:before="40" w:after="40"/>
-            </w:pPr>
-            <w:r>
-              <w:rPr>
-                <w:rStyle w:val="CodeChar"/>
-              </w:rPr>
-              <w:t>GET {fhir}/DeviceRequest?_id={orderIds}</w:t>
-            </w:r>
-          </w:p>
-          <w:p>
-            <w:pPr>
               <w:spacing w:before="40" w:after="80"/>
             </w:pPr>
             <w:r>
@@ -11019,7 +11196,7 @@
               <w:spacing w:before="40" w:after="80"/>
             </w:pPr>
             <w:r>
-              <w:t>Get the signed orders. An EHR order becomes one of these three FHIR types, by its order type. The ids are sent as one list with commas.</w:t>
+              <w:t>Get the signed orders. An EHR order is a service order or a medication order, and becomes one of these two FHIR types. The ids are sent as one list with commas. Device orders are not used.</w:t>
             </w:r>
           </w:p>
         </w:tc>
@@ -11139,7 +11316,7 @@
               <w:spacing w:before="40" w:after="80"/>
             </w:pPr>
             <w:r>
-              <w:t>Get the payer's CDS services and the data each one wants (prefetch). Kept for 12 hours.</w:t>
+              <w:t>Get the payer's CDS services and the data each one wants (prefetch). Kept for 12 hours. An answer that lists no service is not kept, so the payer is asked again at the next order-sign.</w:t>
             </w:r>
           </w:p>
         </w:tc>
@@ -11556,9 +11733,9 @@
         <w:tblLook w:firstColumn="1" w:firstRow="1" w:lastColumn="0" w:lastRow="0" w:noHBand="0" w:noVBand="1" w:val="04A0"/>
       </w:tblPr>
       <w:tblGrid>
-        <w:gridCol w:w="3040"/>
-        <w:gridCol w:w="3951"/>
-        <w:gridCol w:w="2369"/>
+        <w:gridCol w:w="2780"/>
+        <w:gridCol w:w="4156"/>
+        <w:gridCol w:w="2424"/>
       </w:tblGrid>
       <w:tr>
         <w:trPr>
@@ -11567,7 +11744,7 @@
         </w:trPr>
         <w:tc>
           <w:tcPr>
-            <w:tcW w:type="dxa" w:w="3040"/>
+            <w:tcW w:type="dxa" w:w="2780"/>
             <w:shd w:val="clear" w:color="auto" w:fill="F2F2F2"/>
           </w:tcPr>
           <w:p>
@@ -11581,7 +11758,7 @@
         </w:tc>
         <w:tc>
           <w:tcPr>
-            <w:tcW w:type="dxa" w:w="3951"/>
+            <w:tcW w:type="dxa" w:w="4156"/>
             <w:shd w:val="clear" w:color="auto" w:fill="F2F2F2"/>
           </w:tcPr>
           <w:p>
@@ -11595,7 +11772,7 @@
         </w:tc>
         <w:tc>
           <w:tcPr>
-            <w:tcW w:type="dxa" w:w="2369"/>
+            <w:tcW w:type="dxa" w:w="2424"/>
             <w:shd w:val="clear" w:color="auto" w:fill="F2F2F2"/>
           </w:tcPr>
           <w:p>
@@ -11614,7 +11791,7 @@
         </w:trPr>
         <w:tc>
           <w:tcPr>
-            <w:tcW w:type="dxa" w:w="3040"/>
+            <w:tcW w:type="dxa" w:w="2780"/>
           </w:tcPr>
           <w:p>
             <w:pPr>
@@ -11630,7 +11807,7 @@
         </w:tc>
         <w:tc>
           <w:tcPr>
-            <w:tcW w:type="dxa" w:w="3951"/>
+            <w:tcW w:type="dxa" w:w="4156"/>
           </w:tcPr>
           <w:p>
             <w:pPr>
@@ -11646,7 +11823,7 @@
         </w:tc>
         <w:tc>
           <w:tcPr>
-            <w:tcW w:type="dxa" w:w="2369"/>
+            <w:tcW w:type="dxa" w:w="2424"/>
           </w:tcPr>
           <w:p>
             <w:pPr>
@@ -11664,7 +11841,7 @@
         </w:trPr>
         <w:tc>
           <w:tcPr>
-            <w:tcW w:type="dxa" w:w="3040"/>
+            <w:tcW w:type="dxa" w:w="2780"/>
           </w:tcPr>
           <w:p>
             <w:pPr>
@@ -11683,7 +11860,316 @@
               <w:rPr>
                 <w:rStyle w:val="CodeChar"/>
               </w:rPr>
-              <w:t>DeviceRequest</w:t>
+              <w:t>MedicationRequest</w:t>
+            </w:r>
+          </w:p>
+        </w:tc>
+        <w:tc>
+          <w:tcPr>
+            <w:tcW w:type="dxa" w:w="4156"/>
+          </w:tcPr>
+          <w:p>
+            <w:pPr>
+              <w:spacing w:before="40" w:after="80"/>
+            </w:pPr>
+            <w:r>
+              <w:rPr>
+                <w:rStyle w:val="CodeChar"/>
+              </w:rPr>
+              <w:t>GET api/orders/{orderId}</w:t>
+            </w:r>
+          </w:p>
+        </w:tc>
+        <w:tc>
+          <w:tcPr>
+            <w:tcW w:type="dxa" w:w="2424"/>
+          </w:tcPr>
+          <w:p>
+            <w:pPr>
+              <w:spacing w:before="40" w:after="80"/>
+            </w:pPr>
+            <w:r>
+              <w:t>Always.</w:t>
+            </w:r>
+          </w:p>
+        </w:tc>
+      </w:tr>
+      <w:tr>
+        <w:trPr>
+          <w:cantSplit/>
+        </w:trPr>
+        <w:tc>
+          <w:tcPr>
+            <w:tcW w:type="dxa" w:w="2780"/>
+          </w:tcPr>
+          <w:p>
+            <w:pPr>
+              <w:spacing w:before="40" w:after="80"/>
+            </w:pPr>
+            <w:r>
+              <w:rPr>
+                <w:rStyle w:val="CodeChar"/>
+              </w:rPr>
+              <w:t>Coverage</w:t>
+            </w:r>
+          </w:p>
+        </w:tc>
+        <w:tc>
+          <w:tcPr>
+            <w:tcW w:type="dxa" w:w="4156"/>
+          </w:tcPr>
+          <w:p>
+            <w:pPr>
+              <w:spacing w:before="40" w:after="80"/>
+            </w:pPr>
+            <w:r>
+              <w:rPr>
+                <w:rStyle w:val="CodeChar"/>
+              </w:rPr>
+              <w:t>GET api/patients/{id}/insurances?status=active</w:t>
+            </w:r>
+          </w:p>
+        </w:tc>
+        <w:tc>
+          <w:tcPr>
+            <w:tcW w:type="dxa" w:w="2424"/>
+          </w:tcPr>
+          <w:p>
+            <w:pPr>
+              <w:spacing w:before="40" w:after="80"/>
+            </w:pPr>
+            <w:r>
+              <w:t>Always.</w:t>
+            </w:r>
+          </w:p>
+        </w:tc>
+      </w:tr>
+      <w:tr>
+        <w:trPr>
+          <w:cantSplit/>
+        </w:trPr>
+        <w:tc>
+          <w:tcPr>
+            <w:tcW w:type="dxa" w:w="2780"/>
+          </w:tcPr>
+          <w:p>
+            <w:pPr>
+              <w:spacing w:before="40" w:after="80"/>
+            </w:pPr>
+            <w:r>
+              <w:rPr>
+                <w:rStyle w:val="CodeChar"/>
+              </w:rPr>
+              <w:t>Practitioner</w:t>
+            </w:r>
+          </w:p>
+        </w:tc>
+        <w:tc>
+          <w:tcPr>
+            <w:tcW w:type="dxa" w:w="4156"/>
+          </w:tcPr>
+          <w:p>
+            <w:pPr>
+              <w:spacing w:before="40" w:after="80"/>
+            </w:pPr>
+            <w:r>
+              <w:rPr>
+                <w:rStyle w:val="CodeChar"/>
+              </w:rPr>
+              <w:t>GET api/practitioners/{id}</w:t>
+            </w:r>
+          </w:p>
+        </w:tc>
+        <w:tc>
+          <w:tcPr>
+            <w:tcW w:type="dxa" w:w="2424"/>
+          </w:tcPr>
+          <w:p>
+            <w:pPr>
+              <w:spacing w:before="40" w:after="80"/>
+            </w:pPr>
+            <w:r>
+              <w:t>When the payer asks for it.</w:t>
+            </w:r>
+          </w:p>
+        </w:tc>
+      </w:tr>
+      <w:tr>
+        <w:trPr>
+          <w:cantSplit/>
+        </w:trPr>
+        <w:tc>
+          <w:tcPr>
+            <w:tcW w:type="dxa" w:w="2780"/>
+          </w:tcPr>
+          <w:p>
+            <w:pPr>
+              <w:spacing w:before="40" w:after="80"/>
+            </w:pPr>
+            <w:r>
+              <w:rPr>
+                <w:rStyle w:val="CodeChar"/>
+              </w:rPr>
+              <w:t>Organization</w:t>
+            </w:r>
+          </w:p>
+        </w:tc>
+        <w:tc>
+          <w:tcPr>
+            <w:tcW w:type="dxa" w:w="4156"/>
+          </w:tcPr>
+          <w:p>
+            <w:pPr>
+              <w:spacing w:before="40" w:after="80"/>
+            </w:pPr>
+            <w:r>
+              <w:rPr>
+                <w:rStyle w:val="CodeChar"/>
+              </w:rPr>
+              <w:t>GET api/organizations/{id}</w:t>
+            </w:r>
+          </w:p>
+        </w:tc>
+        <w:tc>
+          <w:tcPr>
+            <w:tcW w:type="dxa" w:w="2424"/>
+          </w:tcPr>
+          <w:p>
+            <w:pPr>
+              <w:spacing w:before="40" w:after="80"/>
+            </w:pPr>
+            <w:r>
+              <w:t>When the payer asks for it.</w:t>
+            </w:r>
+          </w:p>
+        </w:tc>
+      </w:tr>
+      <w:tr>
+        <w:trPr>
+          <w:cantSplit/>
+        </w:trPr>
+        <w:tc>
+          <w:tcPr>
+            <w:tcW w:type="dxa" w:w="2780"/>
+          </w:tcPr>
+          <w:p>
+            <w:pPr>
+              <w:spacing w:before="40" w:after="80"/>
+            </w:pPr>
+            <w:r>
+              <w:rPr>
+                <w:rStyle w:val="CodeChar"/>
+              </w:rPr>
+              <w:t>Location</w:t>
+            </w:r>
+          </w:p>
+        </w:tc>
+        <w:tc>
+          <w:tcPr>
+            <w:tcW w:type="dxa" w:w="4156"/>
+          </w:tcPr>
+          <w:p>
+            <w:pPr>
+              <w:spacing w:before="40" w:after="80"/>
+            </w:pPr>
+            <w:r>
+              <w:rPr>
+                <w:rStyle w:val="CodeChar"/>
+              </w:rPr>
+              <w:t>GET api/locations/{id}</w:t>
+            </w:r>
+          </w:p>
+        </w:tc>
+        <w:tc>
+          <w:tcPr>
+            <w:tcW w:type="dxa" w:w="2424"/>
+          </w:tcPr>
+          <w:p>
+            <w:pPr>
+              <w:spacing w:before="40" w:after="80"/>
+            </w:pPr>
+            <w:r>
+              <w:t>When the payer asks for it.</w:t>
+            </w:r>
+          </w:p>
+        </w:tc>
+      </w:tr>
+      <w:tr>
+        <w:trPr>
+          <w:cantSplit/>
+        </w:trPr>
+        <w:tc>
+          <w:tcPr>
+            <w:tcW w:type="dxa" w:w="2780"/>
+          </w:tcPr>
+          <w:p>
+            <w:pPr>
+              <w:spacing w:before="40" w:after="80"/>
+            </w:pPr>
+            <w:r>
+              <w:rPr>
+                <w:rStyle w:val="CodeChar"/>
+              </w:rPr>
+              <w:t>Encounter</w:t>
+            </w:r>
+          </w:p>
+        </w:tc>
+        <w:tc>
+          <w:tcPr>
+            <w:tcW w:type="dxa" w:w="4156"/>
+          </w:tcPr>
+          <w:p>
+            <w:pPr>
+              <w:spacing w:before="40" w:after="80"/>
+            </w:pPr>
+            <w:r>
+              <w:rPr>
+                <w:rStyle w:val="CodeChar"/>
+              </w:rPr>
+              <w:t>GET api/encounters/{id}</w:t>
+            </w:r>
+            <w:r>
+              <w:t xml:space="preserve"> and </w:t>
+            </w:r>
+            <w:r>
+              <w:rPr>
+                <w:rStyle w:val="CodeChar"/>
+              </w:rPr>
+              <w:t>GET api/patients/{id}/encounters</w:t>
+            </w:r>
+          </w:p>
+        </w:tc>
+        <w:tc>
+          <w:tcPr>
+            <w:tcW w:type="dxa" w:w="2424"/>
+          </w:tcPr>
+          <w:p>
+            <w:pPr>
+              <w:spacing w:before="40" w:after="80"/>
+            </w:pPr>
+            <w:r>
+              <w:t>When the payer asks for it.</w:t>
+            </w:r>
+          </w:p>
+        </w:tc>
+      </w:tr>
+      <w:tr>
+        <w:trPr>
+          <w:cantSplit/>
+        </w:trPr>
+        <w:tc>
+          <w:tcPr>
+            <w:tcW w:type="dxa" w:w="2780"/>
+          </w:tcPr>
+          <w:p>
+            <w:pPr>
+              <w:spacing w:before="40" w:after="80"/>
+            </w:pPr>
+            <w:r>
+              <w:rPr>
+                <w:rStyle w:val="CodeChar"/>
+              </w:rPr>
+              <w:t>Observation</w:t>
             </w:r>
             <w:r>
               <w:t xml:space="preserve">, </w:t>
@@ -11692,129 +12178,56 @@
               <w:rPr>
                 <w:rStyle w:val="CodeChar"/>
               </w:rPr>
-              <w:t>MedicationRequest</w:t>
-            </w:r>
-          </w:p>
-        </w:tc>
-        <w:tc>
-          <w:tcPr>
-            <w:tcW w:type="dxa" w:w="3951"/>
-          </w:tcPr>
-          <w:p>
-            <w:pPr>
-              <w:spacing w:before="40" w:after="80"/>
-            </w:pPr>
-            <w:r>
-              <w:rPr>
-                <w:rStyle w:val="CodeChar"/>
-              </w:rPr>
-              <w:t>GET api/orders/{orderId}</w:t>
-            </w:r>
-          </w:p>
-        </w:tc>
-        <w:tc>
-          <w:tcPr>
-            <w:tcW w:type="dxa" w:w="2369"/>
-          </w:tcPr>
-          <w:p>
-            <w:pPr>
-              <w:spacing w:before="40" w:after="80"/>
-            </w:pPr>
-            <w:r>
-              <w:t>Always.</w:t>
-            </w:r>
-          </w:p>
-        </w:tc>
-      </w:tr>
-      <w:tr>
-        <w:trPr>
-          <w:cantSplit/>
-        </w:trPr>
-        <w:tc>
-          <w:tcPr>
-            <w:tcW w:type="dxa" w:w="3040"/>
-          </w:tcPr>
-          <w:p>
-            <w:pPr>
-              <w:spacing w:before="40" w:after="80"/>
-            </w:pPr>
-            <w:r>
-              <w:rPr>
-                <w:rStyle w:val="CodeChar"/>
-              </w:rPr>
-              <w:t>Coverage</w:t>
-            </w:r>
-          </w:p>
-        </w:tc>
-        <w:tc>
-          <w:tcPr>
-            <w:tcW w:type="dxa" w:w="3951"/>
-          </w:tcPr>
-          <w:p>
-            <w:pPr>
-              <w:spacing w:before="40" w:after="80"/>
-            </w:pPr>
-            <w:r>
-              <w:rPr>
-                <w:rStyle w:val="CodeChar"/>
-              </w:rPr>
-              <w:t>GET api/patients/{id}/insurances?status=active</w:t>
-            </w:r>
-          </w:p>
-        </w:tc>
-        <w:tc>
-          <w:tcPr>
-            <w:tcW w:type="dxa" w:w="2369"/>
-          </w:tcPr>
-          <w:p>
-            <w:pPr>
-              <w:spacing w:before="40" w:after="80"/>
-            </w:pPr>
-            <w:r>
-              <w:t>Always.</w:t>
-            </w:r>
-          </w:p>
-        </w:tc>
-      </w:tr>
-      <w:tr>
-        <w:trPr>
-          <w:cantSplit/>
-        </w:trPr>
-        <w:tc>
-          <w:tcPr>
-            <w:tcW w:type="dxa" w:w="3040"/>
-          </w:tcPr>
-          <w:p>
-            <w:pPr>
-              <w:spacing w:before="40" w:after="80"/>
-            </w:pPr>
-            <w:r>
-              <w:rPr>
-                <w:rStyle w:val="CodeChar"/>
-              </w:rPr>
-              <w:t>Practitioner</w:t>
-            </w:r>
-          </w:p>
-        </w:tc>
-        <w:tc>
-          <w:tcPr>
-            <w:tcW w:type="dxa" w:w="3951"/>
-          </w:tcPr>
-          <w:p>
-            <w:pPr>
-              <w:spacing w:before="40" w:after="80"/>
-            </w:pPr>
-            <w:r>
-              <w:rPr>
-                <w:rStyle w:val="CodeChar"/>
-              </w:rPr>
-              <w:t>GET api/practitioners/{id}</w:t>
-            </w:r>
-          </w:p>
-        </w:tc>
-        <w:tc>
-          <w:tcPr>
-            <w:tcW w:type="dxa" w:w="2369"/>
+              <w:t>Condition</w:t>
+            </w:r>
+            <w:r>
+              <w:t xml:space="preserve">, </w:t>
+            </w:r>
+            <w:r>
+              <w:rPr>
+                <w:rStyle w:val="CodeChar"/>
+              </w:rPr>
+              <w:t>Procedure</w:t>
+            </w:r>
+          </w:p>
+        </w:tc>
+        <w:tc>
+          <w:tcPr>
+            <w:tcW w:type="dxa" w:w="4156"/>
+          </w:tcPr>
+          <w:p>
+            <w:pPr>
+              <w:spacing w:before="40" w:after="80"/>
+            </w:pPr>
+            <w:r>
+              <w:rPr>
+                <w:rStyle w:val="CodeChar"/>
+              </w:rPr>
+              <w:t>GET api/patients/{id}/observations</w:t>
+            </w:r>
+            <w:r>
+              <w:t xml:space="preserve">, </w:t>
+            </w:r>
+            <w:r>
+              <w:rPr>
+                <w:rStyle w:val="CodeChar"/>
+              </w:rPr>
+              <w:t>.../conditions</w:t>
+            </w:r>
+            <w:r>
+              <w:t xml:space="preserve">, </w:t>
+            </w:r>
+            <w:r>
+              <w:rPr>
+                <w:rStyle w:val="CodeChar"/>
+              </w:rPr>
+              <w:t>.../procedures</w:t>
+            </w:r>
+          </w:p>
+        </w:tc>
+        <w:tc>
+          <w:tcPr>
+            <w:tcW w:type="dxa" w:w="2424"/>
           </w:tcPr>
           <w:p>
             <w:pPr>
@@ -11832,133 +12245,33 @@
         </w:trPr>
         <w:tc>
           <w:tcPr>
-            <w:tcW w:type="dxa" w:w="3040"/>
-          </w:tcPr>
-          <w:p>
-            <w:pPr>
-              <w:spacing w:before="40" w:after="80"/>
-            </w:pPr>
-            <w:r>
-              <w:rPr>
-                <w:rStyle w:val="CodeChar"/>
-              </w:rPr>
-              <w:t>Organization</w:t>
-            </w:r>
-          </w:p>
-        </w:tc>
-        <w:tc>
-          <w:tcPr>
-            <w:tcW w:type="dxa" w:w="3951"/>
-          </w:tcPr>
-          <w:p>
-            <w:pPr>
-              <w:spacing w:before="40" w:after="80"/>
-            </w:pPr>
-            <w:r>
-              <w:rPr>
-                <w:rStyle w:val="CodeChar"/>
-              </w:rPr>
-              <w:t>GET api/organizations/{id}</w:t>
-            </w:r>
-          </w:p>
-        </w:tc>
-        <w:tc>
-          <w:tcPr>
-            <w:tcW w:type="dxa" w:w="2369"/>
-          </w:tcPr>
-          <w:p>
-            <w:pPr>
-              <w:spacing w:before="40" w:after="80"/>
-            </w:pPr>
-            <w:r>
-              <w:t>When the payer asks for it.</w:t>
-            </w:r>
-          </w:p>
-        </w:tc>
-      </w:tr>
-      <w:tr>
-        <w:trPr>
-          <w:cantSplit/>
-        </w:trPr>
-        <w:tc>
-          <w:tcPr>
-            <w:tcW w:type="dxa" w:w="3040"/>
-          </w:tcPr>
-          <w:p>
-            <w:pPr>
-              <w:spacing w:before="40" w:after="80"/>
-            </w:pPr>
-            <w:r>
-              <w:rPr>
-                <w:rStyle w:val="CodeChar"/>
-              </w:rPr>
-              <w:t>Location</w:t>
-            </w:r>
-          </w:p>
-        </w:tc>
-        <w:tc>
-          <w:tcPr>
-            <w:tcW w:type="dxa" w:w="3951"/>
-          </w:tcPr>
-          <w:p>
-            <w:pPr>
-              <w:spacing w:before="40" w:after="80"/>
-            </w:pPr>
-            <w:r>
-              <w:rPr>
-                <w:rStyle w:val="CodeChar"/>
-              </w:rPr>
-              <w:t>GET api/locations/{id}</w:t>
-            </w:r>
-          </w:p>
-        </w:tc>
-        <w:tc>
-          <w:tcPr>
-            <w:tcW w:type="dxa" w:w="2369"/>
-          </w:tcPr>
-          <w:p>
-            <w:pPr>
-              <w:spacing w:before="40" w:after="80"/>
-            </w:pPr>
-            <w:r>
-              <w:t>When the payer asks for it.</w:t>
-            </w:r>
-          </w:p>
-        </w:tc>
-      </w:tr>
-      <w:tr>
-        <w:trPr>
-          <w:cantSplit/>
-        </w:trPr>
-        <w:tc>
-          <w:tcPr>
-            <w:tcW w:type="dxa" w:w="3040"/>
-          </w:tcPr>
-          <w:p>
-            <w:pPr>
-              <w:spacing w:before="40" w:after="80"/>
-            </w:pPr>
-            <w:r>
-              <w:rPr>
-                <w:rStyle w:val="CodeChar"/>
-              </w:rPr>
-              <w:t>Encounter</w:t>
-            </w:r>
-          </w:p>
-        </w:tc>
-        <w:tc>
-          <w:tcPr>
-            <w:tcW w:type="dxa" w:w="3951"/>
-          </w:tcPr>
-          <w:p>
-            <w:pPr>
-              <w:spacing w:before="40" w:after="80"/>
-            </w:pPr>
-            <w:r>
-              <w:rPr>
-                <w:rStyle w:val="CodeChar"/>
-              </w:rPr>
-              <w:t>GET api/encounters/{id}</w:t>
+            <w:tcW w:type="dxa" w:w="2780"/>
+          </w:tcPr>
+          <w:p>
+            <w:pPr>
+              <w:spacing w:before="40" w:after="80"/>
+            </w:pPr>
+            <w:r>
+              <w:rPr>
+                <w:rStyle w:val="CodeChar"/>
+              </w:rPr>
+              <w:t>DocumentReference</w:t>
+            </w:r>
+          </w:p>
+        </w:tc>
+        <w:tc>
+          <w:tcPr>
+            <w:tcW w:type="dxa" w:w="4156"/>
+          </w:tcPr>
+          <w:p>
+            <w:pPr>
+              <w:spacing w:before="40" w:after="80"/>
+            </w:pPr>
+            <w:r>
+              <w:rPr>
+                <w:rStyle w:val="CodeChar"/>
+              </w:rPr>
+              <w:t>GET api/patients/{id}/documents</w:t>
             </w:r>
             <w:r>
               <w:t xml:space="preserve"> and </w:t>
@@ -11967,158 +12280,13 @@
               <w:rPr>
                 <w:rStyle w:val="CodeChar"/>
               </w:rPr>
-              <w:t>GET api/patients/{id}/encounters</w:t>
-            </w:r>
-          </w:p>
-        </w:tc>
-        <w:tc>
-          <w:tcPr>
-            <w:tcW w:type="dxa" w:w="2369"/>
-          </w:tcPr>
-          <w:p>
-            <w:pPr>
-              <w:spacing w:before="40" w:after="80"/>
-            </w:pPr>
-            <w:r>
-              <w:t>When the payer asks for it.</w:t>
-            </w:r>
-          </w:p>
-        </w:tc>
-      </w:tr>
-      <w:tr>
-        <w:trPr>
-          <w:cantSplit/>
-        </w:trPr>
-        <w:tc>
-          <w:tcPr>
-            <w:tcW w:type="dxa" w:w="3040"/>
-          </w:tcPr>
-          <w:p>
-            <w:pPr>
-              <w:spacing w:before="40" w:after="80"/>
-            </w:pPr>
-            <w:r>
-              <w:rPr>
-                <w:rStyle w:val="CodeChar"/>
-              </w:rPr>
-              <w:t>Observation</w:t>
-            </w:r>
-            <w:r>
-              <w:t xml:space="preserve">, </w:t>
-            </w:r>
-            <w:r>
-              <w:rPr>
-                <w:rStyle w:val="CodeChar"/>
-              </w:rPr>
-              <w:t>Condition</w:t>
-            </w:r>
-            <w:r>
-              <w:t xml:space="preserve">, </w:t>
-            </w:r>
-            <w:r>
-              <w:rPr>
-                <w:rStyle w:val="CodeChar"/>
-              </w:rPr>
-              <w:t>Procedure</w:t>
-            </w:r>
-          </w:p>
-        </w:tc>
-        <w:tc>
-          <w:tcPr>
-            <w:tcW w:type="dxa" w:w="3951"/>
-          </w:tcPr>
-          <w:p>
-            <w:pPr>
-              <w:spacing w:before="40" w:after="80"/>
-            </w:pPr>
-            <w:r>
-              <w:rPr>
-                <w:rStyle w:val="CodeChar"/>
-              </w:rPr>
-              <w:t>GET api/patients/{id}/observations</w:t>
-            </w:r>
-            <w:r>
-              <w:t xml:space="preserve">, </w:t>
-            </w:r>
-            <w:r>
-              <w:rPr>
-                <w:rStyle w:val="CodeChar"/>
-              </w:rPr>
-              <w:t>.../conditions</w:t>
-            </w:r>
-            <w:r>
-              <w:t xml:space="preserve">, </w:t>
-            </w:r>
-            <w:r>
-              <w:rPr>
-                <w:rStyle w:val="CodeChar"/>
-              </w:rPr>
-              <w:t>.../procedures</w:t>
-            </w:r>
-          </w:p>
-        </w:tc>
-        <w:tc>
-          <w:tcPr>
-            <w:tcW w:type="dxa" w:w="2369"/>
-          </w:tcPr>
-          <w:p>
-            <w:pPr>
-              <w:spacing w:before="40" w:after="80"/>
-            </w:pPr>
-            <w:r>
-              <w:t>When the payer asks for it.</w:t>
-            </w:r>
-          </w:p>
-        </w:tc>
-      </w:tr>
-      <w:tr>
-        <w:trPr>
-          <w:cantSplit/>
-        </w:trPr>
-        <w:tc>
-          <w:tcPr>
-            <w:tcW w:type="dxa" w:w="3040"/>
-          </w:tcPr>
-          <w:p>
-            <w:pPr>
-              <w:spacing w:before="40" w:after="80"/>
-            </w:pPr>
-            <w:r>
-              <w:rPr>
-                <w:rStyle w:val="CodeChar"/>
-              </w:rPr>
-              <w:t>DocumentReference</w:t>
-            </w:r>
-          </w:p>
-        </w:tc>
-        <w:tc>
-          <w:tcPr>
-            <w:tcW w:type="dxa" w:w="3951"/>
-          </w:tcPr>
-          <w:p>
-            <w:pPr>
-              <w:spacing w:before="40" w:after="80"/>
-            </w:pPr>
-            <w:r>
-              <w:rPr>
-                <w:rStyle w:val="CodeChar"/>
-              </w:rPr>
-              <w:t>GET api/patients/{id}/documents</w:t>
-            </w:r>
-            <w:r>
-              <w:t xml:space="preserve"> and </w:t>
-            </w:r>
-            <w:r>
-              <w:rPr>
-                <w:rStyle w:val="CodeChar"/>
-              </w:rPr>
               <w:t>GET api/documents/{id}</w:t>
             </w:r>
           </w:p>
         </w:tc>
         <w:tc>
           <w:tcPr>
-            <w:tcW w:type="dxa" w:w="2369"/>
+            <w:tcW w:type="dxa" w:w="2424"/>
           </w:tcPr>
           <w:p>
             <w:pPr>
@@ -12161,8 +12329,8 @@
       </w:tblPr>
       <w:tblGrid>
         <w:gridCol w:w="2596"/>
-        <w:gridCol w:w="3519"/>
-        <w:gridCol w:w="3245"/>
+        <w:gridCol w:w="3403"/>
+        <w:gridCol w:w="3361"/>
       </w:tblGrid>
       <w:tr>
         <w:trPr>
@@ -12185,7 +12353,7 @@
         </w:tc>
         <w:tc>
           <w:tcPr>
-            <w:tcW w:type="dxa" w:w="3519"/>
+            <w:tcW w:type="dxa" w:w="3403"/>
             <w:shd w:val="clear" w:color="auto" w:fill="F2F2F2"/>
           </w:tcPr>
           <w:p>
@@ -12199,7 +12367,7 @@
         </w:tc>
         <w:tc>
           <w:tcPr>
-            <w:tcW w:type="dxa" w:w="3245"/>
+            <w:tcW w:type="dxa" w:w="3361"/>
             <w:shd w:val="clear" w:color="auto" w:fill="F2F2F2"/>
           </w:tcPr>
           <w:p>
@@ -12234,7 +12402,7 @@
         </w:tc>
         <w:tc>
           <w:tcPr>
-            <w:tcW w:type="dxa" w:w="3519"/>
+            <w:tcW w:type="dxa" w:w="3403"/>
           </w:tcPr>
           <w:p>
             <w:pPr>
@@ -12250,7 +12418,7 @@
         </w:tc>
         <w:tc>
           <w:tcPr>
-            <w:tcW w:type="dxa" w:w="3245"/>
+            <w:tcW w:type="dxa" w:w="3361"/>
           </w:tcPr>
           <w:p>
             <w:pPr>
@@ -12284,7 +12452,7 @@
         </w:tc>
         <w:tc>
           <w:tcPr>
-            <w:tcW w:type="dxa" w:w="3519"/>
+            <w:tcW w:type="dxa" w:w="3403"/>
           </w:tcPr>
           <w:p>
             <w:pPr>
@@ -12297,7 +12465,7 @@
         </w:tc>
         <w:tc>
           <w:tcPr>
-            <w:tcW w:type="dxa" w:w="3245"/>
+            <w:tcW w:type="dxa" w:w="3361"/>
           </w:tcPr>
           <w:p>
             <w:pPr>
@@ -12331,7 +12499,7 @@
         </w:tc>
         <w:tc>
           <w:tcPr>
-            <w:tcW w:type="dxa" w:w="3519"/>
+            <w:tcW w:type="dxa" w:w="3403"/>
           </w:tcPr>
           <w:p>
             <w:pPr>
@@ -12350,7 +12518,7 @@
         </w:tc>
         <w:tc>
           <w:tcPr>
-            <w:tcW w:type="dxa" w:w="3245"/>
+            <w:tcW w:type="dxa" w:w="3361"/>
           </w:tcPr>
           <w:p>
             <w:pPr>
@@ -12384,7 +12552,7 @@
         </w:tc>
         <w:tc>
           <w:tcPr>
-            <w:tcW w:type="dxa" w:w="3519"/>
+            <w:tcW w:type="dxa" w:w="3403"/>
           </w:tcPr>
           <w:p>
             <w:pPr>
@@ -12460,7 +12628,7 @@
         </w:tc>
         <w:tc>
           <w:tcPr>
-            <w:tcW w:type="dxa" w:w="3245"/>
+            <w:tcW w:type="dxa" w:w="3361"/>
           </w:tcPr>
           <w:p>
             <w:pPr>
@@ -12494,7 +12662,7 @@
         </w:tc>
         <w:tc>
           <w:tcPr>
-            <w:tcW w:type="dxa" w:w="3519"/>
+            <w:tcW w:type="dxa" w:w="3403"/>
           </w:tcPr>
           <w:p>
             <w:pPr>
@@ -12507,7 +12675,7 @@
         </w:tc>
         <w:tc>
           <w:tcPr>
-            <w:tcW w:type="dxa" w:w="3245"/>
+            <w:tcW w:type="dxa" w:w="3361"/>
           </w:tcPr>
           <w:p>
             <w:pPr>
@@ -12547,7 +12715,7 @@
         </w:tc>
         <w:tc>
           <w:tcPr>
-            <w:tcW w:type="dxa" w:w="3519"/>
+            <w:tcW w:type="dxa" w:w="3403"/>
           </w:tcPr>
           <w:p>
             <w:pPr>
@@ -12560,13 +12728,13 @@
               <w:t>Practitioner/{id}</w:t>
             </w:r>
             <w:r>
-              <w:t>. Left out when no practitioner is known.</w:t>
-            </w:r>
-          </w:p>
-        </w:tc>
-        <w:tc>
-          <w:tcPr>
-            <w:tcW w:type="dxa" w:w="3245"/>
+              <w:t>. Always sent, because CDS Hooks requires it.</w:t>
+            </w:r>
+          </w:p>
+        </w:tc>
+        <w:tc>
+          <w:tcPr>
+            <w:tcW w:type="dxa" w:w="3361"/>
           </w:tcPr>
           <w:p>
             <w:pPr>
@@ -12579,7 +12747,7 @@
               <w:t>userPractitionerId</w:t>
             </w:r>
             <w:r>
-              <w:t xml:space="preserve"> in API 3, or the requester of the order.</w:t>
+              <w:t xml:space="preserve"> in API 3, or the ordering practitioner of the order.</w:t>
             </w:r>
           </w:p>
         </w:tc>
@@ -12606,7 +12774,7 @@
         </w:tc>
         <w:tc>
           <w:tcPr>
-            <w:tcW w:type="dxa" w:w="3519"/>
+            <w:tcW w:type="dxa" w:w="3403"/>
           </w:tcPr>
           <w:p>
             <w:pPr>
@@ -12619,7 +12787,7 @@
         </w:tc>
         <w:tc>
           <w:tcPr>
-            <w:tcW w:type="dxa" w:w="3245"/>
+            <w:tcW w:type="dxa" w:w="3361"/>
           </w:tcPr>
           <w:p>
             <w:pPr>
@@ -12659,7 +12827,7 @@
         </w:tc>
         <w:tc>
           <w:tcPr>
-            <w:tcW w:type="dxa" w:w="3519"/>
+            <w:tcW w:type="dxa" w:w="3403"/>
           </w:tcPr>
           <w:p>
             <w:pPr>
@@ -12672,7 +12840,7 @@
         </w:tc>
         <w:tc>
           <w:tcPr>
-            <w:tcW w:type="dxa" w:w="3245"/>
+            <w:tcW w:type="dxa" w:w="3361"/>
           </w:tcPr>
           <w:p>
             <w:pPr>
@@ -12712,7 +12880,7 @@
         </w:tc>
         <w:tc>
           <w:tcPr>
-            <w:tcW w:type="dxa" w:w="3519"/>
+            <w:tcW w:type="dxa" w:w="3403"/>
           </w:tcPr>
           <w:p>
             <w:pPr>
@@ -12725,7 +12893,7 @@
         </w:tc>
         <w:tc>
           <w:tcPr>
-            <w:tcW w:type="dxa" w:w="3245"/>
+            <w:tcW w:type="dxa" w:w="3361"/>
           </w:tcPr>
           <w:p>
             <w:pPr>
@@ -13898,6 +14066,59 @@
               <w:spacing w:before="40" w:after="80"/>
             </w:pPr>
             <w:r>
+              <w:t>422</w:t>
+            </w:r>
+          </w:p>
+        </w:tc>
+        <w:tc>
+          <w:tcPr>
+            <w:tcW w:type="dxa" w:w="4576"/>
+          </w:tcPr>
+          <w:p>
+            <w:pPr>
+              <w:spacing w:before="40" w:after="80"/>
+            </w:pPr>
+            <w:r>
+              <w:t>(API 3) The request is correct, but the gateway cannot tell which insurance to use.</w:t>
+            </w:r>
+          </w:p>
+        </w:tc>
+        <w:tc>
+          <w:tcPr>
+            <w:tcW w:type="dxa" w:w="3800"/>
+          </w:tcPr>
+          <w:p>
+            <w:pPr>
+              <w:spacing w:before="40" w:after="80"/>
+            </w:pPr>
+            <w:r>
+              <w:t xml:space="preserve">Send </w:t>
+            </w:r>
+            <w:r>
+              <w:rPr>
+                <w:rStyle w:val="CodeChar"/>
+              </w:rPr>
+              <w:t>coverageId</w:t>
+            </w:r>
+            <w:r>
+              <w:t>.</w:t>
+            </w:r>
+          </w:p>
+        </w:tc>
+      </w:tr>
+      <w:tr>
+        <w:trPr>
+          <w:cantSplit/>
+        </w:trPr>
+        <w:tc>
+          <w:tcPr>
+            <w:tcW w:type="dxa" w:w="984"/>
+          </w:tcPr>
+          <w:p>
+            <w:pPr>
+              <w:spacing w:before="40" w:after="80"/>
+            </w:pPr>
+            <w:r>
               <w:t>415</w:t>
             </w:r>
           </w:p>
@@ -14179,10 +14400,10 @@
         <w:tblLook w:firstColumn="1" w:firstRow="1" w:lastColumn="0" w:lastRow="0" w:noHBand="0" w:noVBand="1" w:val="04A0"/>
       </w:tblPr>
       <w:tblGrid>
-        <w:gridCol w:w="2025"/>
+        <w:gridCol w:w="2588"/>
         <w:gridCol w:w="984"/>
-        <w:gridCol w:w="2678"/>
-        <w:gridCol w:w="3673"/>
+        <w:gridCol w:w="2710"/>
+        <w:gridCol w:w="3078"/>
       </w:tblGrid>
       <w:tr>
         <w:trPr>
@@ -14191,7 +14412,7 @@
         </w:trPr>
         <w:tc>
           <w:tcPr>
-            <w:tcW w:type="dxa" w:w="2025"/>
+            <w:tcW w:type="dxa" w:w="2588"/>
             <w:shd w:val="clear" w:color="auto" w:fill="F2F2F2"/>
           </w:tcPr>
           <w:p>
@@ -14219,7 +14440,7 @@
         </w:tc>
         <w:tc>
           <w:tcPr>
-            <w:tcW w:type="dxa" w:w="2678"/>
+            <w:tcW w:type="dxa" w:w="2710"/>
             <w:shd w:val="clear" w:color="auto" w:fill="F2F2F2"/>
           </w:tcPr>
           <w:p>
@@ -14236,7 +14457,7 @@
         </w:tc>
         <w:tc>
           <w:tcPr>
-            <w:tcW w:type="dxa" w:w="3673"/>
+            <w:tcW w:type="dxa" w:w="3078"/>
             <w:shd w:val="clear" w:color="auto" w:fill="F2F2F2"/>
           </w:tcPr>
           <w:p>
@@ -14258,7 +14479,7 @@
         </w:trPr>
         <w:tc>
           <w:tcPr>
-            <w:tcW w:type="dxa" w:w="2025"/>
+            <w:tcW w:type="dxa" w:w="2588"/>
           </w:tcPr>
           <w:p>
             <w:pPr>
@@ -14284,7 +14505,7 @@
         </w:tc>
         <w:tc>
           <w:tcPr>
-            <w:tcW w:type="dxa" w:w="2678"/>
+            <w:tcW w:type="dxa" w:w="2710"/>
           </w:tcPr>
           <w:p>
             <w:pPr>
@@ -14297,7 +14518,7 @@
         </w:tc>
         <w:tc>
           <w:tcPr>
-            <w:tcW w:type="dxa" w:w="3673"/>
+            <w:tcW w:type="dxa" w:w="3078"/>
           </w:tcPr>
           <w:p>
             <w:pPr>
@@ -14315,7 +14536,7 @@
         </w:trPr>
         <w:tc>
           <w:tcPr>
-            <w:tcW w:type="dxa" w:w="2025"/>
+            <w:tcW w:type="dxa" w:w="2588"/>
           </w:tcPr>
           <w:p>
             <w:pPr>
@@ -14356,7 +14577,7 @@
         </w:tc>
         <w:tc>
           <w:tcPr>
-            <w:tcW w:type="dxa" w:w="2678"/>
+            <w:tcW w:type="dxa" w:w="2710"/>
           </w:tcPr>
           <w:p>
             <w:pPr>
@@ -14369,7 +14590,7 @@
         </w:tc>
         <w:tc>
           <w:tcPr>
-            <w:tcW w:type="dxa" w:w="3673"/>
+            <w:tcW w:type="dxa" w:w="3078"/>
           </w:tcPr>
           <w:p>
             <w:pPr>
@@ -14387,7 +14608,7 @@
         </w:trPr>
         <w:tc>
           <w:tcPr>
-            <w:tcW w:type="dxa" w:w="2025"/>
+            <w:tcW w:type="dxa" w:w="2588"/>
           </w:tcPr>
           <w:p>
             <w:pPr>
@@ -14428,7 +14649,7 @@
         </w:tc>
         <w:tc>
           <w:tcPr>
-            <w:tcW w:type="dxa" w:w="2678"/>
+            <w:tcW w:type="dxa" w:w="2710"/>
           </w:tcPr>
           <w:p>
             <w:pPr>
@@ -14441,7 +14662,7 @@
         </w:tc>
         <w:tc>
           <w:tcPr>
-            <w:tcW w:type="dxa" w:w="3673"/>
+            <w:tcW w:type="dxa" w:w="3078"/>
           </w:tcPr>
           <w:p>
             <w:pPr>
@@ -14459,7 +14680,7 @@
         </w:trPr>
         <w:tc>
           <w:tcPr>
-            <w:tcW w:type="dxa" w:w="2025"/>
+            <w:tcW w:type="dxa" w:w="2588"/>
           </w:tcPr>
           <w:p>
             <w:pPr>
@@ -14500,7 +14721,7 @@
         </w:tc>
         <w:tc>
           <w:tcPr>
-            <w:tcW w:type="dxa" w:w="2678"/>
+            <w:tcW w:type="dxa" w:w="2710"/>
           </w:tcPr>
           <w:p>
             <w:pPr>
@@ -14513,7 +14734,7 @@
         </w:tc>
         <w:tc>
           <w:tcPr>
-            <w:tcW w:type="dxa" w:w="3673"/>
+            <w:tcW w:type="dxa" w:w="3078"/>
           </w:tcPr>
           <w:p>
             <w:pPr>
@@ -14531,7 +14752,7 @@
         </w:trPr>
         <w:tc>
           <w:tcPr>
-            <w:tcW w:type="dxa" w:w="2025"/>
+            <w:tcW w:type="dxa" w:w="2588"/>
           </w:tcPr>
           <w:p>
             <w:pPr>
@@ -14572,7 +14793,7 @@
         </w:tc>
         <w:tc>
           <w:tcPr>
-            <w:tcW w:type="dxa" w:w="2678"/>
+            <w:tcW w:type="dxa" w:w="2710"/>
           </w:tcPr>
           <w:p>
             <w:pPr>
@@ -14585,7 +14806,7 @@
         </w:tc>
         <w:tc>
           <w:tcPr>
-            <w:tcW w:type="dxa" w:w="3673"/>
+            <w:tcW w:type="dxa" w:w="3078"/>
           </w:tcPr>
           <w:p>
             <w:pPr>
@@ -14603,7 +14824,7 @@
         </w:trPr>
         <w:tc>
           <w:tcPr>
-            <w:tcW w:type="dxa" w:w="2025"/>
+            <w:tcW w:type="dxa" w:w="2588"/>
           </w:tcPr>
           <w:p>
             <w:pPr>
@@ -14635,7 +14856,7 @@
         </w:tc>
         <w:tc>
           <w:tcPr>
-            <w:tcW w:type="dxa" w:w="2678"/>
+            <w:tcW w:type="dxa" w:w="2710"/>
           </w:tcPr>
           <w:p>
             <w:pPr>
@@ -14648,7 +14869,7 @@
         </w:tc>
         <w:tc>
           <w:tcPr>
-            <w:tcW w:type="dxa" w:w="3673"/>
+            <w:tcW w:type="dxa" w:w="3078"/>
           </w:tcPr>
           <w:p>
             <w:pPr>
@@ -14666,7 +14887,7 @@
         </w:trPr>
         <w:tc>
           <w:tcPr>
-            <w:tcW w:type="dxa" w:w="2025"/>
+            <w:tcW w:type="dxa" w:w="2588"/>
           </w:tcPr>
           <w:p>
             <w:pPr>
@@ -14707,7 +14928,7 @@
         </w:tc>
         <w:tc>
           <w:tcPr>
-            <w:tcW w:type="dxa" w:w="2678"/>
+            <w:tcW w:type="dxa" w:w="2710"/>
           </w:tcPr>
           <w:p>
             <w:pPr>
@@ -14720,7 +14941,7 @@
         </w:tc>
         <w:tc>
           <w:tcPr>
-            <w:tcW w:type="dxa" w:w="3673"/>
+            <w:tcW w:type="dxa" w:w="3078"/>
           </w:tcPr>
           <w:p>
             <w:pPr>
@@ -14738,7 +14959,7 @@
         </w:trPr>
         <w:tc>
           <w:tcPr>
-            <w:tcW w:type="dxa" w:w="2025"/>
+            <w:tcW w:type="dxa" w:w="2588"/>
           </w:tcPr>
           <w:p>
             <w:pPr>
@@ -14770,7 +14991,7 @@
         </w:tc>
         <w:tc>
           <w:tcPr>
-            <w:tcW w:type="dxa" w:w="2678"/>
+            <w:tcW w:type="dxa" w:w="2710"/>
           </w:tcPr>
           <w:p>
             <w:pPr>
@@ -14783,7 +15004,7 @@
         </w:tc>
         <w:tc>
           <w:tcPr>
-            <w:tcW w:type="dxa" w:w="3673"/>
+            <w:tcW w:type="dxa" w:w="3078"/>
           </w:tcPr>
           <w:p>
             <w:pPr>
@@ -14801,7 +15022,7 @@
         </w:trPr>
         <w:tc>
           <w:tcPr>
-            <w:tcW w:type="dxa" w:w="2025"/>
+            <w:tcW w:type="dxa" w:w="2588"/>
           </w:tcPr>
           <w:p>
             <w:pPr>
@@ -14827,7 +15048,7 @@
         </w:tc>
         <w:tc>
           <w:tcPr>
-            <w:tcW w:type="dxa" w:w="2678"/>
+            <w:tcW w:type="dxa" w:w="2710"/>
           </w:tcPr>
           <w:p>
             <w:pPr>
@@ -14840,7 +15061,7 @@
         </w:tc>
         <w:tc>
           <w:tcPr>
-            <w:tcW w:type="dxa" w:w="3673"/>
+            <w:tcW w:type="dxa" w:w="3078"/>
           </w:tcPr>
           <w:p>
             <w:pPr>
@@ -14858,7 +15079,7 @@
         </w:trPr>
         <w:tc>
           <w:tcPr>
-            <w:tcW w:type="dxa" w:w="2025"/>
+            <w:tcW w:type="dxa" w:w="2588"/>
           </w:tcPr>
           <w:p>
             <w:pPr>
@@ -14884,7 +15105,7 @@
         </w:tc>
         <w:tc>
           <w:tcPr>
-            <w:tcW w:type="dxa" w:w="2678"/>
+            <w:tcW w:type="dxa" w:w="2710"/>
           </w:tcPr>
           <w:p>
             <w:pPr>
@@ -14897,7 +15118,7 @@
         </w:tc>
         <w:tc>
           <w:tcPr>
-            <w:tcW w:type="dxa" w:w="3673"/>
+            <w:tcW w:type="dxa" w:w="3078"/>
           </w:tcPr>
           <w:p>
             <w:pPr>
@@ -14924,7 +15145,7 @@
         </w:trPr>
         <w:tc>
           <w:tcPr>
-            <w:tcW w:type="dxa" w:w="2025"/>
+            <w:tcW w:type="dxa" w:w="2588"/>
           </w:tcPr>
           <w:p>
             <w:pPr>
@@ -14950,7 +15171,7 @@
         </w:tc>
         <w:tc>
           <w:tcPr>
-            <w:tcW w:type="dxa" w:w="2678"/>
+            <w:tcW w:type="dxa" w:w="2710"/>
           </w:tcPr>
           <w:p>
             <w:pPr>
@@ -14963,7 +15184,7 @@
         </w:tc>
         <w:tc>
           <w:tcPr>
-            <w:tcW w:type="dxa" w:w="3673"/>
+            <w:tcW w:type="dxa" w:w="3078"/>
           </w:tcPr>
           <w:p>
             <w:pPr>
@@ -14981,7 +15202,139 @@
         </w:trPr>
         <w:tc>
           <w:tcPr>
-            <w:tcW w:type="dxa" w:w="2025"/>
+            <w:tcW w:type="dxa" w:w="2588"/>
+          </w:tcPr>
+          <w:p>
+            <w:pPr>
+              <w:spacing w:before="40" w:after="80"/>
+            </w:pPr>
+            <w:r>
+              <w:t xml:space="preserve">No signing clinician: </w:t>
+            </w:r>
+            <w:r>
+              <w:rPr>
+                <w:rStyle w:val="CodeChar"/>
+              </w:rPr>
+              <w:t>userPractitionerId</w:t>
+            </w:r>
+            <w:r>
+              <w:t xml:space="preserve"> is not sent and the order has no ordering practitioner</w:t>
+            </w:r>
+          </w:p>
+        </w:tc>
+        <w:tc>
+          <w:tcPr>
+            <w:tcW w:type="dxa" w:w="984"/>
+          </w:tcPr>
+          <w:p>
+            <w:pPr>
+              <w:spacing w:before="40" w:after="80"/>
+            </w:pPr>
+            <w:r>
+              <w:t>400</w:t>
+            </w:r>
+          </w:p>
+        </w:tc>
+        <w:tc>
+          <w:tcPr>
+            <w:tcW w:type="dxa" w:w="2710"/>
+          </w:tcPr>
+          <w:p>
+            <w:pPr>
+              <w:spacing w:before="40" w:after="80"/>
+            </w:pPr>
+            <w:r>
+              <w:t>"userPractitionerId is required: the orders have no ordering practitioner that could be used instead."</w:t>
+            </w:r>
+          </w:p>
+        </w:tc>
+        <w:tc>
+          <w:tcPr>
+            <w:tcW w:type="dxa" w:w="3078"/>
+          </w:tcPr>
+          <w:p>
+            <w:pPr>
+              <w:spacing w:before="40" w:after="80"/>
+            </w:pPr>
+            <w:r>
+              <w:t>empty</w:t>
+            </w:r>
+          </w:p>
+        </w:tc>
+      </w:tr>
+      <w:tr>
+        <w:trPr>
+          <w:cantSplit/>
+        </w:trPr>
+        <w:tc>
+          <w:tcPr>
+            <w:tcW w:type="dxa" w:w="2588"/>
+          </w:tcPr>
+          <w:p>
+            <w:pPr>
+              <w:spacing w:before="40" w:after="80"/>
+            </w:pPr>
+            <w:r>
+              <w:t xml:space="preserve">The patient has more than one active insurance, </w:t>
+            </w:r>
+            <w:r>
+              <w:rPr>
+                <w:rStyle w:val="CodeChar"/>
+              </w:rPr>
+              <w:t>coverageId</w:t>
+            </w:r>
+            <w:r>
+              <w:t xml:space="preserve"> is not sent and the order names none</w:t>
+            </w:r>
+          </w:p>
+        </w:tc>
+        <w:tc>
+          <w:tcPr>
+            <w:tcW w:type="dxa" w:w="984"/>
+          </w:tcPr>
+          <w:p>
+            <w:pPr>
+              <w:spacing w:before="40" w:after="80"/>
+            </w:pPr>
+            <w:r>
+              <w:t>422</w:t>
+            </w:r>
+          </w:p>
+        </w:tc>
+        <w:tc>
+          <w:tcPr>
+            <w:tcW w:type="dxa" w:w="2710"/>
+          </w:tcPr>
+          <w:p>
+            <w:pPr>
+              <w:spacing w:before="40" w:after="80"/>
+            </w:pPr>
+            <w:r>
+              <w:t>"The patient has {n} active insurances ({ids}) and the orders do not say which one to use. Send coverageId."</w:t>
+            </w:r>
+          </w:p>
+        </w:tc>
+        <w:tc>
+          <w:tcPr>
+            <w:tcW w:type="dxa" w:w="3078"/>
+          </w:tcPr>
+          <w:p>
+            <w:pPr>
+              <w:spacing w:before="40" w:after="80"/>
+            </w:pPr>
+            <w:r>
+              <w:t>empty</w:t>
+            </w:r>
+          </w:p>
+        </w:tc>
+      </w:tr>
+      <w:tr>
+        <w:trPr>
+          <w:cantSplit/>
+        </w:trPr>
+        <w:tc>
+          <w:tcPr>
+            <w:tcW w:type="dxa" w:w="2588"/>
           </w:tcPr>
           <w:p>
             <w:pPr>
@@ -15007,7 +15360,7 @@
         </w:tc>
         <w:tc>
           <w:tcPr>
-            <w:tcW w:type="dxa" w:w="2678"/>
+            <w:tcW w:type="dxa" w:w="2710"/>
           </w:tcPr>
           <w:p>
             <w:pPr>
@@ -15020,7 +15373,7 @@
         </w:tc>
         <w:tc>
           <w:tcPr>
-            <w:tcW w:type="dxa" w:w="3673"/>
+            <w:tcW w:type="dxa" w:w="3078"/>
           </w:tcPr>
           <w:p>
             <w:pPr>
@@ -15038,7 +15391,7 @@
         </w:trPr>
         <w:tc>
           <w:tcPr>
-            <w:tcW w:type="dxa" w:w="2025"/>
+            <w:tcW w:type="dxa" w:w="2588"/>
           </w:tcPr>
           <w:p>
             <w:pPr>
@@ -15064,7 +15417,7 @@
         </w:tc>
         <w:tc>
           <w:tcPr>
-            <w:tcW w:type="dxa" w:w="2678"/>
+            <w:tcW w:type="dxa" w:w="2710"/>
           </w:tcPr>
           <w:p>
             <w:pPr>
@@ -15077,7 +15430,7 @@
         </w:tc>
         <w:tc>
           <w:tcPr>
-            <w:tcW w:type="dxa" w:w="3673"/>
+            <w:tcW w:type="dxa" w:w="3078"/>
           </w:tcPr>
           <w:p>
             <w:pPr>
@@ -15117,7 +15470,7 @@
     </w:p>
     <w:p>
       <w:r>
-        <w:t>An optional value that is not sent never gives an error.</w:t>
+        <w:t>An optional value that is not sent gives no error, except in the two cases of the table above: no signing clinician, and more than one active insurance.</w:t>
       </w:r>
     </w:p>
     <w:tbl>
@@ -15128,9 +15481,9 @@
         <w:tblLook w:firstColumn="1" w:firstRow="1" w:lastColumn="0" w:lastRow="0" w:noHBand="0" w:noVBand="1" w:val="04A0"/>
       </w:tblPr>
       <w:tblGrid>
-        <w:gridCol w:w="4086"/>
-        <w:gridCol w:w="984"/>
-        <w:gridCol w:w="4290"/>
+        <w:gridCol w:w="3860"/>
+        <w:gridCol w:w="1480"/>
+        <w:gridCol w:w="4020"/>
       </w:tblGrid>
       <w:tr>
         <w:trPr>
@@ -15139,7 +15492,7 @@
         </w:trPr>
         <w:tc>
           <w:tcPr>
-            <w:tcW w:type="dxa" w:w="4086"/>
+            <w:tcW w:type="dxa" w:w="3860"/>
             <w:shd w:val="clear" w:color="auto" w:fill="F2F2F2"/>
           </w:tcPr>
           <w:p>
@@ -15153,7 +15506,7 @@
         </w:tc>
         <w:tc>
           <w:tcPr>
-            <w:tcW w:type="dxa" w:w="984"/>
+            <w:tcW w:type="dxa" w:w="1480"/>
             <w:shd w:val="clear" w:color="auto" w:fill="F2F2F2"/>
           </w:tcPr>
           <w:p>
@@ -15167,7 +15520,7 @@
         </w:tc>
         <w:tc>
           <w:tcPr>
-            <w:tcW w:type="dxa" w:w="4290"/>
+            <w:tcW w:type="dxa" w:w="4020"/>
             <w:shd w:val="clear" w:color="auto" w:fill="F2F2F2"/>
           </w:tcPr>
           <w:p>
@@ -15186,7 +15539,7 @@
         </w:trPr>
         <w:tc>
           <w:tcPr>
-            <w:tcW w:type="dxa" w:w="4086"/>
+            <w:tcW w:type="dxa" w:w="3860"/>
           </w:tcPr>
           <w:p>
             <w:pPr>
@@ -15205,7 +15558,57 @@
         </w:tc>
         <w:tc>
           <w:tcPr>
-            <w:tcW w:type="dxa" w:w="984"/>
+            <w:tcW w:type="dxa" w:w="1480"/>
+          </w:tcPr>
+          <w:p>
+            <w:pPr>
+              <w:spacing w:before="40" w:after="80"/>
+            </w:pPr>
+            <w:r>
+              <w:t>200 or 422</w:t>
+            </w:r>
+          </w:p>
+        </w:tc>
+        <w:tc>
+          <w:tcPr>
+            <w:tcW w:type="dxa" w:w="4020"/>
+          </w:tcPr>
+          <w:p>
+            <w:pPr>
+              <w:spacing w:before="40" w:after="80"/>
+            </w:pPr>
+            <w:r>
+              <w:t>The gateway uses the insurance linked to the order. If there is none, it uses the patient's only active insurance. With more than one active insurance and none named by the order, the status is 422.</w:t>
+            </w:r>
+          </w:p>
+        </w:tc>
+      </w:tr>
+      <w:tr>
+        <w:trPr>
+          <w:cantSplit/>
+        </w:trPr>
+        <w:tc>
+          <w:tcPr>
+            <w:tcW w:type="dxa" w:w="3860"/>
+          </w:tcPr>
+          <w:p>
+            <w:pPr>
+              <w:spacing w:before="40" w:after="80"/>
+            </w:pPr>
+            <w:r>
+              <w:rPr>
+                <w:rStyle w:val="CodeChar"/>
+              </w:rPr>
+              <w:t>coverageId</w:t>
+            </w:r>
+            <w:r>
+              <w:t xml:space="preserve"> sent, but it is not an active insurance of the patient</w:t>
+            </w:r>
+          </w:p>
+        </w:tc>
+        <w:tc>
+          <w:tcPr>
+            <w:tcW w:type="dxa" w:w="1480"/>
           </w:tcPr>
           <w:p>
             <w:pPr>
@@ -15218,25 +15621,61 @@
         </w:tc>
         <w:tc>
           <w:tcPr>
-            <w:tcW w:type="dxa" w:w="4290"/>
-          </w:tcPr>
-          <w:p>
-            <w:pPr>
-              <w:spacing w:before="40" w:after="80"/>
-            </w:pPr>
-            <w:r>
-              <w:t>The gateway uses the insurance linked to the order. If there is none, it uses the first active insurance of the patient.</w:t>
-            </w:r>
-          </w:p>
-        </w:tc>
-      </w:tr>
-      <w:tr>
-        <w:trPr>
-          <w:cantSplit/>
-        </w:trPr>
-        <w:tc>
-          <w:tcPr>
-            <w:tcW w:type="dxa" w:w="4086"/>
+            <w:tcW w:type="dxa" w:w="4020"/>
+          </w:tcPr>
+          <w:p>
+            <w:pPr>
+              <w:spacing w:before="40" w:after="80"/>
+            </w:pPr>
+            <w:r>
+              <w:t xml:space="preserve">The payer is not called. </w:t>
+            </w:r>
+            <w:r>
+              <w:rPr>
+                <w:rStyle w:val="CodeChar"/>
+              </w:rPr>
+              <w:t>covered</w:t>
+            </w:r>
+            <w:r>
+              <w:t xml:space="preserve"> is </w:t>
+            </w:r>
+            <w:r>
+              <w:rPr>
+                <w:rStyle w:val="CodeChar"/>
+              </w:rPr>
+              <w:t>unknown</w:t>
+            </w:r>
+            <w:r>
+              <w:t xml:space="preserve"> and </w:t>
+            </w:r>
+            <w:r>
+              <w:rPr>
+                <w:rStyle w:val="CodeChar"/>
+              </w:rPr>
+              <w:t>payerCall.outcome</w:t>
+            </w:r>
+            <w:r>
+              <w:t xml:space="preserve"> is </w:t>
+            </w:r>
+            <w:r>
+              <w:rPr>
+                <w:rStyle w:val="CodeChar"/>
+              </w:rPr>
+              <w:t>skipped</w:t>
+            </w:r>
+            <w:r>
+              <w:t>, with the message "Insurance {coverageId} is not an active insurance of this patient. Coverage requirements could not be checked."</w:t>
+            </w:r>
+          </w:p>
+        </w:tc>
+      </w:tr>
+      <w:tr>
+        <w:trPr>
+          <w:cantSplit/>
+        </w:trPr>
+        <w:tc>
+          <w:tcPr>
+            <w:tcW w:type="dxa" w:w="3860"/>
           </w:tcPr>
           <w:p>
             <w:pPr>
@@ -15249,13 +15688,13 @@
               <w:t>coverageId</w:t>
             </w:r>
             <w:r>
-              <w:t xml:space="preserve"> sent, but it is not an active insurance of the patient</w:t>
-            </w:r>
-          </w:p>
-        </w:tc>
-        <w:tc>
-          <w:tcPr>
-            <w:tcW w:type="dxa" w:w="984"/>
+              <w:t xml:space="preserve"> not sent and the patient has no active insurance</w:t>
+            </w:r>
+          </w:p>
+        </w:tc>
+        <w:tc>
+          <w:tcPr>
+            <w:tcW w:type="dxa" w:w="1480"/>
           </w:tcPr>
           <w:p>
             <w:pPr>
@@ -15268,7 +15707,7 @@
         </w:tc>
         <w:tc>
           <w:tcPr>
-            <w:tcW w:type="dxa" w:w="4290"/>
+            <w:tcW w:type="dxa" w:w="4020"/>
           </w:tcPr>
           <w:p>
             <w:pPr>
@@ -15322,26 +15761,26 @@
         </w:trPr>
         <w:tc>
           <w:tcPr>
-            <w:tcW w:type="dxa" w:w="4086"/>
-          </w:tcPr>
-          <w:p>
-            <w:pPr>
-              <w:spacing w:before="40" w:after="80"/>
-            </w:pPr>
-            <w:r>
-              <w:rPr>
-                <w:rStyle w:val="CodeChar"/>
-              </w:rPr>
-              <w:t>coverageId</w:t>
-            </w:r>
-            <w:r>
-              <w:t xml:space="preserve"> not sent and the patient has no active insurance</w:t>
-            </w:r>
-          </w:p>
-        </w:tc>
-        <w:tc>
-          <w:tcPr>
-            <w:tcW w:type="dxa" w:w="984"/>
+            <w:tcW w:type="dxa" w:w="3860"/>
+          </w:tcPr>
+          <w:p>
+            <w:pPr>
+              <w:spacing w:before="40" w:after="80"/>
+            </w:pPr>
+            <w:r>
+              <w:rPr>
+                <w:rStyle w:val="CodeChar"/>
+              </w:rPr>
+              <w:t>encounterId</w:t>
+            </w:r>
+            <w:r>
+              <w:t xml:space="preserve"> not sent</w:t>
+            </w:r>
+          </w:p>
+        </w:tc>
+        <w:tc>
+          <w:tcPr>
+            <w:tcW w:type="dxa" w:w="1480"/>
           </w:tcPr>
           <w:p>
             <w:pPr>
@@ -15354,25 +15793,25 @@
         </w:tc>
         <w:tc>
           <w:tcPr>
-            <w:tcW w:type="dxa" w:w="4290"/>
-          </w:tcPr>
-          <w:p>
-            <w:pPr>
-              <w:spacing w:before="40" w:after="80"/>
-            </w:pPr>
-            <w:r>
-              <w:t>The same as the row above.</w:t>
-            </w:r>
-          </w:p>
-        </w:tc>
-      </w:tr>
-      <w:tr>
-        <w:trPr>
-          <w:cantSplit/>
-        </w:trPr>
-        <w:tc>
-          <w:tcPr>
-            <w:tcW w:type="dxa" w:w="4086"/>
+            <w:tcW w:type="dxa" w:w="4020"/>
+          </w:tcPr>
+          <w:p>
+            <w:pPr>
+              <w:spacing w:before="40" w:after="80"/>
+            </w:pPr>
+            <w:r>
+              <w:t>The hook is sent without an encounter.</w:t>
+            </w:r>
+          </w:p>
+        </w:tc>
+      </w:tr>
+      <w:tr>
+        <w:trPr>
+          <w:cantSplit/>
+        </w:trPr>
+        <w:tc>
+          <w:tcPr>
+            <w:tcW w:type="dxa" w:w="3860"/>
           </w:tcPr>
           <w:p>
             <w:pPr>
@@ -15385,13 +15824,113 @@
               <w:t>encounterId</w:t>
             </w:r>
             <w:r>
+              <w:t xml:space="preserve"> sent with an id the EHR does not know</w:t>
+            </w:r>
+          </w:p>
+        </w:tc>
+        <w:tc>
+          <w:tcPr>
+            <w:tcW w:type="dxa" w:w="1480"/>
+          </w:tcPr>
+          <w:p>
+            <w:pPr>
+              <w:spacing w:before="40" w:after="80"/>
+            </w:pPr>
+            <w:r>
+              <w:t>200</w:t>
+            </w:r>
+          </w:p>
+        </w:tc>
+        <w:tc>
+          <w:tcPr>
+            <w:tcW w:type="dxa" w:w="4020"/>
+          </w:tcPr>
+          <w:p>
+            <w:pPr>
+              <w:spacing w:before="40" w:after="80"/>
+            </w:pPr>
+            <w:r>
+              <w:t>The gateway does not check this id. It passes it to the payer.</w:t>
+            </w:r>
+          </w:p>
+        </w:tc>
+      </w:tr>
+      <w:tr>
+        <w:trPr>
+          <w:cantSplit/>
+        </w:trPr>
+        <w:tc>
+          <w:tcPr>
+            <w:tcW w:type="dxa" w:w="3860"/>
+          </w:tcPr>
+          <w:p>
+            <w:pPr>
+              <w:spacing w:before="40" w:after="80"/>
+            </w:pPr>
+            <w:r>
+              <w:rPr>
+                <w:rStyle w:val="CodeChar"/>
+              </w:rPr>
+              <w:t>userPractitionerId</w:t>
+            </w:r>
+            <w:r>
               <w:t xml:space="preserve"> not sent</w:t>
             </w:r>
           </w:p>
         </w:tc>
         <w:tc>
           <w:tcPr>
-            <w:tcW w:type="dxa" w:w="984"/>
+            <w:tcW w:type="dxa" w:w="1480"/>
+          </w:tcPr>
+          <w:p>
+            <w:pPr>
+              <w:spacing w:before="40" w:after="80"/>
+            </w:pPr>
+            <w:r>
+              <w:t>200 or 400</w:t>
+            </w:r>
+          </w:p>
+        </w:tc>
+        <w:tc>
+          <w:tcPr>
+            <w:tcW w:type="dxa" w:w="4020"/>
+          </w:tcPr>
+          <w:p>
+            <w:pPr>
+              <w:spacing w:before="40" w:after="80"/>
+            </w:pPr>
+            <w:r>
+              <w:t>The gateway uses the ordering practitioner of the order. If the order has none, the status is 400.</w:t>
+            </w:r>
+          </w:p>
+        </w:tc>
+      </w:tr>
+      <w:tr>
+        <w:trPr>
+          <w:cantSplit/>
+        </w:trPr>
+        <w:tc>
+          <w:tcPr>
+            <w:tcW w:type="dxa" w:w="3860"/>
+          </w:tcPr>
+          <w:p>
+            <w:pPr>
+              <w:spacing w:before="40" w:after="80"/>
+            </w:pPr>
+            <w:r>
+              <w:rPr>
+                <w:rStyle w:val="CodeChar"/>
+              </w:rPr>
+              <w:t>userPractitionerId</w:t>
+            </w:r>
+            <w:r>
+              <w:t xml:space="preserve"> sent with an id the EHR does not know</w:t>
+            </w:r>
+          </w:p>
+        </w:tc>
+        <w:tc>
+          <w:tcPr>
+            <w:tcW w:type="dxa" w:w="1480"/>
           </w:tcPr>
           <w:p>
             <w:pPr>
@@ -15404,44 +15943,44 @@
         </w:tc>
         <w:tc>
           <w:tcPr>
-            <w:tcW w:type="dxa" w:w="4290"/>
-          </w:tcPr>
-          <w:p>
-            <w:pPr>
-              <w:spacing w:before="40" w:after="80"/>
-            </w:pPr>
-            <w:r>
-              <w:t>The hook is sent without an encounter.</w:t>
-            </w:r>
-          </w:p>
-        </w:tc>
-      </w:tr>
-      <w:tr>
-        <w:trPr>
-          <w:cantSplit/>
-        </w:trPr>
-        <w:tc>
-          <w:tcPr>
-            <w:tcW w:type="dxa" w:w="4086"/>
-          </w:tcPr>
-          <w:p>
-            <w:pPr>
-              <w:spacing w:before="40" w:after="80"/>
-            </w:pPr>
-            <w:r>
-              <w:rPr>
-                <w:rStyle w:val="CodeChar"/>
-              </w:rPr>
-              <w:t>encounterId</w:t>
-            </w:r>
-            <w:r>
-              <w:t xml:space="preserve"> sent with an id the EHR does not know</w:t>
-            </w:r>
-          </w:p>
-        </w:tc>
-        <w:tc>
-          <w:tcPr>
-            <w:tcW w:type="dxa" w:w="984"/>
+            <w:tcW w:type="dxa" w:w="4020"/>
+          </w:tcPr>
+          <w:p>
+            <w:pPr>
+              <w:spacing w:before="40" w:after="80"/>
+            </w:pPr>
+            <w:r>
+              <w:t>The gateway does not check this id. It passes it to the payer.</w:t>
+            </w:r>
+          </w:p>
+        </w:tc>
+      </w:tr>
+      <w:tr>
+        <w:trPr>
+          <w:cantSplit/>
+        </w:trPr>
+        <w:tc>
+          <w:tcPr>
+            <w:tcW w:type="dxa" w:w="3860"/>
+          </w:tcPr>
+          <w:p>
+            <w:pPr>
+              <w:spacing w:before="40" w:after="80"/>
+            </w:pPr>
+            <w:r>
+              <w:rPr>
+                <w:rStyle w:val="CodeChar"/>
+              </w:rPr>
+              <w:t>writeBack</w:t>
+            </w:r>
+            <w:r>
+              <w:t xml:space="preserve"> sent (a property of the earlier version)</w:t>
+            </w:r>
+          </w:p>
+        </w:tc>
+        <w:tc>
+          <w:tcPr>
+            <w:tcW w:type="dxa" w:w="1480"/>
           </w:tcPr>
           <w:p>
             <w:pPr>
@@ -15454,44 +15993,38 @@
         </w:tc>
         <w:tc>
           <w:tcPr>
-            <w:tcW w:type="dxa" w:w="4290"/>
-          </w:tcPr>
-          <w:p>
-            <w:pPr>
-              <w:spacing w:before="40" w:after="80"/>
-            </w:pPr>
-            <w:r>
-              <w:t>The gateway does not check this id. It passes it to the payer.</w:t>
-            </w:r>
-          </w:p>
-        </w:tc>
-      </w:tr>
-      <w:tr>
-        <w:trPr>
-          <w:cantSplit/>
-        </w:trPr>
-        <w:tc>
-          <w:tcPr>
-            <w:tcW w:type="dxa" w:w="4086"/>
-          </w:tcPr>
-          <w:p>
-            <w:pPr>
-              <w:spacing w:before="40" w:after="80"/>
-            </w:pPr>
-            <w:r>
-              <w:rPr>
-                <w:rStyle w:val="CodeChar"/>
-              </w:rPr>
-              <w:t>userPractitionerId</w:t>
-            </w:r>
-            <w:r>
-              <w:t xml:space="preserve"> not sent</w:t>
-            </w:r>
-          </w:p>
-        </w:tc>
-        <w:tc>
-          <w:tcPr>
-            <w:tcW w:type="dxa" w:w="984"/>
+            <w:tcW w:type="dxa" w:w="4020"/>
+          </w:tcPr>
+          <w:p>
+            <w:pPr>
+              <w:spacing w:before="40" w:after="80"/>
+            </w:pPr>
+            <w:r>
+              <w:t>Ignored. Every decision is saved in the EHR database.</w:t>
+            </w:r>
+          </w:p>
+        </w:tc>
+      </w:tr>
+      <w:tr>
+        <w:trPr>
+          <w:cantSplit/>
+        </w:trPr>
+        <w:tc>
+          <w:tcPr>
+            <w:tcW w:type="dxa" w:w="3860"/>
+          </w:tcPr>
+          <w:p>
+            <w:pPr>
+              <w:spacing w:before="40" w:after="80"/>
+            </w:pPr>
+            <w:r>
+              <w:t>A property that this guide does not list</w:t>
+            </w:r>
+          </w:p>
+        </w:tc>
+        <w:tc>
+          <w:tcPr>
+            <w:tcW w:type="dxa" w:w="1480"/>
           </w:tcPr>
           <w:p>
             <w:pPr>
@@ -15504,151 +16037,7 @@
         </w:tc>
         <w:tc>
           <w:tcPr>
-            <w:tcW w:type="dxa" w:w="4290"/>
-          </w:tcPr>
-          <w:p>
-            <w:pPr>
-              <w:spacing w:before="40" w:after="80"/>
-            </w:pPr>
-            <w:r>
-              <w:t>The gateway uses the requester of the order. If the order has no requester, the hook is sent without a user.</w:t>
-            </w:r>
-          </w:p>
-        </w:tc>
-      </w:tr>
-      <w:tr>
-        <w:trPr>
-          <w:cantSplit/>
-        </w:trPr>
-        <w:tc>
-          <w:tcPr>
-            <w:tcW w:type="dxa" w:w="4086"/>
-          </w:tcPr>
-          <w:p>
-            <w:pPr>
-              <w:spacing w:before="40" w:after="80"/>
-            </w:pPr>
-            <w:r>
-              <w:rPr>
-                <w:rStyle w:val="CodeChar"/>
-              </w:rPr>
-              <w:t>userPractitionerId</w:t>
-            </w:r>
-            <w:r>
-              <w:t xml:space="preserve"> sent with an id the EHR does not know</w:t>
-            </w:r>
-          </w:p>
-        </w:tc>
-        <w:tc>
-          <w:tcPr>
-            <w:tcW w:type="dxa" w:w="984"/>
-          </w:tcPr>
-          <w:p>
-            <w:pPr>
-              <w:spacing w:before="40" w:after="80"/>
-            </w:pPr>
-            <w:r>
-              <w:t>200</w:t>
-            </w:r>
-          </w:p>
-        </w:tc>
-        <w:tc>
-          <w:tcPr>
-            <w:tcW w:type="dxa" w:w="4290"/>
-          </w:tcPr>
-          <w:p>
-            <w:pPr>
-              <w:spacing w:before="40" w:after="80"/>
-            </w:pPr>
-            <w:r>
-              <w:t>The gateway does not check this id. It passes it to the payer.</w:t>
-            </w:r>
-          </w:p>
-        </w:tc>
-      </w:tr>
-      <w:tr>
-        <w:trPr>
-          <w:cantSplit/>
-        </w:trPr>
-        <w:tc>
-          <w:tcPr>
-            <w:tcW w:type="dxa" w:w="4086"/>
-          </w:tcPr>
-          <w:p>
-            <w:pPr>
-              <w:spacing w:before="40" w:after="80"/>
-            </w:pPr>
-            <w:r>
-              <w:rPr>
-                <w:rStyle w:val="CodeChar"/>
-              </w:rPr>
-              <w:t>writeBack</w:t>
-            </w:r>
-            <w:r>
-              <w:t xml:space="preserve"> sent (a property of the earlier version)</w:t>
-            </w:r>
-          </w:p>
-        </w:tc>
-        <w:tc>
-          <w:tcPr>
-            <w:tcW w:type="dxa" w:w="984"/>
-          </w:tcPr>
-          <w:p>
-            <w:pPr>
-              <w:spacing w:before="40" w:after="80"/>
-            </w:pPr>
-            <w:r>
-              <w:t>200</w:t>
-            </w:r>
-          </w:p>
-        </w:tc>
-        <w:tc>
-          <w:tcPr>
-            <w:tcW w:type="dxa" w:w="4290"/>
-          </w:tcPr>
-          <w:p>
-            <w:pPr>
-              <w:spacing w:before="40" w:after="80"/>
-            </w:pPr>
-            <w:r>
-              <w:t>Ignored. Every decision is saved in the EHR database.</w:t>
-            </w:r>
-          </w:p>
-        </w:tc>
-      </w:tr>
-      <w:tr>
-        <w:trPr>
-          <w:cantSplit/>
-        </w:trPr>
-        <w:tc>
-          <w:tcPr>
-            <w:tcW w:type="dxa" w:w="4086"/>
-          </w:tcPr>
-          <w:p>
-            <w:pPr>
-              <w:spacing w:before="40" w:after="80"/>
-            </w:pPr>
-            <w:r>
-              <w:t>A property that this guide does not list</w:t>
-            </w:r>
-          </w:p>
-        </w:tc>
-        <w:tc>
-          <w:tcPr>
-            <w:tcW w:type="dxa" w:w="984"/>
-          </w:tcPr>
-          <w:p>
-            <w:pPr>
-              <w:spacing w:before="40" w:after="80"/>
-            </w:pPr>
-            <w:r>
-              <w:t>200</w:t>
-            </w:r>
-          </w:p>
-        </w:tc>
-        <w:tc>
-          <w:tcPr>
-            <w:tcW w:type="dxa" w:w="4290"/>
+            <w:tcW w:type="dxa" w:w="4020"/>
           </w:tcPr>
           <w:p>
             <w:pPr>
@@ -17531,6 +17920,59 @@
             </w:r>
             <w:r>
               <w:t>. Status 503 now means the EHR data API is not available.</w:t>
+            </w:r>
+          </w:p>
+        </w:tc>
+      </w:tr>
+      <w:tr>
+        <w:trPr>
+          <w:cantSplit/>
+        </w:trPr>
+        <w:tc>
+          <w:tcPr>
+            <w:tcW w:type="dxa" w:w="1108"/>
+          </w:tcPr>
+          <w:p>
+            <w:pPr>
+              <w:spacing w:before="40" w:after="80"/>
+            </w:pPr>
+            <w:r>
+              <w:t>2.1</w:t>
+            </w:r>
+          </w:p>
+        </w:tc>
+        <w:tc>
+          <w:tcPr>
+            <w:tcW w:type="dxa" w:w="1604"/>
+          </w:tcPr>
+          <w:p>
+            <w:pPr>
+              <w:spacing w:before="40" w:after="80"/>
+            </w:pPr>
+            <w:r>
+              <w:t>Oct 9, 2026</w:t>
+            </w:r>
+          </w:p>
+        </w:tc>
+        <w:tc>
+          <w:tcPr>
+            <w:tcW w:type="dxa" w:w="6648"/>
+          </w:tcPr>
+          <w:p>
+            <w:pPr>
+              <w:spacing w:before="40" w:after="80"/>
+            </w:pPr>
+            <w:r>
+              <w:t xml:space="preserve">API 1 no longer returns </w:t>
+            </w:r>
+            <w:r>
+              <w:rPr>
+                <w:rStyle w:val="CodeChar"/>
+              </w:rPr>
+              <w:t>payerIdentifier</w:t>
+            </w:r>
+            <w:r>
+              <w:t>: the payer id belongs to the patient's insurance, not to the payer row. Orders are service and medication orders only (no device orders). A signing clinician is now required (400 when none is known). More than one active insurance with none chosen gives 422. New messages for an insurance that is not active and for a payer answer that cannot be read.</w:t>
             </w:r>
           </w:p>
         </w:tc>

--- a/docs/PayerGatewayWebAPI - CRD Order-Sign API Guide.docx
+++ b/docs/PayerGatewayWebAPI - CRD Order-Sign API Guide.docx
@@ -12,7 +12,7 @@
     </w:p>
     <w:p>
       <w:r>
-        <w:t>Oct 9, 2026</w:t>
+        <w:t xml:space="preserve">Oct 16, 2026</w:t>
       </w:r>
     </w:p>
     <w:p>
@@ -112,10 +112,10 @@
         <w:rPr>
           <w:b/>
         </w:rPr>
-        <w:t>Standards the gateway follows:</w:t>
-      </w:r>
-      <w:r>
-        <w:t xml:space="preserve"> HL7 Da Vinci CRD 2.0.1, CDS Hooks 2.0 and FHIR R4. For a payer that works in FHIR R5, the gateway sends the same data as R5.</w:t>
+        <w:t xml:space="preserve">Standards the gateway follows:</w:t>
+      </w:r>
+      <w:r>
+        <w:t xml:space="preserve"> HL7 Da Vinci CRD 2.0.1, CDS Hooks 2.0 and FHIR R4. The gateway works in FHIR R4 only.</w:t>
       </w:r>
     </w:p>
     <w:p>
@@ -482,7 +482,16 @@
               <w:spacing w:before="40" w:after="80"/>
             </w:pPr>
             <w:r>
-              <w:t>The EHR's own ids for the patient, order, coverage, encounter and practitioner. They must be the same ids the EHR's REST APIs use.</w:t>
+              <w:t xml:space="preserve">The EHR's own ids for the patient, order, coverage, encounter, location (facility) and practitioner. They must be the same ids the EHR's REST APIs use. The client's EHR has no insurance id: the FHIR API builds one, </w:t>
+            </w:r>
+            <w:r>
+              <w:rPr>
+                <w:rStyle w:val="CodeChar"/>
+              </w:rPr>
+              <w:t xml:space="preserve">cov-{patientId}-{code}</w:t>
+            </w:r>
+            <w:r>
+              <w:t xml:space="preserve">, from the payer id and the policy number.</w:t>
             </w:r>
           </w:p>
         </w:tc>
@@ -582,7 +591,7 @@
         </w:numPr>
       </w:pPr>
       <w:r>
-        <w:t>It reads patient, order and insurance data through the EHR REST APIs. Section 9 lists the EHR REST APIs that must be available for that.</w:t>
+        <w:t xml:space="preserve">It reads patient, order, location (facility) and insurance data through the EHR REST APIs. Section 9 lists the EHR REST APIs that must be available for that.</w:t>
       </w:r>
     </w:p>
     <w:p>
@@ -750,7 +759,7 @@
               <w:spacing w:before="40" w:after="80"/>
             </w:pPr>
             <w:r>
-              <w:t>The EHR sends the patient id, the order ids and the payer name. See section 6.</w:t>
+              <w:t xml:space="preserve">The EHR sends the patient id, the order ids, the payer name, the signing clinician and the location (facility) of the orders. See section 6.</w:t>
             </w:r>
           </w:p>
         </w:tc>
@@ -856,7 +865,16 @@
               <w:spacing w:before="40" w:after="80"/>
             </w:pPr>
             <w:r>
-              <w:t>The gateway reads the patient, the orders and the active insurance as FHIR resources. The FHIR API gets this data from the EHR REST APIs.</w:t>
+              <w:t xml:space="preserve">The gateway reads the patient, the orders, the facility of </w:t>
+            </w:r>
+            <w:r>
+              <w:rPr>
+                <w:rStyle w:val="CodeChar"/>
+              </w:rPr>
+              <w:t xml:space="preserve">orderLocationCode</w:t>
+            </w:r>
+            <w:r>
+              <w:t xml:space="preserve"> and the active insurance as FHIR resources. The FHIR API gets this data from the EHR REST APIs.</w:t>
             </w:r>
           </w:p>
         </w:tc>
@@ -994,10 +1012,10 @@
               <w:rPr>
                 <w:rStyle w:val="CodeChar"/>
               </w:rPr>
-              <w:t>order-sign</w:t>
-            </w:r>
-            <w:r>
-              <w:t xml:space="preserve"> request: the orders, the prefetch data and the access token.</w:t>
+              <w:t xml:space="preserve">order-sign</w:t>
+            </w:r>
+            <w:r>
+              <w:t xml:space="preserve"> request: the orders with the facility as performer, the prefetch data and the access token.</w:t>
             </w:r>
           </w:p>
         </w:tc>
@@ -1612,7 +1630,7 @@
         </w:numPr>
       </w:pPr>
       <w:r>
-        <w:t>It reads the patient, the orders and the insurance through the EHR REST APIs (section 9).</w:t>
+        <w:t xml:space="preserve">It reads the patient, the orders, the facility and the insurance through the EHR REST APIs (section 9).</w:t>
       </w:r>
     </w:p>
     <w:p>
@@ -2247,68 +2265,6 @@
               <w:rPr>
                 <w:rStyle w:val="CodeChar"/>
               </w:rPr>
-              <w:t>fhirVersion</w:t>
-            </w:r>
-          </w:p>
-        </w:tc>
-        <w:tc>
-          <w:tcPr>
-            <w:tcW w:type="dxa" w:w="1852"/>
-          </w:tcPr>
-          <w:p>
-            <w:pPr>
-              <w:spacing w:before="40" w:after="80"/>
-            </w:pPr>
-            <w:r>
-              <w:t>text</w:t>
-            </w:r>
-          </w:p>
-        </w:tc>
-        <w:tc>
-          <w:tcPr>
-            <w:tcW w:type="dxa" w:w="5904"/>
-          </w:tcPr>
-          <w:p>
-            <w:pPr>
-              <w:spacing w:before="40" w:after="80"/>
-            </w:pPr>
-            <w:r>
-              <w:rPr>
-                <w:rStyle w:val="CodeChar"/>
-              </w:rPr>
-              <w:t>R4</w:t>
-            </w:r>
-            <w:r>
-              <w:t xml:space="preserve"> or </w:t>
-            </w:r>
-            <w:r>
-              <w:rPr>
-                <w:rStyle w:val="CodeChar"/>
-              </w:rPr>
-              <w:t>R5</w:t>
-            </w:r>
-            <w:r>
-              <w:t>: the FHIR release the payer works in. For information. The EHR sends the same JSON for both.</w:t>
-            </w:r>
-          </w:p>
-        </w:tc>
-      </w:tr>
-      <w:tr>
-        <w:trPr>
-          <w:cantSplit/>
-        </w:trPr>
-        <w:tc>
-          <w:tcPr>
-            <w:tcW w:type="dxa" w:w="1604"/>
-          </w:tcPr>
-          <w:p>
-            <w:pPr>
-              <w:spacing w:before="40" w:after="80"/>
-            </w:pPr>
-            <w:r>
-              <w:rPr>
-                <w:rStyle w:val="CodeChar"/>
-              </w:rPr>
               <w:t>dtrMode</w:t>
             </w:r>
           </w:p>
@@ -2387,8 +2343,6 @@
         <w:t xml:space="preserve">    "enabled": true,</w:t>
         <w:br/>
         <w:t xml:space="preserve">    "baseUrl": "http://localhost:5080",</w:t>
-        <w:br/>
-        <w:t xml:space="preserve">    "fhirVersion": "R4",</w:t>
         <w:br/>
         <w:t xml:space="preserve">    "dtrMode": "Forms"</w:t>
         <w:br/>
@@ -4162,7 +4116,7 @@
               <w:rPr>
                 <w:rStyle w:val="CodeChar"/>
               </w:rPr>
-              <w:t>userPractitionerId</w:t>
+              <w:t xml:space="preserve">userPractitionerId</w:t>
             </w:r>
           </w:p>
         </w:tc>
@@ -4175,7 +4129,7 @@
               <w:spacing w:before="40" w:after="80"/>
             </w:pPr>
             <w:r>
-              <w:t>text</w:t>
+              <w:t xml:space="preserve">text</w:t>
             </w:r>
           </w:p>
         </w:tc>
@@ -4188,7 +4142,10 @@
               <w:spacing w:before="40" w:after="80"/>
             </w:pPr>
             <w:r>
-              <w:t>Optional when the order has an ordering practitioner</w:t>
+              <w:rPr>
+                <w:b/>
+              </w:rPr>
+              <w:t xml:space="preserve">Required</w:t>
             </w:r>
           </w:p>
         </w:tc>
@@ -4201,7 +4158,16 @@
               <w:spacing w:before="40" w:after="80"/>
             </w:pPr>
             <w:r>
-              <w:t>The EHR id of the clinician who signs. It is passed to the payer as the user of the hook. The payer requires a user.</w:t>
+              <w:t xml:space="preserve">The EHR id of the clinician who signs. Sent to the payer as </w:t>
+            </w:r>
+            <w:r>
+              <w:rPr>
+                <w:rStyle w:val="CodeChar"/>
+              </w:rPr>
+              <w:t xml:space="preserve">context.userId</w:t>
+            </w:r>
+            <w:r>
+              <w:t xml:space="preserve">, which CDS Hooks requires.</w:t>
             </w:r>
           </w:p>
         </w:tc>
@@ -4214,7 +4180,83 @@
               <w:spacing w:before="40" w:after="80"/>
             </w:pPr>
             <w:r>
-              <w:t>No error when the order has an ordering practitioner: the gateway uses that practitioner. 400 when the order has none.</w:t>
+              <w:t xml:space="preserve">400, "The request is not valid."</w:t>
+            </w:r>
+          </w:p>
+        </w:tc>
+      </w:tr>
+      <w:tr>
+        <w:trPr>
+          <w:cantSplit/>
+        </w:trPr>
+        <w:tc>
+          <w:tcPr>
+            <w:tcW w:type="dxa" w:w="2472"/>
+          </w:tcPr>
+          <w:p>
+            <w:pPr>
+              <w:spacing w:before="40" w:after="80"/>
+            </w:pPr>
+            <w:r>
+              <w:rPr>
+                <w:rStyle w:val="CodeChar"/>
+              </w:rPr>
+              <w:t xml:space="preserve">orderLocationCode</w:t>
+            </w:r>
+          </w:p>
+        </w:tc>
+        <w:tc>
+          <w:tcPr>
+            <w:tcW w:type="dxa" w:w="1728"/>
+          </w:tcPr>
+          <w:p>
+            <w:pPr>
+              <w:spacing w:before="40" w:after="80"/>
+            </w:pPr>
+            <w:r>
+              <w:t xml:space="preserve">text</w:t>
+            </w:r>
+          </w:p>
+        </w:tc>
+        <w:tc>
+          <w:tcPr>
+            <w:tcW w:type="dxa" w:w="1752"/>
+          </w:tcPr>
+          <w:p>
+            <w:pPr>
+              <w:spacing w:before="40" w:after="80"/>
+            </w:pPr>
+            <w:r>
+              <w:rPr>
+                <w:b/>
+              </w:rPr>
+              <w:t xml:space="preserve">Required</w:t>
+            </w:r>
+          </w:p>
+        </w:tc>
+        <w:tc>
+          <w:tcPr>
+            <w:tcW w:type="dxa" w:w="1518"/>
+          </w:tcPr>
+          <w:p>
+            <w:pPr>
+              <w:spacing w:before="40" w:after="80"/>
+            </w:pPr>
+            <w:r>
+              <w:t xml:space="preserve">The EHR id of the location (facility) of the orders. Sent to the payer as the performer of each order, with the facility NPI. Send the same code to PAS.</w:t>
+            </w:r>
+          </w:p>
+        </w:tc>
+        <w:tc>
+          <w:tcPr>
+            <w:tcW w:type="dxa" w:w="1890"/>
+          </w:tcPr>
+          <w:p>
+            <w:pPr>
+              <w:spacing w:before="40" w:after="80"/>
+            </w:pPr>
+            <w:r>
+              <w:t xml:space="preserve">400, "The request is not valid."</w:t>
             </w:r>
           </w:p>
         </w:tc>
@@ -4239,7 +4281,34 @@
     </w:p>
     <w:p>
       <w:r>
-        <w:t>Section 10 lists the exact error for each missing or wrong value.</w:t>
+        <w:t xml:space="preserve">Only what CDS Hooks and FHIR R4 require can stop the call: the patient (</w:t>
+      </w:r>
+      <w:r>
+        <w:rPr>
+          <w:rStyle w:val="CodeChar"/>
+        </w:rPr>
+        <w:t xml:space="preserve">context.patientId</w:t>
+      </w:r>
+      <w:r>
+        <w:t xml:space="preserve">), the signing clinician (</w:t>
+      </w:r>
+      <w:r>
+        <w:rPr>
+          <w:rStyle w:val="CodeChar"/>
+        </w:rPr>
+        <w:t xml:space="preserve">context.userId</w:t>
+      </w:r>
+      <w:r>
+        <w:t xml:space="preserve">) and the orders. </w:t>
+      </w:r>
+      <w:r>
+        <w:rPr>
+          <w:rStyle w:val="CodeChar"/>
+        </w:rPr>
+        <w:t xml:space="preserve">orderLocationCode</w:t>
+      </w:r>
+      <w:r>
+        <w:t xml:space="preserve"> is required by the gateway, so the payer always learns the requesting facility. Everything else is optional: it is sent when the EHR has it and left out when not. Section 10 lists the exact error for each missing or wrong value.</w:t>
       </w:r>
     </w:p>
     <w:p>
@@ -4252,7 +4321,7 @@
     </w:p>
     <w:p>
       <w:r>
-        <w:t>The smallest valid request has only the four required properties:</w:t>
+        <w:t xml:space="preserve">The smallest valid request has only the six required properties:</w:t>
       </w:r>
     </w:p>
     <w:p>
@@ -4269,7 +4338,11 @@
         <w:br/>
         <w:t xml:space="preserve">  "patientId": "pat-1",</w:t>
         <w:br/>
-        <w:t xml:space="preserve">  "orderIds": ["ord-1-hd"]</w:t>
+        <w:t xml:space="preserve">  "orderIds": ["ord-1-hd"],</w:t>
+        <w:br/>
+        <w:t xml:space="preserve">  "userPractitionerId": "prac-1",</w:t>
+        <w:br/>
+        <w:t xml:space="preserve">  "orderLocationCode": "loc-main"</w:t>
         <w:br/>
         <w:t xml:space="preserve">}</w:t>
       </w:r>
@@ -4299,7 +4372,9 @@
         <w:br/>
         <w:t xml:space="preserve">  "encounterId": "enc-1",</w:t>
         <w:br/>
-        <w:t xml:space="preserve">  "userPractitionerId": "prac-1"</w:t>
+        <w:t xml:space="preserve">  "userPractitionerId": "prac-1",</w:t>
+        <w:br/>
+        <w:t xml:space="preserve">  "orderLocationCode": "loc-main"</w:t>
         <w:br/>
         <w:t xml:space="preserve">}</w:t>
       </w:r>
@@ -8040,59 +8115,6 @@
               <w:spacing w:before="40" w:after="80"/>
             </w:pPr>
             <w:r>
-              <w:t>The payer works in FHIR R5 and the FHIR API has no R5 copy of an order</w:t>
-            </w:r>
-          </w:p>
-        </w:tc>
-        <w:tc>
-          <w:tcPr>
-            <w:tcW w:type="dxa" w:w="2348"/>
-          </w:tcPr>
-          <w:p>
-            <w:pPr>
-              <w:spacing w:before="40" w:after="80"/>
-            </w:pPr>
-            <w:r>
-              <w:rPr>
-                <w:rStyle w:val="CodeChar"/>
-              </w:rPr>
-              <w:t>skipped</w:t>
-            </w:r>
-          </w:p>
-        </w:tc>
-        <w:tc>
-          <w:tcPr>
-            <w:tcW w:type="dxa" w:w="3748"/>
-          </w:tcPr>
-          <w:p>
-            <w:pPr>
-              <w:spacing w:before="40" w:after="80"/>
-            </w:pPr>
-            <w:r>
-              <w:rPr>
-                <w:rStyle w:val="CodeChar"/>
-              </w:rPr>
-              <w:t>payerCall.error</w:t>
-            </w:r>
-            <w:r>
-              <w:t xml:space="preserve"> says that the R5 copy of an order is missing.</w:t>
-            </w:r>
-          </w:p>
-        </w:tc>
-      </w:tr>
-      <w:tr>
-        <w:trPr>
-          <w:cantSplit/>
-        </w:trPr>
-        <w:tc>
-          <w:tcPr>
-            <w:tcW w:type="dxa" w:w="3264"/>
-          </w:tcPr>
-          <w:p>
-            <w:pPr>
-              <w:spacing w:before="40" w:after="80"/>
-            </w:pPr>
-            <w:r>
               <w:t>The payer answered, but gave no coverage information for one order</w:t>
             </w:r>
           </w:p>
@@ -8514,25 +8536,43 @@
               <w:spacing w:before="40" w:after="80"/>
             </w:pPr>
             <w:r>
-              <w:t xml:space="preserve">The body is not valid JSON, a required property is missing, a value has the wrong type, the </w:t>
-            </w:r>
-            <w:r>
-              <w:rPr>
-                <w:rStyle w:val="CodeChar"/>
-              </w:rPr>
-              <w:t>payerName</w:t>
-            </w:r>
-            <w:r>
-              <w:t xml:space="preserve"> is not set up or is switched off, an order belongs to another patient, or no signing clinician is known (</w:t>
-            </w:r>
-            <w:r>
-              <w:rPr>
-                <w:rStyle w:val="CodeChar"/>
-              </w:rPr>
-              <w:t>userPractitionerId</w:t>
-            </w:r>
-            <w:r>
-              <w:t xml:space="preserve"> is not sent and the order has no ordering practitioner).</w:t>
+              <w:t xml:space="preserve">The body is not valid JSON, a required property is missing (</w:t>
+            </w:r>
+            <w:r>
+              <w:rPr>
+                <w:rStyle w:val="CodeChar"/>
+              </w:rPr>
+              <w:t xml:space="preserve">userPractitionerId</w:t>
+            </w:r>
+            <w:r>
+              <w:t xml:space="preserve"> and </w:t>
+            </w:r>
+            <w:r>
+              <w:rPr>
+                <w:rStyle w:val="CodeChar"/>
+              </w:rPr>
+              <w:t xml:space="preserve">orderLocationCode</w:t>
+            </w:r>
+            <w:r>
+              <w:t xml:space="preserve"> included), a value has the wrong type, the </w:t>
+            </w:r>
+            <w:r>
+              <w:rPr>
+                <w:rStyle w:val="CodeChar"/>
+              </w:rPr>
+              <w:t xml:space="preserve">payerName</w:t>
+            </w:r>
+            <w:r>
+              <w:t xml:space="preserve"> is not set up or is switched off, an order belongs to another patient, or the orders are at another facility than </w:t>
+            </w:r>
+            <w:r>
+              <w:rPr>
+                <w:rStyle w:val="CodeChar"/>
+              </w:rPr>
+              <w:t xml:space="preserve">orderLocationCode</w:t>
+            </w:r>
+            <w:r>
+              <w:t xml:space="preserve">.</w:t>
             </w:r>
           </w:p>
         </w:tc>
@@ -8563,7 +8603,16 @@
               <w:spacing w:before="40" w:after="80"/>
             </w:pPr>
             <w:r>
-              <w:t>The patient was not found, or none of the orders were found.</w:t>
+              <w:t xml:space="preserve">The patient was not found, none of the orders were found, or the location of </w:t>
+            </w:r>
+            <w:r>
+              <w:rPr>
+                <w:rStyle w:val="CodeChar"/>
+              </w:rPr>
+              <w:t xml:space="preserve">orderLocationCode</w:t>
+            </w:r>
+            <w:r>
+              <w:t xml:space="preserve"> (or of an order) was not found.</w:t>
             </w:r>
           </w:p>
         </w:tc>
@@ -8613,6 +8662,46 @@
             </w:r>
             <w:r>
               <w:t>.</w:t>
+            </w:r>
+          </w:p>
+        </w:tc>
+      </w:tr>
+      <w:tr>
+        <w:trPr>
+          <w:cantSplit/>
+        </w:trPr>
+        <w:tc>
+          <w:tcPr>
+            <w:tcW w:type="dxa" w:w="984"/>
+          </w:tcPr>
+          <w:p>
+            <w:pPr>
+              <w:spacing w:before="40" w:after="80"/>
+            </w:pPr>
+            <w:r>
+              <w:t xml:space="preserve">422</w:t>
+            </w:r>
+          </w:p>
+        </w:tc>
+        <w:tc>
+          <w:tcPr>
+            <w:tcW w:type="dxa" w:w="8376"/>
+          </w:tcPr>
+          <w:p>
+            <w:pPr>
+              <w:spacing w:before="40" w:after="80"/>
+            </w:pPr>
+            <w:r>
+              <w:t xml:space="preserve">The location of </w:t>
+            </w:r>
+            <w:r>
+              <w:rPr>
+                <w:rStyle w:val="CodeChar"/>
+              </w:rPr>
+              <w:t xml:space="preserve">orderLocationCode</w:t>
+            </w:r>
+            <w:r>
+              <w:t xml:space="preserve"> has no managing organization (no facility) at the FHIR API.</w:t>
             </w:r>
           </w:p>
         </w:tc>
@@ -11214,6 +11303,75 @@
               <w:spacing w:before="40" w:after="80"/>
             </w:pPr>
             <w:r>
+              <w:t xml:space="preserve">4</w:t>
+            </w:r>
+          </w:p>
+        </w:tc>
+        <w:tc>
+          <w:tcPr>
+            <w:tcW w:type="dxa" w:w="2228"/>
+          </w:tcPr>
+          <w:p>
+            <w:pPr>
+              <w:spacing w:before="40" w:after="80"/>
+            </w:pPr>
+            <w:r>
+              <w:t xml:space="preserve">FHIR R4 read</w:t>
+            </w:r>
+          </w:p>
+        </w:tc>
+        <w:tc>
+          <w:tcPr>
+            <w:tcW w:type="dxa" w:w="3007"/>
+          </w:tcPr>
+          <w:p>
+            <w:pPr>
+              <w:spacing w:before="40" w:after="40"/>
+            </w:pPr>
+            <w:r>
+              <w:rPr>
+                <w:rStyle w:val="CodeChar"/>
+              </w:rPr>
+              <w:t xml:space="preserve">GET {fhir}/Location/{orderLocationCode}</w:t>
+            </w:r>
+          </w:p>
+        </w:tc>
+        <w:tc>
+          <w:tcPr>
+            <w:tcW w:type="dxa" w:w="3008"/>
+          </w:tcPr>
+          <w:p>
+            <w:pPr>
+              <w:spacing w:before="40" w:after="80"/>
+            </w:pPr>
+            <w:r>
+              <w:t xml:space="preserve">Get the facility of the orders: the managing organization of the location (</w:t>
+            </w:r>
+            <w:r>
+              <w:rPr>
+                <w:rStyle w:val="CodeChar"/>
+              </w:rPr>
+              <w:t xml:space="preserve">Organization/facility-{locationId}</w:t>
+            </w:r>
+            <w:r>
+              <w:t xml:space="preserve">). The location of each service order that names one is read the same way, to check it is the same facility.</w:t>
+            </w:r>
+          </w:p>
+        </w:tc>
+      </w:tr>
+      <w:tr>
+        <w:trPr>
+          <w:cantSplit/>
+        </w:trPr>
+        <w:tc>
+          <w:tcPr>
+            <w:tcW w:type="dxa" w:w="1117"/>
+          </w:tcPr>
+          <w:p>
+            <w:pPr>
+              <w:spacing w:before="40" w:after="80"/>
+            </w:pPr>
+            <w:r>
               <w:t>5</w:t>
             </w:r>
           </w:p>
@@ -11523,10 +11681,10 @@
               <w:rPr>
                 <w:rStyle w:val="CodeChar"/>
               </w:rPr>
-              <w:t>order-sign</w:t>
-            </w:r>
-            <w:r>
-              <w:t xml:space="preserve"> hook. The gateway adds no key, token or signature to this call.</w:t>
+              <w:t xml:space="preserve">order-sign</w:t>
+            </w:r>
+            <w:r>
+              <w:t xml:space="preserve"> hook. Each order carries the facility as its performer (a service order gets it in its performer list, a medication order as its one performer). The gateway adds no key, token or signature to this call.</w:t>
             </w:r>
           </w:p>
         </w:tc>
@@ -11650,55 +11808,37 @@
         <w:rPr>
           <w:b/>
         </w:rPr>
-        <w:t>A payer that works in FHIR R5.</w:t>
-      </w:r>
-      <w:r>
-        <w:t xml:space="preserve"> When the payer's row in </w:t>
+        <w:t xml:space="preserve">FHIR release.</w:t>
+      </w:r>
+      <w:r>
+        <w:t xml:space="preserve"> The gateway works in FHIR R4 only. The R5 address of the FHIR API and the </w:t>
       </w:r>
       <w:r>
         <w:rPr>
           <w:rStyle w:val="CodeChar"/>
         </w:rPr>
-        <w:t>PA_PAYER</w:t>
-      </w:r>
-      <w:r>
-        <w:t xml:space="preserve"> has </w:t>
+        <w:t xml:space="preserve">FHIR_VERSION</w:t>
+      </w:r>
+      <w:r>
+        <w:t xml:space="preserve"> column of </w:t>
       </w:r>
       <w:r>
         <w:rPr>
           <w:rStyle w:val="CodeChar"/>
         </w:rPr>
-        <w:t>FHIR_VERSION</w:t>
-      </w:r>
-      <w:r>
-        <w:t xml:space="preserve"> set to </w:t>
+        <w:t xml:space="preserve">PA_PAYER</w:t>
+      </w:r>
+      <w:r>
+        <w:t xml:space="preserve"> are removed (script </w:t>
       </w:r>
       <w:r>
         <w:rPr>
           <w:rStyle w:val="CodeChar"/>
         </w:rPr>
-        <w:t>R5</w:t>
-      </w:r>
-      <w:r>
-        <w:t>, the gateway reads the orders once more from the R5 address of the FHIR API (</w:t>
-      </w:r>
-      <w:r>
-        <w:rPr>
-          <w:rStyle w:val="CodeChar"/>
-        </w:rPr>
-        <w:t>/fhir/r5</w:t>
-      </w:r>
-      <w:r>
-        <w:t xml:space="preserve">), and sends </w:t>
-      </w:r>
-      <w:r>
-        <w:rPr>
-          <w:rStyle w:val="CodeChar"/>
-        </w:rPr>
-        <w:t>fhirServer</w:t>
-      </w:r>
-      <w:r>
-        <w:t>, the orders and the prefetch data as R5. The API 3 request and response are the same for the EHR.</w:t>
+        <w:t xml:space="preserve">04_alter_pa_payer_drop_fhir_version.sql</w:t>
+      </w:r>
+      <w:r>
+        <w:t xml:space="preserve">).</w:t>
       </w:r>
     </w:p>
     <w:p>
@@ -12010,7 +12150,7 @@
               <w:rPr>
                 <w:rStyle w:val="CodeChar"/>
               </w:rPr>
-              <w:t>Organization</w:t>
+              <w:t xml:space="preserve">Organization</w:t>
             </w:r>
           </w:p>
         </w:tc>
@@ -12026,7 +12166,28 @@
               <w:rPr>
                 <w:rStyle w:val="CodeChar"/>
               </w:rPr>
-              <w:t>GET api/organizations/{id}</w:t>
+              <w:t xml:space="preserve">GET api/organizations/{id}</w:t>
+            </w:r>
+            <w:r>
+              <w:t xml:space="preserve">. A facility (</w:t>
+            </w:r>
+            <w:r>
+              <w:rPr>
+                <w:rStyle w:val="CodeChar"/>
+              </w:rPr>
+              <w:t xml:space="preserve">facility-{locationId}</w:t>
+            </w:r>
+            <w:r>
+              <w:t xml:space="preserve">) is read with </w:t>
+            </w:r>
+            <w:r>
+              <w:rPr>
+                <w:rStyle w:val="CodeChar"/>
+              </w:rPr>
+              <w:t xml:space="preserve">GET api/locations/{id}</w:t>
+            </w:r>
+            <w:r>
+              <w:t xml:space="preserve"> and its parent organization.</w:t>
             </w:r>
           </w:p>
         </w:tc>
@@ -12039,7 +12200,7 @@
               <w:spacing w:before="40" w:after="80"/>
             </w:pPr>
             <w:r>
-              <w:t>When the payer asks for it.</w:t>
+              <w:t xml:space="preserve">When the payer asks for it.</w:t>
             </w:r>
           </w:p>
         </w:tc>
@@ -12060,7 +12221,7 @@
               <w:rPr>
                 <w:rStyle w:val="CodeChar"/>
               </w:rPr>
-              <w:t>Location</w:t>
+              <w:t xml:space="preserve">Location</w:t>
             </w:r>
           </w:p>
         </w:tc>
@@ -12076,7 +12237,7 @@
               <w:rPr>
                 <w:rStyle w:val="CodeChar"/>
               </w:rPr>
-              <w:t>GET api/locations/{id}</w:t>
+              <w:t xml:space="preserve">GET api/locations/{id}</w:t>
             </w:r>
           </w:p>
         </w:tc>
@@ -12089,7 +12250,16 @@
               <w:spacing w:before="40" w:after="80"/>
             </w:pPr>
             <w:r>
-              <w:t>When the payer asks for it.</w:t>
+              <w:t xml:space="preserve">Always: the facility of </w:t>
+            </w:r>
+            <w:r>
+              <w:rPr>
+                <w:rStyle w:val="CodeChar"/>
+              </w:rPr>
+              <w:t xml:space="preserve">orderLocationCode</w:t>
+            </w:r>
+            <w:r>
+              <w:t xml:space="preserve">. Also when the payer asks for it.</w:t>
             </w:r>
           </w:p>
         </w:tc>
@@ -12509,10 +12679,10 @@
               <w:rPr>
                 <w:rStyle w:val="CodeChar"/>
               </w:rPr>
-              <w:t>{fhir}</w:t>
-            </w:r>
-            <w:r>
-              <w:t>. For an R5 payer, the R5 address of the FHIR API.</w:t>
+              <w:t xml:space="preserve">{fhir}</w:t>
+            </w:r>
+            <w:r>
+              <w:t xml:space="preserve">, the FHIR R4 address of the FHIR API.</w:t>
             </w:r>
           </w:p>
         </w:tc>
@@ -12725,10 +12895,10 @@
               <w:rPr>
                 <w:rStyle w:val="CodeChar"/>
               </w:rPr>
-              <w:t>Practitioner/{id}</w:t>
-            </w:r>
-            <w:r>
-              <w:t>. Always sent, because CDS Hooks requires it.</w:t>
+              <w:t xml:space="preserve">Practitioner/{id}</w:t>
+            </w:r>
+            <w:r>
+              <w:t xml:space="preserve">. Always sent, because CDS Hooks requires it.</w:t>
             </w:r>
           </w:p>
         </w:tc>
@@ -12744,10 +12914,10 @@
               <w:rPr>
                 <w:rStyle w:val="CodeChar"/>
               </w:rPr>
-              <w:t>userPractitionerId</w:t>
-            </w:r>
-            <w:r>
-              <w:t xml:space="preserve"> in API 3, or the ordering practitioner of the order.</w:t>
+              <w:t xml:space="preserve">userPractitionerId</w:t>
+            </w:r>
+            <w:r>
+              <w:t xml:space="preserve"> in API 3.</w:t>
             </w:r>
           </w:p>
         </w:tc>
@@ -12834,7 +13004,7 @@
               <w:spacing w:before="40" w:after="80"/>
             </w:pPr>
             <w:r>
-              <w:t>A FHIR Bundle with the signed orders.</w:t>
+              <w:t xml:space="preserve">A FHIR Bundle with the signed orders, each with the facility as performer.</w:t>
             </w:r>
           </w:p>
         </w:tc>
@@ -12850,7 +13020,16 @@
               <w:rPr>
                 <w:rStyle w:val="CodeChar"/>
               </w:rPr>
-              <w:t>orderIds</w:t>
+              <w:t xml:space="preserve">orderIds</w:t>
+            </w:r>
+            <w:r>
+              <w:t xml:space="preserve"> and </w:t>
+            </w:r>
+            <w:r>
+              <w:rPr>
+                <w:rStyle w:val="CodeChar"/>
+              </w:rPr>
+              <w:t xml:space="preserve">orderLocationCode</w:t>
             </w:r>
             <w:r>
               <w:t xml:space="preserve"> in API 3, read in call 4.</w:t>
@@ -12960,7 +13139,7 @@
         <w:br/>
         <w:t xml:space="preserve">      "entry": [</w:t>
         <w:br/>
-        <w:t xml:space="preserve">        { "resource": { "resourceType": "ServiceRequest", "id": "ord-1-hd" } }</w:t>
+        <w:t xml:space="preserve">        { "resource": { "resourceType": "ServiceRequest", "id": "ord-1-hd", "performer": [ { "reference": "Organization/facility-loc-main" } ] } }</w:t>
         <w:br/>
         <w:t xml:space="preserve">      ]</w:t>
         <w:br/>
@@ -14035,7 +14214,7 @@
               <w:spacing w:before="40" w:after="80"/>
             </w:pPr>
             <w:r>
-              <w:t>The patient, the orders, the payer (API 2) or the decision (API 4) was not found.</w:t>
+              <w:t xml:space="preserve">The patient, the orders, the location (facility), the payer (API 2) or the decision (API 4) was not found.</w:t>
             </w:r>
           </w:p>
         </w:tc>
@@ -14079,7 +14258,16 @@
               <w:spacing w:before="40" w:after="80"/>
             </w:pPr>
             <w:r>
-              <w:t>(API 3) The request is correct, but the gateway cannot tell which insurance to use.</w:t>
+              <w:t xml:space="preserve">(API 3) The request is correct, but the gateway cannot tell which insurance to use, or the location of </w:t>
+            </w:r>
+            <w:r>
+              <w:rPr>
+                <w:rStyle w:val="CodeChar"/>
+              </w:rPr>
+              <w:t xml:space="preserve">orderLocationCode</w:t>
+            </w:r>
+            <w:r>
+              <w:t xml:space="preserve"> has no facility.</w:t>
             </w:r>
           </w:p>
         </w:tc>
@@ -14098,10 +14286,10 @@
               <w:rPr>
                 <w:rStyle w:val="CodeChar"/>
               </w:rPr>
-              <w:t>coverageId</w:t>
-            </w:r>
-            <w:r>
-              <w:t>.</w:t>
+              <w:t xml:space="preserve">coverageId</w:t>
+            </w:r>
+            <w:r>
+              <w:t xml:space="preserve">, or fix the location in the EHR.</w:t>
             </w:r>
           </w:p>
         </w:tc>
@@ -15209,16 +15397,22 @@
               <w:spacing w:before="40" w:after="80"/>
             </w:pPr>
             <w:r>
-              <w:t xml:space="preserve">No signing clinician: </w:t>
-            </w:r>
-            <w:r>
-              <w:rPr>
-                <w:rStyle w:val="CodeChar"/>
-              </w:rPr>
-              <w:t>userPractitionerId</w:t>
-            </w:r>
-            <w:r>
-              <w:t xml:space="preserve"> is not sent and the order has no ordering practitioner</w:t>
+              <w:rPr>
+                <w:rStyle w:val="CodeChar"/>
+              </w:rPr>
+              <w:t xml:space="preserve">userPractitionerId</w:t>
+            </w:r>
+            <w:r>
+              <w:t xml:space="preserve"> missing, </w:t>
+            </w:r>
+            <w:r>
+              <w:rPr>
+                <w:rStyle w:val="CodeChar"/>
+              </w:rPr>
+              <w:t xml:space="preserve">null</w:t>
+            </w:r>
+            <w:r>
+              <w:t xml:space="preserve"> or empty</w:t>
             </w:r>
           </w:p>
         </w:tc>
@@ -15231,7 +15425,7 @@
               <w:spacing w:before="40" w:after="80"/>
             </w:pPr>
             <w:r>
-              <w:t>400</w:t>
+              <w:t xml:space="preserve">400</w:t>
             </w:r>
           </w:p>
         </w:tc>
@@ -15244,7 +15438,7 @@
               <w:spacing w:before="40" w:after="80"/>
             </w:pPr>
             <w:r>
-              <w:t>"userPractitionerId is required: the orders have no ordering practitioner that could be used instead."</w:t>
+              <w:t xml:space="preserve">"The request is not valid."</w:t>
             </w:r>
           </w:p>
         </w:tc>
@@ -15257,7 +15451,391 @@
               <w:spacing w:before="40" w:after="80"/>
             </w:pPr>
             <w:r>
-              <w:t>empty</w:t>
+              <w:t xml:space="preserve">"userPractitionerId is required."</w:t>
+            </w:r>
+          </w:p>
+        </w:tc>
+      </w:tr>
+      <w:tr>
+        <w:trPr>
+          <w:cantSplit/>
+        </w:trPr>
+        <w:tc>
+          <w:tcPr>
+            <w:tcW w:type="dxa" w:w="2588"/>
+          </w:tcPr>
+          <w:p>
+            <w:pPr>
+              <w:spacing w:before="40" w:after="80"/>
+            </w:pPr>
+            <w:r>
+              <w:rPr>
+                <w:rStyle w:val="CodeChar"/>
+              </w:rPr>
+              <w:t xml:space="preserve">orderLocationCode</w:t>
+            </w:r>
+            <w:r>
+              <w:t xml:space="preserve"> missing, </w:t>
+            </w:r>
+            <w:r>
+              <w:rPr>
+                <w:rStyle w:val="CodeChar"/>
+              </w:rPr>
+              <w:t xml:space="preserve">null</w:t>
+            </w:r>
+            <w:r>
+              <w:t xml:space="preserve"> or empty</w:t>
+            </w:r>
+          </w:p>
+        </w:tc>
+        <w:tc>
+          <w:tcPr>
+            <w:tcW w:type="dxa" w:w="984"/>
+          </w:tcPr>
+          <w:p>
+            <w:pPr>
+              <w:spacing w:before="40" w:after="80"/>
+            </w:pPr>
+            <w:r>
+              <w:t xml:space="preserve">400</w:t>
+            </w:r>
+          </w:p>
+        </w:tc>
+        <w:tc>
+          <w:tcPr>
+            <w:tcW w:type="dxa" w:w="2710"/>
+          </w:tcPr>
+          <w:p>
+            <w:pPr>
+              <w:spacing w:before="40" w:after="80"/>
+            </w:pPr>
+            <w:r>
+              <w:t xml:space="preserve">"The request is not valid."</w:t>
+            </w:r>
+          </w:p>
+        </w:tc>
+        <w:tc>
+          <w:tcPr>
+            <w:tcW w:type="dxa" w:w="3078"/>
+          </w:tcPr>
+          <w:p>
+            <w:pPr>
+              <w:spacing w:before="40" w:after="80"/>
+            </w:pPr>
+            <w:r>
+              <w:t xml:space="preserve">"orderLocationCode is required."</w:t>
+            </w:r>
+          </w:p>
+        </w:tc>
+      </w:tr>
+      <w:tr>
+        <w:trPr>
+          <w:cantSplit/>
+        </w:trPr>
+        <w:tc>
+          <w:tcPr>
+            <w:tcW w:type="dxa" w:w="2588"/>
+          </w:tcPr>
+          <w:p>
+            <w:pPr>
+              <w:spacing w:before="40" w:after="80"/>
+            </w:pPr>
+            <w:r>
+              <w:rPr>
+                <w:rStyle w:val="CodeChar"/>
+              </w:rPr>
+              <w:t xml:space="preserve">orderLocationCode</w:t>
+            </w:r>
+            <w:r>
+              <w:t xml:space="preserve"> not found in the EHR</w:t>
+            </w:r>
+          </w:p>
+        </w:tc>
+        <w:tc>
+          <w:tcPr>
+            <w:tcW w:type="dxa" w:w="984"/>
+          </w:tcPr>
+          <w:p>
+            <w:pPr>
+              <w:spacing w:before="40" w:after="80"/>
+            </w:pPr>
+            <w:r>
+              <w:t xml:space="preserve">404</w:t>
+            </w:r>
+          </w:p>
+        </w:tc>
+        <w:tc>
+          <w:tcPr>
+            <w:tcW w:type="dxa" w:w="2710"/>
+          </w:tcPr>
+          <w:p>
+            <w:pPr>
+              <w:spacing w:before="40" w:after="80"/>
+            </w:pPr>
+            <w:r>
+              <w:t xml:space="preserve">"Facility {code} was not found at the FHIR API (Location/{code})."</w:t>
+            </w:r>
+          </w:p>
+        </w:tc>
+        <w:tc>
+          <w:tcPr>
+            <w:tcW w:type="dxa" w:w="3078"/>
+          </w:tcPr>
+          <w:p>
+            <w:pPr>
+              <w:spacing w:before="40" w:after="80"/>
+            </w:pPr>
+            <w:r>
+              <w:t xml:space="preserve">empty</w:t>
+            </w:r>
+          </w:p>
+        </w:tc>
+      </w:tr>
+      <w:tr>
+        <w:trPr>
+          <w:cantSplit/>
+        </w:trPr>
+        <w:tc>
+          <w:tcPr>
+            <w:tcW w:type="dxa" w:w="2588"/>
+          </w:tcPr>
+          <w:p>
+            <w:pPr>
+              <w:spacing w:before="40" w:after="80"/>
+            </w:pPr>
+            <w:r>
+              <w:t xml:space="preserve">The location of </w:t>
+            </w:r>
+            <w:r>
+              <w:rPr>
+                <w:rStyle w:val="CodeChar"/>
+              </w:rPr>
+              <w:t xml:space="preserve">orderLocationCode</w:t>
+            </w:r>
+            <w:r>
+              <w:t xml:space="preserve"> has no managing organization</w:t>
+            </w:r>
+          </w:p>
+        </w:tc>
+        <w:tc>
+          <w:tcPr>
+            <w:tcW w:type="dxa" w:w="984"/>
+          </w:tcPr>
+          <w:p>
+            <w:pPr>
+              <w:spacing w:before="40" w:after="80"/>
+            </w:pPr>
+            <w:r>
+              <w:t xml:space="preserve">422</w:t>
+            </w:r>
+          </w:p>
+        </w:tc>
+        <w:tc>
+          <w:tcPr>
+            <w:tcW w:type="dxa" w:w="2710"/>
+          </w:tcPr>
+          <w:p>
+            <w:pPr>
+              <w:spacing w:before="40" w:after="80"/>
+            </w:pPr>
+            <w:r>
+              <w:t xml:space="preserve">"Facility {code} (Location/{code}) has no managingOrganization at the FHIR API."</w:t>
+            </w:r>
+          </w:p>
+        </w:tc>
+        <w:tc>
+          <w:tcPr>
+            <w:tcW w:type="dxa" w:w="3078"/>
+          </w:tcPr>
+          <w:p>
+            <w:pPr>
+              <w:spacing w:before="40" w:after="80"/>
+            </w:pPr>
+            <w:r>
+              <w:t xml:space="preserve">empty</w:t>
+            </w:r>
+          </w:p>
+        </w:tc>
+      </w:tr>
+      <w:tr>
+        <w:trPr>
+          <w:cantSplit/>
+        </w:trPr>
+        <w:tc>
+          <w:tcPr>
+            <w:tcW w:type="dxa" w:w="2588"/>
+          </w:tcPr>
+          <w:p>
+            <w:pPr>
+              <w:spacing w:before="40" w:after="80"/>
+            </w:pPr>
+            <w:r>
+              <w:t xml:space="preserve">The location of an order is not found</w:t>
+            </w:r>
+          </w:p>
+        </w:tc>
+        <w:tc>
+          <w:tcPr>
+            <w:tcW w:type="dxa" w:w="984"/>
+          </w:tcPr>
+          <w:p>
+            <w:pPr>
+              <w:spacing w:before="40" w:after="80"/>
+            </w:pPr>
+            <w:r>
+              <w:t xml:space="preserve">404</w:t>
+            </w:r>
+          </w:p>
+        </w:tc>
+        <w:tc>
+          <w:tcPr>
+            <w:tcW w:type="dxa" w:w="2710"/>
+          </w:tcPr>
+          <w:p>
+            <w:pPr>
+              <w:spacing w:before="40" w:after="80"/>
+            </w:pPr>
+            <w:r>
+              <w:t xml:space="preserve">"Location {id} of order {orderId} was not found at the FHIR API."</w:t>
+            </w:r>
+          </w:p>
+        </w:tc>
+        <w:tc>
+          <w:tcPr>
+            <w:tcW w:type="dxa" w:w="3078"/>
+          </w:tcPr>
+          <w:p>
+            <w:pPr>
+              <w:spacing w:before="40" w:after="80"/>
+            </w:pPr>
+            <w:r>
+              <w:t xml:space="preserve">empty</w:t>
+            </w:r>
+          </w:p>
+        </w:tc>
+      </w:tr>
+      <w:tr>
+        <w:trPr>
+          <w:cantSplit/>
+        </w:trPr>
+        <w:tc>
+          <w:tcPr>
+            <w:tcW w:type="dxa" w:w="2588"/>
+          </w:tcPr>
+          <w:p>
+            <w:pPr>
+              <w:spacing w:before="40" w:after="80"/>
+            </w:pPr>
+            <w:r>
+              <w:t xml:space="preserve">An order is at another facility than </w:t>
+            </w:r>
+            <w:r>
+              <w:rPr>
+                <w:rStyle w:val="CodeChar"/>
+              </w:rPr>
+              <w:t xml:space="preserve">orderLocationCode</w:t>
+            </w:r>
+          </w:p>
+        </w:tc>
+        <w:tc>
+          <w:tcPr>
+            <w:tcW w:type="dxa" w:w="984"/>
+          </w:tcPr>
+          <w:p>
+            <w:pPr>
+              <w:spacing w:before="40" w:after="80"/>
+            </w:pPr>
+            <w:r>
+              <w:t xml:space="preserve">400</w:t>
+            </w:r>
+          </w:p>
+        </w:tc>
+        <w:tc>
+          <w:tcPr>
+            <w:tcW w:type="dxa" w:w="2710"/>
+          </w:tcPr>
+          <w:p>
+            <w:pPr>
+              <w:spacing w:before="40" w:after="80"/>
+            </w:pPr>
+            <w:r>
+              <w:t xml:space="preserve">"orderLocationCode {code} is facility {id}, but order {id} is at facility {id}."</w:t>
+            </w:r>
+          </w:p>
+        </w:tc>
+        <w:tc>
+          <w:tcPr>
+            <w:tcW w:type="dxa" w:w="3078"/>
+          </w:tcPr>
+          <w:p>
+            <w:pPr>
+              <w:spacing w:before="40" w:after="80"/>
+            </w:pPr>
+            <w:r>
+              <w:t xml:space="preserve">empty</w:t>
+            </w:r>
+          </w:p>
+        </w:tc>
+      </w:tr>
+      <w:tr>
+        <w:trPr>
+          <w:cantSplit/>
+        </w:trPr>
+        <w:tc>
+          <w:tcPr>
+            <w:tcW w:type="dxa" w:w="2588"/>
+          </w:tcPr>
+          <w:p>
+            <w:pPr>
+              <w:spacing w:before="40" w:after="80"/>
+            </w:pPr>
+            <w:r>
+              <w:rPr>
+                <w:rStyle w:val="CodeChar"/>
+              </w:rPr>
+              <w:t xml:space="preserve">userPractitionerId</w:t>
+            </w:r>
+            <w:r>
+              <w:t xml:space="preserve"> sent with an id the EHR does not know</w:t>
+            </w:r>
+          </w:p>
+        </w:tc>
+        <w:tc>
+          <w:tcPr>
+            <w:tcW w:type="dxa" w:w="984"/>
+          </w:tcPr>
+          <w:p>
+            <w:pPr>
+              <w:spacing w:before="40" w:after="80"/>
+            </w:pPr>
+            <w:r>
+              <w:t xml:space="preserve">200</w:t>
+            </w:r>
+          </w:p>
+        </w:tc>
+        <w:tc>
+          <w:tcPr>
+            <w:tcW w:type="dxa" w:w="2710"/>
+          </w:tcPr>
+          <w:p>
+            <w:pPr>
+              <w:spacing w:before="40" w:after="80"/>
+            </w:pPr>
+            <w:r>
+              <w:t xml:space="preserve">no error</w:t>
+            </w:r>
+          </w:p>
+        </w:tc>
+        <w:tc>
+          <w:tcPr>
+            <w:tcW w:type="dxa" w:w="3078"/>
+          </w:tcPr>
+          <w:p>
+            <w:pPr>
+              <w:spacing w:before="40" w:after="80"/>
+            </w:pPr>
+            <w:r>
+              <w:t xml:space="preserve">The gateway does not check this id. It passes it to the payer.</w:t>
             </w:r>
           </w:p>
         </w:tc>
@@ -15470,7 +16048,7 @@
     </w:p>
     <w:p>
       <w:r>
-        <w:t>An optional value that is not sent gives no error, except in the two cases of the table above: no signing clinician, and more than one active insurance.</w:t>
+        <w:t xml:space="preserve">An optional value that is not sent gives no error, except when the patient has more than one active insurance (table above).</w:t>
       </w:r>
     </w:p>
     <w:tbl>
@@ -15822,106 +16400,6 @@
                 <w:rStyle w:val="CodeChar"/>
               </w:rPr>
               <w:t>encounterId</w:t>
-            </w:r>
-            <w:r>
-              <w:t xml:space="preserve"> sent with an id the EHR does not know</w:t>
-            </w:r>
-          </w:p>
-        </w:tc>
-        <w:tc>
-          <w:tcPr>
-            <w:tcW w:type="dxa" w:w="1480"/>
-          </w:tcPr>
-          <w:p>
-            <w:pPr>
-              <w:spacing w:before="40" w:after="80"/>
-            </w:pPr>
-            <w:r>
-              <w:t>200</w:t>
-            </w:r>
-          </w:p>
-        </w:tc>
-        <w:tc>
-          <w:tcPr>
-            <w:tcW w:type="dxa" w:w="4020"/>
-          </w:tcPr>
-          <w:p>
-            <w:pPr>
-              <w:spacing w:before="40" w:after="80"/>
-            </w:pPr>
-            <w:r>
-              <w:t>The gateway does not check this id. It passes it to the payer.</w:t>
-            </w:r>
-          </w:p>
-        </w:tc>
-      </w:tr>
-      <w:tr>
-        <w:trPr>
-          <w:cantSplit/>
-        </w:trPr>
-        <w:tc>
-          <w:tcPr>
-            <w:tcW w:type="dxa" w:w="3860"/>
-          </w:tcPr>
-          <w:p>
-            <w:pPr>
-              <w:spacing w:before="40" w:after="80"/>
-            </w:pPr>
-            <w:r>
-              <w:rPr>
-                <w:rStyle w:val="CodeChar"/>
-              </w:rPr>
-              <w:t>userPractitionerId</w:t>
-            </w:r>
-            <w:r>
-              <w:t xml:space="preserve"> not sent</w:t>
-            </w:r>
-          </w:p>
-        </w:tc>
-        <w:tc>
-          <w:tcPr>
-            <w:tcW w:type="dxa" w:w="1480"/>
-          </w:tcPr>
-          <w:p>
-            <w:pPr>
-              <w:spacing w:before="40" w:after="80"/>
-            </w:pPr>
-            <w:r>
-              <w:t>200 or 400</w:t>
-            </w:r>
-          </w:p>
-        </w:tc>
-        <w:tc>
-          <w:tcPr>
-            <w:tcW w:type="dxa" w:w="4020"/>
-          </w:tcPr>
-          <w:p>
-            <w:pPr>
-              <w:spacing w:before="40" w:after="80"/>
-            </w:pPr>
-            <w:r>
-              <w:t>The gateway uses the ordering practitioner of the order. If the order has none, the status is 400.</w:t>
-            </w:r>
-          </w:p>
-        </w:tc>
-      </w:tr>
-      <w:tr>
-        <w:trPr>
-          <w:cantSplit/>
-        </w:trPr>
-        <w:tc>
-          <w:tcPr>
-            <w:tcW w:type="dxa" w:w="3860"/>
-          </w:tcPr>
-          <w:p>
-            <w:pPr>
-              <w:spacing w:before="40" w:after="80"/>
-            </w:pPr>
-            <w:r>
-              <w:rPr>
-                <w:rStyle w:val="CodeChar"/>
-              </w:rPr>
-              <w:t>userPractitionerId</w:t>
             </w:r>
             <w:r>
               <w:t xml:space="preserve"> sent with an id the EHR does not know</w:t>
@@ -17973,6 +18451,86 @@
             </w:r>
             <w:r>
               <w:t>: the payer id belongs to the patient's insurance, not to the payer row. Orders are service and medication orders only (no device orders). A signing clinician is now required (400 when none is known). More than one active insurance with none chosen gives 422. New messages for an insurance that is not active and for a payer answer that cannot be read.</w:t>
+            </w:r>
+          </w:p>
+        </w:tc>
+      </w:tr>
+      <w:tr>
+        <w:trPr>
+          <w:cantSplit/>
+        </w:trPr>
+        <w:tc>
+          <w:tcPr>
+            <w:tcW w:type="dxa" w:w="1108"/>
+          </w:tcPr>
+          <w:p>
+            <w:pPr>
+              <w:spacing w:before="40" w:after="80"/>
+            </w:pPr>
+            <w:r>
+              <w:t xml:space="preserve">3.0</w:t>
+            </w:r>
+          </w:p>
+        </w:tc>
+        <w:tc>
+          <w:tcPr>
+            <w:tcW w:type="dxa" w:w="1604"/>
+          </w:tcPr>
+          <w:p>
+            <w:pPr>
+              <w:spacing w:before="40" w:after="80"/>
+            </w:pPr>
+            <w:r>
+              <w:t xml:space="preserve">Oct 16, 2026</w:t>
+            </w:r>
+          </w:p>
+        </w:tc>
+        <w:tc>
+          <w:tcPr>
+            <w:tcW w:type="dxa" w:w="6648"/>
+          </w:tcPr>
+          <w:p>
+            <w:pPr>
+              <w:spacing w:before="40" w:after="80"/>
+            </w:pPr>
+            <w:r>
+              <w:t xml:space="preserve">FHIR R4 only: R5 is removed, and API 1 no longer returns </w:t>
+            </w:r>
+            <w:r>
+              <w:rPr>
+                <w:rStyle w:val="CodeChar"/>
+              </w:rPr>
+              <w:t xml:space="preserve">fhirVersion</w:t>
+            </w:r>
+            <w:r>
+              <w:t xml:space="preserve">. New required </w:t>
+            </w:r>
+            <w:r>
+              <w:rPr>
+                <w:rStyle w:val="CodeChar"/>
+              </w:rPr>
+              <w:t xml:space="preserve">orderLocationCode</w:t>
+            </w:r>
+            <w:r>
+              <w:t xml:space="preserve">: the location (facility) of the orders, sent to the payer as the performer of each order (</w:t>
+            </w:r>
+            <w:r>
+              <w:rPr>
+                <w:rStyle w:val="CodeChar"/>
+              </w:rPr>
+              <w:t xml:space="preserve">Organization/facility-{locationId}</w:t>
+            </w:r>
+            <w:r>
+              <w:t xml:space="preserve"> with the facility NPI). </w:t>
+            </w:r>
+            <w:r>
+              <w:rPr>
+                <w:rStyle w:val="CodeChar"/>
+              </w:rPr>
+              <w:t xml:space="preserve">userPractitionerId</w:t>
+            </w:r>
+            <w:r>
+              <w:t xml:space="preserve"> is required; the ordering practitioner of the order is no longer used instead. Only what CDS Hooks and FHIR R4 require stops the call. Coverage id built by the FHIR API.</w:t>
             </w:r>
           </w:p>
         </w:tc>

--- a/docs/PayerGatewayWebAPI - CRD Order-Sign API Guide.docx
+++ b/docs/PayerGatewayWebAPI - CRD Order-Sign API Guide.docx
@@ -12,7 +12,7 @@
     </w:p>
     <w:p>
       <w:r>
-        <w:t xml:space="preserve">Oct 16, 2026</w:t>
+        <w:t xml:space="preserve">Oct 23, 2026</w:t>
       </w:r>
     </w:p>
     <w:p>
@@ -482,16 +482,16 @@
               <w:spacing w:before="40" w:after="80"/>
             </w:pPr>
             <w:r>
-              <w:t xml:space="preserve">The EHR's own ids for the patient, order, coverage, encounter, location (facility) and practitioner. They must be the same ids the EHR's REST APIs use. The client's EHR has no insurance id: the FHIR API builds one, </w:t>
-            </w:r>
-            <w:r>
-              <w:rPr>
-                <w:rStyle w:val="CodeChar"/>
-              </w:rPr>
-              <w:t xml:space="preserve">cov-{patientId}-{code}</w:t>
-            </w:r>
-            <w:r>
-              <w:t xml:space="preserve">, from the payer id and the policy number.</w:t>
+              <w:t xml:space="preserve">The EHR's own ids for the patient, order, insurance (coverage), encounter and practitioner. They must be the same ids the EHR's REST APIs use. The insurance id (</w:t>
+            </w:r>
+            <w:r>
+              <w:rPr>
+                <w:rStyle w:val="CodeChar"/>
+              </w:rPr>
+              <w:t xml:space="preserve">coverageId</w:t>
+            </w:r>
+            <w:r>
+              <w:t xml:space="preserve">) is the EHR's own id of the patient's active insurance, unique in the EHR.</w:t>
             </w:r>
           </w:p>
         </w:tc>
@@ -591,7 +591,7 @@
         </w:numPr>
       </w:pPr>
       <w:r>
-        <w:t xml:space="preserve">It reads patient, order, location (facility) and insurance data through the EHR REST APIs. Section 9 lists the EHR REST APIs that must be available for that.</w:t>
+        <w:t xml:space="preserve">It reads patient, order and insurance data through the EHR REST APIs. Section 9 lists the EHR REST APIs that must be available for that.</w:t>
       </w:r>
     </w:p>
     <w:p>
@@ -759,7 +759,16 @@
               <w:spacing w:before="40" w:after="80"/>
             </w:pPr>
             <w:r>
-              <w:t xml:space="preserve">The EHR sends the patient id, the order ids, the payer name, the signing clinician and the location (facility) of the orders. See section 6.</w:t>
+              <w:t xml:space="preserve">The EHR sends the patient id, the order ids, the payer name, the insurance (</w:t>
+            </w:r>
+            <w:r>
+              <w:rPr>
+                <w:rStyle w:val="CodeChar"/>
+              </w:rPr>
+              <w:t xml:space="preserve">coverageId</w:t>
+            </w:r>
+            <w:r>
+              <w:t xml:space="preserve">) and the signing clinician. See section 6.</w:t>
             </w:r>
           </w:p>
         </w:tc>
@@ -809,19 +818,10 @@
               <w:rPr>
                 <w:rStyle w:val="CodeChar"/>
               </w:rPr>
-              <w:t>PA_PAYER</w:t>
-            </w:r>
-            <w:r>
-              <w:t xml:space="preserve">, and checks if this </w:t>
-            </w:r>
-            <w:r>
-              <w:rPr>
-                <w:rStyle w:val="CodeChar"/>
-              </w:rPr>
-              <w:t>eventId</w:t>
-            </w:r>
-            <w:r>
-              <w:t xml:space="preserve"> was answered before. Both go through the EHR data API. See section 8.</w:t>
+              <w:t xml:space="preserve">PA_PAYER</w:t>
+            </w:r>
+            <w:r>
+              <w:t xml:space="preserve">, through the EHR data API. The payer list is kept for 5 minutes. See section 8.</w:t>
             </w:r>
           </w:p>
         </w:tc>
@@ -865,16 +865,16 @@
               <w:spacing w:before="40" w:after="80"/>
             </w:pPr>
             <w:r>
-              <w:t xml:space="preserve">The gateway reads the patient, the orders, the facility of </w:t>
-            </w:r>
-            <w:r>
-              <w:rPr>
-                <w:rStyle w:val="CodeChar"/>
-              </w:rPr>
-              <w:t xml:space="preserve">orderLocationCode</w:t>
-            </w:r>
-            <w:r>
-              <w:t xml:space="preserve"> and the active insurance as FHIR resources. The FHIR API gets this data from the EHR REST APIs.</w:t>
+              <w:t xml:space="preserve">The gateway reads the patient, the orders and the insurance named in </w:t>
+            </w:r>
+            <w:r>
+              <w:rPr>
+                <w:rStyle w:val="CodeChar"/>
+              </w:rPr>
+              <w:t xml:space="preserve">coverageId</w:t>
+            </w:r>
+            <w:r>
+              <w:t xml:space="preserve"> as FHIR resources. The FHIR API gets this data from the EHR REST APIs.</w:t>
             </w:r>
           </w:p>
         </w:tc>
@@ -1006,16 +1006,7 @@
               <w:spacing w:before="40" w:after="80"/>
             </w:pPr>
             <w:r>
-              <w:t xml:space="preserve">The gateway sends the CDS Hooks </w:t>
-            </w:r>
-            <w:r>
-              <w:rPr>
-                <w:rStyle w:val="CodeChar"/>
-              </w:rPr>
-              <w:t xml:space="preserve">order-sign</w:t>
-            </w:r>
-            <w:r>
-              <w:t xml:space="preserve"> request: the orders with the facility as performer, the prefetch data and the access token.</w:t>
+              <w:t xml:space="preserve">The gateway sends the CDS Hooks order-sign request: the orders as the EHR keeps them, the prefetch data and the access token.</w:t>
             </w:r>
           </w:p>
         </w:tc>
@@ -1630,7 +1621,7 @@
         </w:numPr>
       </w:pPr>
       <w:r>
-        <w:t xml:space="preserve">It reads the patient, the orders, the facility and the insurance through the EHR REST APIs (section 9).</w:t>
+        <w:t xml:space="preserve">It reads the patient, the orders and the insurance through the EHR REST APIs (section 9).</w:t>
       </w:r>
     </w:p>
     <w:p>
@@ -1698,19 +1689,19 @@
         <w:rPr>
           <w:rStyle w:val="CodeChar"/>
         </w:rPr>
-        <w:t>eventId</w:t>
-      </w:r>
-      <w:r>
-        <w:t xml:space="preserve"> for each signing event. If the same </w:t>
+        <w:t xml:space="preserve">eventId</w:t>
+      </w:r>
+      <w:r>
+        <w:t xml:space="preserve"> for each signing event. Every call asks the payer, also when the same </w:t>
       </w:r>
       <w:r>
         <w:rPr>
           <w:rStyle w:val="CodeChar"/>
         </w:rPr>
-        <w:t>eventId</w:t>
-      </w:r>
-      <w:r>
-        <w:t xml:space="preserve"> is sent again, the gateway returns the stored answer and does not call the payer again. This makes a retry safe after a network error.</w:t>
+        <w:t xml:space="preserve">eventId</w:t>
+      </w:r>
+      <w:r>
+        <w:t xml:space="preserve"> is sent again, so a retry after a network error or a timeout gets a fresh answer.</w:t>
       </w:r>
     </w:p>
     <w:p>
@@ -1722,25 +1713,25 @@
         </w:numPr>
       </w:pPr>
       <w:r>
-        <w:t xml:space="preserve">The stored answer is also returned when it was </w:t>
+        <w:t xml:space="preserve">To ask the payer again after an </w:t>
       </w:r>
       <w:r>
         <w:rPr>
           <w:rStyle w:val="CodeChar"/>
         </w:rPr>
-        <w:t>unknown</w:t>
-      </w:r>
-      <w:r>
-        <w:t xml:space="preserve">, for example after the payer did not answer in time. To ask the payer again, send a new </w:t>
+        <w:t xml:space="preserve">unknown</w:t>
+      </w:r>
+      <w:r>
+        <w:t xml:space="preserve"> answer (for example the payer did not answer in time), call API 3 again. The new decisions replace the </w:t>
       </w:r>
       <w:r>
         <w:rPr>
           <w:rStyle w:val="CodeChar"/>
         </w:rPr>
-        <w:t>eventId</w:t>
-      </w:r>
-      <w:r>
-        <w:t>.</w:t>
+        <w:t xml:space="preserve">unknown</w:t>
+      </w:r>
+      <w:r>
+        <w:t xml:space="preserve"> ones.</w:t>
       </w:r>
     </w:p>
     <w:p>
@@ -3678,16 +3669,7 @@
               <w:spacing w:before="40" w:after="80"/>
             </w:pPr>
             <w:r>
-              <w:t xml:space="preserve">The EHR's unique id for this signing event. The same </w:t>
-            </w:r>
-            <w:r>
-              <w:rPr>
-                <w:rStyle w:val="CodeChar"/>
-              </w:rPr>
-              <w:t>eventId</w:t>
-            </w:r>
-            <w:r>
-              <w:t xml:space="preserve"> sent again returns the stored answer, with no new call to the payer.</w:t>
+              <w:t xml:space="preserve">The EHR's id for this signing event. It is saved with each decision as a reference. Sending it again asks the payer again.</w:t>
             </w:r>
           </w:p>
         </w:tc>
@@ -3996,6 +3978,82 @@
               <w:spacing w:before="40" w:after="80"/>
             </w:pPr>
             <w:r>
+              <w:rPr>
+                <w:b/>
+              </w:rPr>
+              <w:t xml:space="preserve">Required</w:t>
+            </w:r>
+          </w:p>
+        </w:tc>
+        <w:tc>
+          <w:tcPr>
+            <w:tcW w:type="dxa" w:w="1518"/>
+          </w:tcPr>
+          <w:p>
+            <w:pPr>
+              <w:spacing w:before="40" w:after="80"/>
+            </w:pPr>
+            <w:r>
+              <w:t xml:space="preserve">The EHR id of the patient's active insurance for these orders (unique in the EHR). The payer is asked about this insurance. The client's orders carry no insurance, so the gateway does not choose one.</w:t>
+            </w:r>
+          </w:p>
+        </w:tc>
+        <w:tc>
+          <w:tcPr>
+            <w:tcW w:type="dxa" w:w="1890"/>
+          </w:tcPr>
+          <w:p>
+            <w:pPr>
+              <w:spacing w:before="40" w:after="80"/>
+            </w:pPr>
+            <w:r>
+              <w:t xml:space="preserve">400, "The request is not valid."</w:t>
+            </w:r>
+          </w:p>
+        </w:tc>
+      </w:tr>
+      <w:tr>
+        <w:trPr>
+          <w:cantSplit/>
+        </w:trPr>
+        <w:tc>
+          <w:tcPr>
+            <w:tcW w:type="dxa" w:w="2472"/>
+          </w:tcPr>
+          <w:p>
+            <w:pPr>
+              <w:spacing w:before="40" w:after="80"/>
+            </w:pPr>
+            <w:r>
+              <w:rPr>
+                <w:rStyle w:val="CodeChar"/>
+              </w:rPr>
+              <w:t>encounterId</w:t>
+            </w:r>
+          </w:p>
+        </w:tc>
+        <w:tc>
+          <w:tcPr>
+            <w:tcW w:type="dxa" w:w="1728"/>
+          </w:tcPr>
+          <w:p>
+            <w:pPr>
+              <w:spacing w:before="40" w:after="80"/>
+            </w:pPr>
+            <w:r>
+              <w:t>text</w:t>
+            </w:r>
+          </w:p>
+        </w:tc>
+        <w:tc>
+          <w:tcPr>
+            <w:tcW w:type="dxa" w:w="1752"/>
+          </w:tcPr>
+          <w:p>
+            <w:pPr>
+              <w:spacing w:before="40" w:after="80"/>
+            </w:pPr>
+            <w:r>
               <w:t>Optional</w:t>
             </w:r>
           </w:p>
@@ -4009,7 +4067,7 @@
               <w:spacing w:before="40" w:after="80"/>
             </w:pPr>
             <w:r>
-              <w:t>The EHR id of the insurance to check against. Send it when the patient has more than one active insurance and the EHR knows which one applies.</w:t>
+              <w:t>The EHR id of the current encounter. It is passed to the payer in the hook.</w:t>
             </w:r>
           </w:p>
         </w:tc>
@@ -4022,7 +4080,7 @@
               <w:spacing w:before="40" w:after="80"/>
             </w:pPr>
             <w:r>
-              <w:t>No error in most cases. The gateway uses the insurance linked to the order. If the order has none, it uses the patient's only active insurance. When the patient has more than one active insurance and the order names none, the status is 422. The gateway does not choose one.</w:t>
+              <w:t>No error. The hook is sent without an encounter. Payer data requests that need the encounter are left out.</w:t>
             </w:r>
           </w:p>
         </w:tc>
@@ -4043,7 +4101,7 @@
               <w:rPr>
                 <w:rStyle w:val="CodeChar"/>
               </w:rPr>
-              <w:t>encounterId</w:t>
+              <w:t xml:space="preserve">userPractitionerId</w:t>
             </w:r>
           </w:p>
         </w:tc>
@@ -4056,7 +4114,7 @@
               <w:spacing w:before="40" w:after="80"/>
             </w:pPr>
             <w:r>
-              <w:t>text</w:t>
+              <w:t xml:space="preserve">text</w:t>
             </w:r>
           </w:p>
         </w:tc>
@@ -4069,7 +4127,10 @@
               <w:spacing w:before="40" w:after="80"/>
             </w:pPr>
             <w:r>
-              <w:t>Optional</w:t>
+              <w:rPr>
+                <w:b/>
+              </w:rPr>
+              <w:t xml:space="preserve">Required</w:t>
             </w:r>
           </w:p>
         </w:tc>
@@ -4082,82 +4143,6 @@
               <w:spacing w:before="40" w:after="80"/>
             </w:pPr>
             <w:r>
-              <w:t>The EHR id of the current encounter. It is passed to the payer in the hook.</w:t>
-            </w:r>
-          </w:p>
-        </w:tc>
-        <w:tc>
-          <w:tcPr>
-            <w:tcW w:type="dxa" w:w="1890"/>
-          </w:tcPr>
-          <w:p>
-            <w:pPr>
-              <w:spacing w:before="40" w:after="80"/>
-            </w:pPr>
-            <w:r>
-              <w:t>No error. The hook is sent without an encounter. Payer data requests that need the encounter are left out.</w:t>
-            </w:r>
-          </w:p>
-        </w:tc>
-      </w:tr>
-      <w:tr>
-        <w:trPr>
-          <w:cantSplit/>
-        </w:trPr>
-        <w:tc>
-          <w:tcPr>
-            <w:tcW w:type="dxa" w:w="2472"/>
-          </w:tcPr>
-          <w:p>
-            <w:pPr>
-              <w:spacing w:before="40" w:after="80"/>
-            </w:pPr>
-            <w:r>
-              <w:rPr>
-                <w:rStyle w:val="CodeChar"/>
-              </w:rPr>
-              <w:t xml:space="preserve">userPractitionerId</w:t>
-            </w:r>
-          </w:p>
-        </w:tc>
-        <w:tc>
-          <w:tcPr>
-            <w:tcW w:type="dxa" w:w="1728"/>
-          </w:tcPr>
-          <w:p>
-            <w:pPr>
-              <w:spacing w:before="40" w:after="80"/>
-            </w:pPr>
-            <w:r>
-              <w:t xml:space="preserve">text</w:t>
-            </w:r>
-          </w:p>
-        </w:tc>
-        <w:tc>
-          <w:tcPr>
-            <w:tcW w:type="dxa" w:w="1752"/>
-          </w:tcPr>
-          <w:p>
-            <w:pPr>
-              <w:spacing w:before="40" w:after="80"/>
-            </w:pPr>
-            <w:r>
-              <w:rPr>
-                <w:b/>
-              </w:rPr>
-              <w:t xml:space="preserve">Required</w:t>
-            </w:r>
-          </w:p>
-        </w:tc>
-        <w:tc>
-          <w:tcPr>
-            <w:tcW w:type="dxa" w:w="1518"/>
-          </w:tcPr>
-          <w:p>
-            <w:pPr>
-              <w:spacing w:before="40" w:after="80"/>
-            </w:pPr>
-            <w:r>
               <w:t xml:space="preserve">The EHR id of the clinician who signs. Sent to the payer as </w:t>
             </w:r>
             <w:r>
@@ -4168,82 +4153,6 @@
             </w:r>
             <w:r>
               <w:t xml:space="preserve">, which CDS Hooks requires.</w:t>
-            </w:r>
-          </w:p>
-        </w:tc>
-        <w:tc>
-          <w:tcPr>
-            <w:tcW w:type="dxa" w:w="1890"/>
-          </w:tcPr>
-          <w:p>
-            <w:pPr>
-              <w:spacing w:before="40" w:after="80"/>
-            </w:pPr>
-            <w:r>
-              <w:t xml:space="preserve">400, "The request is not valid."</w:t>
-            </w:r>
-          </w:p>
-        </w:tc>
-      </w:tr>
-      <w:tr>
-        <w:trPr>
-          <w:cantSplit/>
-        </w:trPr>
-        <w:tc>
-          <w:tcPr>
-            <w:tcW w:type="dxa" w:w="2472"/>
-          </w:tcPr>
-          <w:p>
-            <w:pPr>
-              <w:spacing w:before="40" w:after="80"/>
-            </w:pPr>
-            <w:r>
-              <w:rPr>
-                <w:rStyle w:val="CodeChar"/>
-              </w:rPr>
-              <w:t xml:space="preserve">orderLocationCode</w:t>
-            </w:r>
-          </w:p>
-        </w:tc>
-        <w:tc>
-          <w:tcPr>
-            <w:tcW w:type="dxa" w:w="1728"/>
-          </w:tcPr>
-          <w:p>
-            <w:pPr>
-              <w:spacing w:before="40" w:after="80"/>
-            </w:pPr>
-            <w:r>
-              <w:t xml:space="preserve">text</w:t>
-            </w:r>
-          </w:p>
-        </w:tc>
-        <w:tc>
-          <w:tcPr>
-            <w:tcW w:type="dxa" w:w="1752"/>
-          </w:tcPr>
-          <w:p>
-            <w:pPr>
-              <w:spacing w:before="40" w:after="80"/>
-            </w:pPr>
-            <w:r>
-              <w:rPr>
-                <w:b/>
-              </w:rPr>
-              <w:t xml:space="preserve">Required</w:t>
-            </w:r>
-          </w:p>
-        </w:tc>
-        <w:tc>
-          <w:tcPr>
-            <w:tcW w:type="dxa" w:w="1518"/>
-          </w:tcPr>
-          <w:p>
-            <w:pPr>
-              <w:spacing w:before="40" w:after="80"/>
-            </w:pPr>
-            <w:r>
-              <w:t xml:space="preserve">The EHR id of the location (facility) of the orders. Sent to the payer as the performer of each order, with the facility NPI. Send the same code to PAS.</w:t>
             </w:r>
           </w:p>
         </w:tc>
@@ -4299,16 +4208,16 @@
         <w:t xml:space="preserve">context.userId</w:t>
       </w:r>
       <w:r>
-        <w:t xml:space="preserve">) and the orders. </w:t>
+        <w:t xml:space="preserve">) and the orders. The gateway also requires </w:t>
       </w:r>
       <w:r>
         <w:rPr>
           <w:rStyle w:val="CodeChar"/>
         </w:rPr>
-        <w:t xml:space="preserve">orderLocationCode</w:t>
-      </w:r>
-      <w:r>
-        <w:t xml:space="preserve"> is required by the gateway, so the payer always learns the requesting facility. Everything else is optional: it is sent when the EHR has it and left out when not. Section 10 lists the exact error for each missing or wrong value.</w:t>
+        <w:t xml:space="preserve">coverageId</w:t>
+      </w:r>
+      <w:r>
+        <w:t xml:space="preserve">: the client's orders carry no insurance, so the EHR names the insurance the payer is asked about. Everything else is optional: it is sent when the EHR has it and left out when not. Section 10 lists the exact error for each missing or wrong value.</w:t>
       </w:r>
     </w:p>
     <w:p>
@@ -4340,9 +4249,9 @@
         <w:br/>
         <w:t xml:space="preserve">  "orderIds": ["ord-1-hd"],</w:t>
         <w:br/>
-        <w:t xml:space="preserve">  "userPractitionerId": "prac-1",</w:t>
-        <w:br/>
-        <w:t xml:space="preserve">  "orderLocationCode": "loc-main"</w:t>
+        <w:t xml:space="preserve">  "coverageId": "cov-1",</w:t>
+        <w:br/>
+        <w:t xml:space="preserve">  "userPractitionerId": "prac-1"</w:t>
         <w:br/>
         <w:t xml:space="preserve">}</w:t>
       </w:r>
@@ -4372,9 +4281,7 @@
         <w:br/>
         <w:t xml:space="preserve">  "encounterId": "enc-1",</w:t>
         <w:br/>
-        <w:t xml:space="preserve">  "userPractitionerId": "prac-1",</w:t>
-        <w:br/>
-        <w:t xml:space="preserve">  "orderLocationCode": "loc-main"</w:t>
+        <w:t xml:space="preserve">  "userPractitionerId": "prac-1"</w:t>
         <w:br/>
         <w:t xml:space="preserve">}</w:t>
       </w:r>
@@ -7812,7 +7719,16 @@
               <w:spacing w:before="40" w:after="80"/>
             </w:pPr>
             <w:r>
-              <w:t>The patient has no active insurance</w:t>
+              <w:t xml:space="preserve">The insurance of </w:t>
+            </w:r>
+            <w:r>
+              <w:rPr>
+                <w:rStyle w:val="CodeChar"/>
+              </w:rPr>
+              <w:t xml:space="preserve">coverageId</w:t>
+            </w:r>
+            <w:r>
+              <w:t xml:space="preserve"> is not found</w:t>
             </w:r>
           </w:p>
         </w:tc>
@@ -7841,7 +7757,7 @@
               <w:spacing w:before="40" w:after="80"/>
             </w:pPr>
             <w:r>
-              <w:t>"No active insurance on file for this patient. Coverage requirements could not be checked."</w:t>
+              <w:t xml:space="preserve">"Insurance {coverageId} was not found at the FHIR API. Coverage requirements could not be checked."</w:t>
             </w:r>
           </w:p>
         </w:tc>
@@ -7859,16 +7775,7 @@
               <w:spacing w:before="40" w:after="80"/>
             </w:pPr>
             <w:r>
-              <w:t xml:space="preserve">The </w:t>
-            </w:r>
-            <w:r>
-              <w:rPr>
-                <w:rStyle w:val="CodeChar"/>
-              </w:rPr>
-              <w:t>coverageId</w:t>
-            </w:r>
-            <w:r>
-              <w:t xml:space="preserve"> sent is not an active insurance of the patient</w:t>
+              <w:t xml:space="preserve">The insurance belongs to another patient</w:t>
             </w:r>
           </w:p>
         </w:tc>
@@ -7897,7 +7804,51 @@
               <w:spacing w:before="40" w:after="80"/>
             </w:pPr>
             <w:r>
-              <w:t>"Insurance {coverageId} is not an active insurance of this patient. Coverage requirements could not be checked."</w:t>
+              <w:t xml:space="preserve">"Insurance {coverageId} does not belong to patient {patientId}. Coverage requirements could not be checked."</w:t>
+            </w:r>
+          </w:p>
+        </w:tc>
+      </w:tr>
+      <w:tr>
+        <w:trPr>
+          <w:cantSplit/>
+        </w:trPr>
+        <w:tc>
+          <w:tcPr>
+            <w:tcW w:type="dxa" w:w="3264"/>
+          </w:tcPr>
+          <w:p>
+            <w:pPr>
+              <w:spacing w:before="40" w:after="80"/>
+            </w:pPr>
+            <w:r>
+              <w:t xml:space="preserve">The insurance is not active</w:t>
+            </w:r>
+          </w:p>
+        </w:tc>
+        <w:tc>
+          <w:tcPr>
+            <w:tcW w:type="dxa" w:w="2348"/>
+          </w:tcPr>
+          <w:p>
+            <w:pPr>
+              <w:spacing w:before="40" w:after="80"/>
+            </w:pPr>
+            <w:r>
+              <w:t xml:space="preserve">skipped</w:t>
+            </w:r>
+          </w:p>
+        </w:tc>
+        <w:tc>
+          <w:tcPr>
+            <w:tcW w:type="dxa" w:w="3748"/>
+          </w:tcPr>
+          <w:p>
+            <w:pPr>
+              <w:spacing w:before="40" w:after="80"/>
+            </w:pPr>
+            <w:r>
+              <w:t xml:space="preserve">"Insurance {coverageId} is not active (status: {status}). Coverage requirements could not be checked."</w:t>
             </w:r>
           </w:p>
         </w:tc>
@@ -8184,28 +8135,28 @@
         <w:rPr>
           <w:rStyle w:val="CodeChar"/>
         </w:rPr>
-        <w:t>unknown</w:t>
-      </w:r>
-      <w:r>
-        <w:t xml:space="preserve"> answer is stored like every other answer. Sending the same </w:t>
+        <w:t xml:space="preserve">unknown</w:t>
+      </w:r>
+      <w:r>
+        <w:t xml:space="preserve"> answer is saved like every other answer. To ask the payer again, call API 3 again, with the same or a new </w:t>
       </w:r>
       <w:r>
         <w:rPr>
           <w:rStyle w:val="CodeChar"/>
         </w:rPr>
-        <w:t>eventId</w:t>
-      </w:r>
-      <w:r>
-        <w:t xml:space="preserve"> again returns it without a new call to the payer. Use a new </w:t>
+        <w:t xml:space="preserve">eventId</w:t>
+      </w:r>
+      <w:r>
+        <w:t xml:space="preserve">; the new decision replaces the </w:t>
       </w:r>
       <w:r>
         <w:rPr>
           <w:rStyle w:val="CodeChar"/>
         </w:rPr>
-        <w:t>eventId</w:t>
-      </w:r>
-      <w:r>
-        <w:t xml:space="preserve"> to ask the payer again.</w:t>
+        <w:t xml:space="preserve">unknown</w:t>
+      </w:r>
+      <w:r>
+        <w:t xml:space="preserve"> one.</w:t>
       </w:r>
     </w:p>
     <w:p>
@@ -8455,6 +8406,210 @@
         <w:t xml:space="preserve">  }</w:t>
         <w:br/>
         <w:t xml:space="preserve">}</w:t>
+      </w:r>
+    </w:p>
+    <w:p>
+      <w:r>
+        <w:rPr>
+          <w:b/>
+        </w:rPr>
+        <w:t xml:space="preserve">How to recognise a timeout.</w:t>
+      </w:r>
+      <w:r>
+        <w:t xml:space="preserve"> The HTTP status is 200, not 504. Check the body instead:</w:t>
+      </w:r>
+    </w:p>
+    <w:p>
+      <w:pPr>
+        <w:pStyle w:val="ListParagraph"/>
+        <w:numPr>
+          <w:ilvl w:val="0"/>
+          <w:numId w:val="1"/>
+        </w:numPr>
+      </w:pPr>
+      <w:r>
+        <w:rPr>
+          <w:rStyle w:val="CodeChar"/>
+        </w:rPr>
+        <w:t xml:space="preserve">payerCall.outcome</w:t>
+      </w:r>
+      <w:r>
+        <w:t xml:space="preserve"> is </w:t>
+      </w:r>
+      <w:r>
+        <w:rPr>
+          <w:rStyle w:val="CodeChar"/>
+        </w:rPr>
+        <w:t xml:space="preserve">timeout</w:t>
+      </w:r>
+      <w:r>
+        <w:t xml:space="preserve">, and </w:t>
+      </w:r>
+      <w:r>
+        <w:rPr>
+          <w:rStyle w:val="CodeChar"/>
+        </w:rPr>
+        <w:t xml:space="preserve">payerCall.error</w:t>
+      </w:r>
+      <w:r>
+        <w:t xml:space="preserve"> says how long the gateway waited (</w:t>
+      </w:r>
+      <w:r>
+        <w:rPr>
+          <w:rStyle w:val="CodeChar"/>
+        </w:rPr>
+        <w:t xml:space="preserve">CRD_TIMEOUT_SECONDS</w:t>
+      </w:r>
+      <w:r>
+        <w:t xml:space="preserve"> of the payer, default 5 seconds).</w:t>
+      </w:r>
+    </w:p>
+    <w:p>
+      <w:pPr>
+        <w:pStyle w:val="ListParagraph"/>
+        <w:numPr>
+          <w:ilvl w:val="0"/>
+          <w:numId w:val="1"/>
+        </w:numPr>
+      </w:pPr>
+      <w:r>
+        <w:t xml:space="preserve">Every order has </w:t>
+      </w:r>
+      <w:r>
+        <w:rPr>
+          <w:rStyle w:val="CodeChar"/>
+        </w:rPr>
+        <w:t xml:space="preserve">covered</w:t>
+      </w:r>
+      <w:r>
+        <w:t xml:space="preserve"> set to </w:t>
+      </w:r>
+      <w:r>
+        <w:rPr>
+          <w:rStyle w:val="CodeChar"/>
+        </w:rPr>
+        <w:t xml:space="preserve">unknown</w:t>
+      </w:r>
+      <w:r>
+        <w:t xml:space="preserve">, </w:t>
+      </w:r>
+      <w:r>
+        <w:rPr>
+          <w:rStyle w:val="CodeChar"/>
+        </w:rPr>
+        <w:t xml:space="preserve">priorAuthNeeded</w:t>
+      </w:r>
+      <w:r>
+        <w:t xml:space="preserve"> and </w:t>
+      </w:r>
+      <w:r>
+        <w:rPr>
+          <w:rStyle w:val="CodeChar"/>
+        </w:rPr>
+        <w:t xml:space="preserve">documentationNeeded</w:t>
+      </w:r>
+      <w:r>
+        <w:t xml:space="preserve"> are null, and the order has a </w:t>
+      </w:r>
+      <w:r>
+        <w:rPr>
+          <w:rStyle w:val="CodeChar"/>
+        </w:rPr>
+        <w:t xml:space="preserve">warning</w:t>
+      </w:r>
+      <w:r>
+        <w:t xml:space="preserve"> message.</w:t>
+      </w:r>
+    </w:p>
+    <w:p>
+      <w:pPr>
+        <w:pStyle w:val="ListParagraph"/>
+        <w:numPr>
+          <w:ilvl w:val="0"/>
+          <w:numId w:val="1"/>
+        </w:numPr>
+      </w:pPr>
+      <w:r>
+        <w:rPr>
+          <w:rStyle w:val="CodeChar"/>
+        </w:rPr>
+        <w:t xml:space="preserve">callDtr</w:t>
+      </w:r>
+      <w:r>
+        <w:t xml:space="preserve"> and </w:t>
+      </w:r>
+      <w:r>
+        <w:rPr>
+          <w:rStyle w:val="CodeChar"/>
+        </w:rPr>
+        <w:t xml:space="preserve">callPas</w:t>
+      </w:r>
+      <w:r>
+        <w:t xml:space="preserve"> are false. This does not mean that nothing is needed: the payer could not be asked. Do not treat it as "no prior authorization needed".</w:t>
+      </w:r>
+    </w:p>
+    <w:p>
+      <w:pPr>
+        <w:pStyle w:val="ListParagraph"/>
+        <w:numPr>
+          <w:ilvl w:val="0"/>
+          <w:numId w:val="1"/>
+        </w:numPr>
+      </w:pPr>
+      <w:r>
+        <w:t xml:space="preserve">The unknown decisions are saved in </w:t>
+      </w:r>
+      <w:r>
+        <w:rPr>
+          <w:rStyle w:val="CodeChar"/>
+        </w:rPr>
+        <w:t xml:space="preserve">PA_COVERAGE_DECISION</w:t>
+      </w:r>
+      <w:r>
+        <w:t xml:space="preserve"> like any other decision.</w:t>
+      </w:r>
+    </w:p>
+    <w:p>
+      <w:pPr>
+        <w:pStyle w:val="ListParagraph"/>
+        <w:numPr>
+          <w:ilvl w:val="0"/>
+          <w:numId w:val="1"/>
+        </w:numPr>
+      </w:pPr>
+      <w:r>
+        <w:rPr>
+          <w:rStyle w:val="CodeChar"/>
+        </w:rPr>
+        <w:t xml:space="preserve">payerCall.serviceId</w:t>
+      </w:r>
+      <w:r>
+        <w:t xml:space="preserve"> is null when the payer's CDS services call (call 6) timed out, before the hook was sent.</w:t>
+      </w:r>
+    </w:p>
+    <w:p>
+      <w:r>
+        <w:t xml:space="preserve">The payer may still have received the hook, but its late answer is lost: the gateway stops waiting at the time limit, and CRD has no callback.</w:t>
+      </w:r>
+    </w:p>
+    <w:p>
+      <w:r>
+        <w:rPr>
+          <w:b/>
+        </w:rPr>
+        <w:t xml:space="preserve">What the EHR should do.</w:t>
+      </w:r>
+      <w:r>
+        <w:t xml:space="preserve"> Call API 3 again a little later, with the same or a new </w:t>
+      </w:r>
+      <w:r>
+        <w:rPr>
+          <w:rStyle w:val="CodeChar"/>
+        </w:rPr>
+        <w:t xml:space="preserve">eventId</w:t>
+      </w:r>
+      <w:r>
+        <w:t xml:space="preserve">. The payer is asked again, and the new decisions replace the unknown ones. If the payer still does not answer, staff can decide, or the EHR can go straight to PAS: PAS gives the payer's binding answer, and not-required when no authorization is needed.</w:t>
       </w:r>
     </w:p>
     <w:p>
@@ -8542,18 +8697,18 @@
               <w:rPr>
                 <w:rStyle w:val="CodeChar"/>
               </w:rPr>
+              <w:t xml:space="preserve">coverageId</w:t>
+            </w:r>
+            <w:r>
+              <w:t xml:space="preserve"> and </w:t>
+            </w:r>
+            <w:r>
+              <w:rPr>
+                <w:rStyle w:val="CodeChar"/>
+              </w:rPr>
               <w:t xml:space="preserve">userPractitionerId</w:t>
             </w:r>
             <w:r>
-              <w:t xml:space="preserve"> and </w:t>
-            </w:r>
-            <w:r>
-              <w:rPr>
-                <w:rStyle w:val="CodeChar"/>
-              </w:rPr>
-              <w:t xml:space="preserve">orderLocationCode</w:t>
-            </w:r>
-            <w:r>
               <w:t xml:space="preserve"> included), a value has the wrong type, the </w:t>
             </w:r>
             <w:r>
@@ -8563,16 +8718,7 @@
               <w:t xml:space="preserve">payerName</w:t>
             </w:r>
             <w:r>
-              <w:t xml:space="preserve"> is not set up or is switched off, an order belongs to another patient, or the orders are at another facility than </w:t>
-            </w:r>
-            <w:r>
-              <w:rPr>
-                <w:rStyle w:val="CodeChar"/>
-              </w:rPr>
-              <w:t xml:space="preserve">orderLocationCode</w:t>
-            </w:r>
-            <w:r>
-              <w:t xml:space="preserve">.</w:t>
+              <w:t xml:space="preserve"> is not set up or is switched off, or an order belongs to another patient.</w:t>
             </w:r>
           </w:p>
         </w:tc>
@@ -8603,16 +8749,7 @@
               <w:spacing w:before="40" w:after="80"/>
             </w:pPr>
             <w:r>
-              <w:t xml:space="preserve">The patient was not found, none of the orders were found, or the location of </w:t>
-            </w:r>
-            <w:r>
-              <w:rPr>
-                <w:rStyle w:val="CodeChar"/>
-              </w:rPr>
-              <w:t xml:space="preserve">orderLocationCode</w:t>
-            </w:r>
-            <w:r>
-              <w:t xml:space="preserve"> (or of an order) was not found.</w:t>
+              <w:t xml:space="preserve">The patient was not found, or none of the orders were found. When only some orders are not found, the status is 200 with a warning for each missing one.</w:t>
             </w:r>
           </w:p>
         </w:tc>
@@ -8630,7 +8767,7 @@
               <w:spacing w:before="40" w:after="80"/>
             </w:pPr>
             <w:r>
-              <w:t>422</w:t>
+              <w:t>502</w:t>
             </w:r>
           </w:p>
         </w:tc>
@@ -8643,25 +8780,7 @@
               <w:spacing w:before="40" w:after="80"/>
             </w:pPr>
             <w:r>
-              <w:t xml:space="preserve">The patient has more than one active insurance, </w:t>
-            </w:r>
-            <w:r>
-              <w:rPr>
-                <w:rStyle w:val="CodeChar"/>
-              </w:rPr>
-              <w:t>coverageId</w:t>
-            </w:r>
-            <w:r>
-              <w:t xml:space="preserve"> is not sent and the order names no insurance. Send </w:t>
-            </w:r>
-            <w:r>
-              <w:rPr>
-                <w:rStyle w:val="CodeChar"/>
-              </w:rPr>
-              <w:t>coverageId</w:t>
-            </w:r>
-            <w:r>
-              <w:t>.</w:t>
+              <w:t xml:space="preserve">The FHIR API failed: it answered with an error, could not be reached, or did not answer in time (10 seconds by default). Also when data from the FHIR API or the EHR database could not be read.</w:t>
             </w:r>
           </w:p>
         </w:tc>
@@ -8679,7 +8798,7 @@
               <w:spacing w:before="40" w:after="80"/>
             </w:pPr>
             <w:r>
-              <w:t xml:space="preserve">422</w:t>
+              <w:t>503</w:t>
             </w:r>
           </w:p>
         </w:tc>
@@ -8692,16 +8811,7 @@
               <w:spacing w:before="40" w:after="80"/>
             </w:pPr>
             <w:r>
-              <w:t xml:space="preserve">The location of </w:t>
-            </w:r>
-            <w:r>
-              <w:rPr>
-                <w:rStyle w:val="CodeChar"/>
-              </w:rPr>
-              <w:t xml:space="preserve">orderLocationCode</w:t>
-            </w:r>
-            <w:r>
-              <w:t xml:space="preserve"> has no managing organization (no facility) at the FHIR API.</w:t>
+              <w:t xml:space="preserve">The EHR data API is not available. The gateway could not read the payer list, or could not save the decision. Try again later.</w:t>
             </w:r>
           </w:p>
         </w:tc>
@@ -8719,7 +8829,7 @@
               <w:spacing w:before="40" w:after="80"/>
             </w:pPr>
             <w:r>
-              <w:t>502</w:t>
+              <w:t xml:space="preserve">500</w:t>
             </w:r>
           </w:p>
         </w:tc>
@@ -8732,47 +8842,16 @@
               <w:spacing w:before="40" w:after="80"/>
             </w:pPr>
             <w:r>
-              <w:t>The gateway could not read the patient data from the FHIR API.</w:t>
-            </w:r>
-          </w:p>
-        </w:tc>
-      </w:tr>
-      <w:tr>
-        <w:trPr>
-          <w:cantSplit/>
-        </w:trPr>
-        <w:tc>
-          <w:tcPr>
-            <w:tcW w:type="dxa" w:w="984"/>
-          </w:tcPr>
-          <w:p>
-            <w:pPr>
-              <w:spacing w:before="40" w:after="80"/>
-            </w:pPr>
-            <w:r>
-              <w:t>503</w:t>
-            </w:r>
-          </w:p>
-        </w:tc>
-        <w:tc>
-          <w:tcPr>
-            <w:tcW w:type="dxa" w:w="8376"/>
-          </w:tcPr>
-          <w:p>
-            <w:pPr>
-              <w:spacing w:before="40" w:after="80"/>
-            </w:pPr>
-            <w:r>
-              <w:t xml:space="preserve">The EHR data API is not available. The gateway could not read the payer or the stored answer, or could not save the decision. Try again later with the same </w:t>
-            </w:r>
-            <w:r>
-              <w:rPr>
-                <w:rStyle w:val="CodeChar"/>
-              </w:rPr>
-              <w:t>eventId</w:t>
-            </w:r>
-            <w:r>
-              <w:t>.</w:t>
+              <w:t xml:space="preserve">An unexpected error in the gateway. The body has the </w:t>
+            </w:r>
+            <w:r>
+              <w:rPr>
+                <w:rStyle w:val="CodeChar"/>
+              </w:rPr>
+              <w:t xml:space="preserve">traceId</w:t>
+            </w:r>
+            <w:r>
+              <w:t xml:space="preserve"> to look up in the gateway log.</w:t>
             </w:r>
           </w:p>
         </w:tc>
@@ -8783,7 +8862,7 @@
         <w:spacing w:before="160"/>
       </w:pPr>
       <w:r>
-        <w:t>Section 10 has the error text for each case.</w:t>
+        <w:t xml:space="preserve">A problem on the payer side, also a payer timeout, never gives an error status: API 3 then returns 200 (section 6.6). API 3 never returns 422 or 504. Section 10 has the error text for each case.</w:t>
       </w:r>
     </w:p>
     <w:p>
@@ -9502,7 +9581,7 @@
               <w:spacing w:before="40" w:after="80"/>
             </w:pPr>
             <w:r>
-              <w:t>Start of API 3 (call 2 in the diagram)</w:t>
+              <w:t>During API 3, for each payer card with a form link</w:t>
             </w:r>
           </w:p>
         </w:tc>
@@ -9518,7 +9597,7 @@
               <w:rPr>
                 <w:rStyle w:val="CodeChar"/>
               </w:rPr>
-              <w:t>GET {ehr-data}/crd-events/{eventId}</w:t>
+              <w:t>PUT {ehr-data}/dtr-links/{linkId}</w:t>
             </w:r>
           </w:p>
         </w:tc>
@@ -9534,7 +9613,7 @@
               <w:rPr>
                 <w:rStyle w:val="CodeChar"/>
               </w:rPr>
-              <w:t>PA_CRD_EVENT</w:t>
+              <w:t>PA_DTR_LINK</w:t>
             </w:r>
           </w:p>
         </w:tc>
@@ -9547,7 +9626,7 @@
               <w:spacing w:before="40" w:after="80"/>
             </w:pPr>
             <w:r>
-              <w:t>Was this signing event answered before? 404 means no.</w:t>
+              <w:t>Keep what is needed to open the payer's form later. See the DTR Payer App guide.</w:t>
             </w:r>
           </w:p>
         </w:tc>
@@ -9565,7 +9644,7 @@
               <w:spacing w:before="40" w:after="80"/>
             </w:pPr>
             <w:r>
-              <w:t>During API 3, for each payer card with a form link</w:t>
+              <w:t>End of API 3 (call 11), once for each order</w:t>
             </w:r>
           </w:p>
         </w:tc>
@@ -9581,7 +9660,7 @@
               <w:rPr>
                 <w:rStyle w:val="CodeChar"/>
               </w:rPr>
-              <w:t>PUT {ehr-data}/dtr-links/{linkId}</w:t>
+              <w:t>PUT {ehr-data}/coverage-decisions/{orderId}</w:t>
             </w:r>
           </w:p>
         </w:tc>
@@ -9597,7 +9676,7 @@
               <w:rPr>
                 <w:rStyle w:val="CodeChar"/>
               </w:rPr>
-              <w:t>PA_DTR_LINK</w:t>
+              <w:t>PA_COVERAGE_DECISION</w:t>
             </w:r>
           </w:p>
         </w:tc>
@@ -9610,142 +9689,7 @@
               <w:spacing w:before="40" w:after="80"/>
             </w:pPr>
             <w:r>
-              <w:t>Keep what is needed to open the payer's form later. See the DTR Payer App guide.</w:t>
-            </w:r>
-          </w:p>
-        </w:tc>
-      </w:tr>
-      <w:tr>
-        <w:trPr>
-          <w:cantSplit/>
-        </w:trPr>
-        <w:tc>
-          <w:tcPr>
-            <w:tcW w:type="dxa" w:w="1588"/>
-          </w:tcPr>
-          <w:p>
-            <w:pPr>
-              <w:spacing w:before="40" w:after="80"/>
-            </w:pPr>
-            <w:r>
-              <w:t>End of API 3 (call 11), once for each order</w:t>
-            </w:r>
-          </w:p>
-        </w:tc>
-        <w:tc>
-          <w:tcPr>
-            <w:tcW w:type="dxa" w:w="3146"/>
-          </w:tcPr>
-          <w:p>
-            <w:pPr>
-              <w:spacing w:before="40" w:after="80"/>
-            </w:pPr>
-            <w:r>
-              <w:rPr>
-                <w:rStyle w:val="CodeChar"/>
-              </w:rPr>
-              <w:t>PUT {ehr-data}/coverage-decisions/{orderId}</w:t>
-            </w:r>
-          </w:p>
-        </w:tc>
-        <w:tc>
-          <w:tcPr>
-            <w:tcW w:type="dxa" w:w="2720"/>
-          </w:tcPr>
-          <w:p>
-            <w:pPr>
-              <w:spacing w:before="40" w:after="80"/>
-            </w:pPr>
-            <w:r>
-              <w:rPr>
-                <w:rStyle w:val="CodeChar"/>
-              </w:rPr>
-              <w:t>PA_COVERAGE_DECISION</w:t>
-            </w:r>
-          </w:p>
-        </w:tc>
-        <w:tc>
-          <w:tcPr>
-            <w:tcW w:type="dxa" w:w="1906"/>
-          </w:tcPr>
-          <w:p>
-            <w:pPr>
-              <w:spacing w:before="40" w:after="80"/>
-            </w:pPr>
-            <w:r>
               <w:t>Save the decision of the order.</w:t>
-            </w:r>
-          </w:p>
-        </w:tc>
-      </w:tr>
-      <w:tr>
-        <w:trPr>
-          <w:cantSplit/>
-        </w:trPr>
-        <w:tc>
-          <w:tcPr>
-            <w:tcW w:type="dxa" w:w="1588"/>
-          </w:tcPr>
-          <w:p>
-            <w:pPr>
-              <w:spacing w:before="40" w:after="80"/>
-            </w:pPr>
-            <w:r>
-              <w:t>End of API 3 (call 11), once</w:t>
-            </w:r>
-          </w:p>
-        </w:tc>
-        <w:tc>
-          <w:tcPr>
-            <w:tcW w:type="dxa" w:w="3146"/>
-          </w:tcPr>
-          <w:p>
-            <w:pPr>
-              <w:spacing w:before="40" w:after="80"/>
-            </w:pPr>
-            <w:r>
-              <w:rPr>
-                <w:rStyle w:val="CodeChar"/>
-              </w:rPr>
-              <w:t>PUT {ehr-data}/crd-events/{eventId}</w:t>
-            </w:r>
-          </w:p>
-        </w:tc>
-        <w:tc>
-          <w:tcPr>
-            <w:tcW w:type="dxa" w:w="2720"/>
-          </w:tcPr>
-          <w:p>
-            <w:pPr>
-              <w:spacing w:before="40" w:after="80"/>
-            </w:pPr>
-            <w:r>
-              <w:rPr>
-                <w:rStyle w:val="CodeChar"/>
-              </w:rPr>
-              <w:t>PA_CRD_EVENT</w:t>
-            </w:r>
-          </w:p>
-        </w:tc>
-        <w:tc>
-          <w:tcPr>
-            <w:tcW w:type="dxa" w:w="1906"/>
-          </w:tcPr>
-          <w:p>
-            <w:pPr>
-              <w:spacing w:before="40" w:after="80"/>
-            </w:pPr>
-            <w:r>
-              <w:t xml:space="preserve">Save the whole API 3 response, to answer a repeated </w:t>
-            </w:r>
-            <w:r>
-              <w:rPr>
-                <w:rStyle w:val="CodeChar"/>
-              </w:rPr>
-              <w:t>eventId</w:t>
-            </w:r>
-            <w:r>
-              <w:t>.</w:t>
             </w:r>
           </w:p>
         </w:tc>
@@ -10929,10 +10873,10 @@
         <w:rPr>
           <w:rStyle w:val="CodeChar"/>
         </w:rPr>
-        <w:t>eventId</w:t>
-      </w:r>
-      <w:r>
-        <w:t xml:space="preserve"> is sent again, the gateway returns the stored answer and saves nothing.</w:t>
+        <w:t xml:space="preserve">eventId</w:t>
+      </w:r>
+      <w:r>
+        <w:t xml:space="preserve"> is sent again, the payer is asked again and the new decisions are saved.</w:t>
       </w:r>
     </w:p>
     <w:p>
@@ -11303,7 +11247,7 @@
               <w:spacing w:before="40" w:after="80"/>
             </w:pPr>
             <w:r>
-              <w:t xml:space="preserve">4</w:t>
+              <w:t>5</w:t>
             </w:r>
           </w:p>
         </w:tc>
@@ -11326,13 +11270,10 @@
           </w:tcPr>
           <w:p>
             <w:pPr>
-              <w:spacing w:before="40" w:after="40"/>
-            </w:pPr>
-            <w:r>
-              <w:rPr>
-                <w:rStyle w:val="CodeChar"/>
-              </w:rPr>
-              <w:t xml:space="preserve">GET {fhir}/Location/{orderLocationCode}</w:t>
+              <w:spacing w:before="40" w:after="80"/>
+            </w:pPr>
+            <w:r>
+              <w:t xml:space="preserve">GET {fhir}/Coverage/{coverageId}</w:t>
             </w:r>
           </w:p>
         </w:tc>
@@ -11345,16 +11286,16 @@
               <w:spacing w:before="40" w:after="80"/>
             </w:pPr>
             <w:r>
-              <w:t xml:space="preserve">Get the facility of the orders: the managing organization of the location (</w:t>
-            </w:r>
-            <w:r>
-              <w:rPr>
-                <w:rStyle w:val="CodeChar"/>
-              </w:rPr>
-              <w:t xml:space="preserve">Organization/facility-{locationId}</w:t>
-            </w:r>
-            <w:r>
-              <w:t xml:space="preserve">). The location of each service order that names one is read the same way, to check it is the same facility.</w:t>
+              <w:t xml:space="preserve">Get the insurance named in </w:t>
+            </w:r>
+            <w:r>
+              <w:rPr>
+                <w:rStyle w:val="CodeChar"/>
+              </w:rPr>
+              <w:t xml:space="preserve">coverageId</w:t>
+            </w:r>
+            <w:r>
+              <w:t xml:space="preserve">, and check that it belongs to the patient and is active. If not, the payer is not called (section 6.6).</w:t>
             </w:r>
           </w:p>
         </w:tc>
@@ -11372,7 +11313,7 @@
               <w:spacing w:before="40" w:after="80"/>
             </w:pPr>
             <w:r>
-              <w:t>5</w:t>
+              <w:t>6</w:t>
             </w:r>
           </w:p>
         </w:tc>
@@ -11385,7 +11326,7 @@
               <w:spacing w:before="40" w:after="80"/>
             </w:pPr>
             <w:r>
-              <w:t>FHIR R4 search</w:t>
+              <w:t>CDS Hooks discovery</w:t>
             </w:r>
           </w:p>
         </w:tc>
@@ -11401,7 +11342,7 @@
               <w:rPr>
                 <w:rStyle w:val="CodeChar"/>
               </w:rPr>
-              <w:t>GET {fhir}/Coverage?patient={patientId}&amp;status=active</w:t>
+              <w:t>GET {payer}/cds-services</w:t>
             </w:r>
           </w:p>
         </w:tc>
@@ -11414,7 +11355,7 @@
               <w:spacing w:before="40" w:after="80"/>
             </w:pPr>
             <w:r>
-              <w:t>Get the active insurance of the patient.</w:t>
+              <w:t>Get the payer's CDS services and the data each one wants (prefetch). Kept for 12 hours. An answer that lists no service is not kept, so the payer is asked again at the next order-sign.</w:t>
             </w:r>
           </w:p>
         </w:tc>
@@ -11432,7 +11373,7 @@
               <w:spacing w:before="40" w:after="80"/>
             </w:pPr>
             <w:r>
-              <w:t>6</w:t>
+              <w:t>7</w:t>
             </w:r>
           </w:p>
         </w:tc>
@@ -11445,7 +11386,7 @@
               <w:spacing w:before="40" w:after="80"/>
             </w:pPr>
             <w:r>
-              <w:t>CDS Hooks discovery</w:t>
+              <w:t>Gateway internal</w:t>
             </w:r>
           </w:p>
         </w:tc>
@@ -11461,7 +11402,19 @@
               <w:rPr>
                 <w:rStyle w:val="CodeChar"/>
               </w:rPr>
-              <w:t>GET {payer}/cds-services</w:t>
+              <w:t>POST</w:t>
+            </w:r>
+            <w:r>
+              <w:t xml:space="preserve"> to the access-token address of the FHIR API (</w:t>
+            </w:r>
+            <w:r>
+              <w:rPr>
+                <w:rStyle w:val="CodeChar"/>
+              </w:rPr>
+              <w:t>/internal/access-tokens</w:t>
+            </w:r>
+            <w:r>
+              <w:t>)</w:t>
             </w:r>
           </w:p>
         </w:tc>
@@ -11474,7 +11427,7 @@
               <w:spacing w:before="40" w:after="80"/>
             </w:pPr>
             <w:r>
-              <w:t>Get the payer's CDS services and the data each one wants (prefetch). Kept for 12 hours. An answer that lists no service is not kept, so the payer is asked again at the next order-sign.</w:t>
+              <w:t>Get an access token for the payer. It is made for this one patient and for 5 minutes. When this call fails, the hook is sent without a token.</w:t>
             </w:r>
           </w:p>
         </w:tc>
@@ -11505,7 +11458,7 @@
               <w:spacing w:before="40" w:after="80"/>
             </w:pPr>
             <w:r>
-              <w:t>Gateway internal</w:t>
+              <w:t>FHIR R4 search or read</w:t>
             </w:r>
           </w:p>
         </w:tc>
@@ -11521,19 +11474,7 @@
               <w:rPr>
                 <w:rStyle w:val="CodeChar"/>
               </w:rPr>
-              <w:t>POST</w:t>
-            </w:r>
-            <w:r>
-              <w:t xml:space="preserve"> to the access-token address of the FHIR API (</w:t>
-            </w:r>
-            <w:r>
-              <w:rPr>
-                <w:rStyle w:val="CodeChar"/>
-              </w:rPr>
-              <w:t>/internal/access-tokens</w:t>
-            </w:r>
-            <w:r>
-              <w:t>)</w:t>
+              <w:t>GET {fhir}/{prefetch query}</w:t>
             </w:r>
           </w:p>
         </w:tc>
@@ -11546,7 +11487,16 @@
               <w:spacing w:before="40" w:after="80"/>
             </w:pPr>
             <w:r>
-              <w:t>Get an access token for the payer. It is made for this one patient and for 5 minutes. When this call fails, the hook is sent without a token.</w:t>
+              <w:t xml:space="preserve">Run each prefetch query of the payer, for example </w:t>
+            </w:r>
+            <w:r>
+              <w:rPr>
+                <w:rStyle w:val="CodeChar"/>
+              </w:rPr>
+              <w:t>Coverage?patient=pat-1&amp;status=active</w:t>
+            </w:r>
+            <w:r>
+              <w:t>. One call for each query.</w:t>
             </w:r>
           </w:p>
         </w:tc>
@@ -11564,7 +11514,7 @@
               <w:spacing w:before="40" w:after="80"/>
             </w:pPr>
             <w:r>
-              <w:t>7</w:t>
+              <w:t>8</w:t>
             </w:r>
           </w:p>
         </w:tc>
@@ -11577,7 +11527,7 @@
               <w:spacing w:before="40" w:after="80"/>
             </w:pPr>
             <w:r>
-              <w:t>FHIR R4 search or read</w:t>
+              <w:t>CDS Hooks</w:t>
             </w:r>
           </w:p>
         </w:tc>
@@ -11593,7 +11543,7 @@
               <w:rPr>
                 <w:rStyle w:val="CodeChar"/>
               </w:rPr>
-              <w:t>GET {fhir}/{prefetch query}</w:t>
+              <w:t>POST {payer}/cds-services/{serviceId}</w:t>
             </w:r>
           </w:p>
         </w:tc>
@@ -11606,85 +11556,7 @@
               <w:spacing w:before="40" w:after="80"/>
             </w:pPr>
             <w:r>
-              <w:t xml:space="preserve">Run each prefetch query of the payer, for example </w:t>
-            </w:r>
-            <w:r>
-              <w:rPr>
-                <w:rStyle w:val="CodeChar"/>
-              </w:rPr>
-              <w:t>Coverage?patient=pat-1&amp;status=active</w:t>
-            </w:r>
-            <w:r>
-              <w:t>. One call for each query.</w:t>
-            </w:r>
-          </w:p>
-        </w:tc>
-      </w:tr>
-      <w:tr>
-        <w:trPr>
-          <w:cantSplit/>
-        </w:trPr>
-        <w:tc>
-          <w:tcPr>
-            <w:tcW w:type="dxa" w:w="1117"/>
-          </w:tcPr>
-          <w:p>
-            <w:pPr>
-              <w:spacing w:before="40" w:after="80"/>
-            </w:pPr>
-            <w:r>
-              <w:t>8</w:t>
-            </w:r>
-          </w:p>
-        </w:tc>
-        <w:tc>
-          <w:tcPr>
-            <w:tcW w:type="dxa" w:w="2228"/>
-          </w:tcPr>
-          <w:p>
-            <w:pPr>
-              <w:spacing w:before="40" w:after="80"/>
-            </w:pPr>
-            <w:r>
-              <w:t>CDS Hooks</w:t>
-            </w:r>
-          </w:p>
-        </w:tc>
-        <w:tc>
-          <w:tcPr>
-            <w:tcW w:type="dxa" w:w="3007"/>
-          </w:tcPr>
-          <w:p>
-            <w:pPr>
-              <w:spacing w:before="40" w:after="80"/>
-            </w:pPr>
-            <w:r>
-              <w:rPr>
-                <w:rStyle w:val="CodeChar"/>
-              </w:rPr>
-              <w:t>POST {payer}/cds-services/{serviceId}</w:t>
-            </w:r>
-          </w:p>
-        </w:tc>
-        <w:tc>
-          <w:tcPr>
-            <w:tcW w:type="dxa" w:w="3008"/>
-          </w:tcPr>
-          <w:p>
-            <w:pPr>
-              <w:spacing w:before="40" w:after="80"/>
-            </w:pPr>
-            <w:r>
-              <w:t xml:space="preserve">Send the </w:t>
-            </w:r>
-            <w:r>
-              <w:rPr>
-                <w:rStyle w:val="CodeChar"/>
-              </w:rPr>
-              <w:t xml:space="preserve">order-sign</w:t>
-            </w:r>
-            <w:r>
-              <w:t xml:space="preserve"> hook. Each order carries the facility as its performer (a service order gets it in its performer list, a medication order as its one performer). The gateway adds no key, token or signature to this call.</w:t>
+              <w:t xml:space="preserve">Send the order-sign hook. The orders go to the payer as the EHR keeps them. The gateway adds no key, token or signature to this call.</w:t>
             </w:r>
           </w:p>
         </w:tc>
@@ -11805,40 +11677,7 @@
     </w:p>
     <w:p>
       <w:r>
-        <w:rPr>
-          <w:b/>
-        </w:rPr>
-        <w:t xml:space="preserve">FHIR release.</w:t>
-      </w:r>
-      <w:r>
-        <w:t xml:space="preserve"> The gateway works in FHIR R4 only. The R5 address of the FHIR API and the </w:t>
-      </w:r>
-      <w:r>
-        <w:rPr>
-          <w:rStyle w:val="CodeChar"/>
-        </w:rPr>
-        <w:t xml:space="preserve">FHIR_VERSION</w:t>
-      </w:r>
-      <w:r>
-        <w:t xml:space="preserve"> column of </w:t>
-      </w:r>
-      <w:r>
-        <w:rPr>
-          <w:rStyle w:val="CodeChar"/>
-        </w:rPr>
-        <w:t xml:space="preserve">PA_PAYER</w:t>
-      </w:r>
-      <w:r>
-        <w:t xml:space="preserve"> are removed (script </w:t>
-      </w:r>
-      <w:r>
-        <w:rPr>
-          <w:rStyle w:val="CodeChar"/>
-        </w:rPr>
-        <w:t xml:space="preserve">04_alter_pa_payer_drop_fhir_version.sql</w:t>
-      </w:r>
-      <w:r>
-        <w:t xml:space="preserve">).</w:t>
+        <w:t xml:space="preserve">FHIR release. The gateway works in FHIR R4 only.</w:t>
       </w:r>
     </w:p>
     <w:p>
@@ -12063,10 +11902,7 @@
               <w:spacing w:before="40" w:after="80"/>
             </w:pPr>
             <w:r>
-              <w:rPr>
-                <w:rStyle w:val="CodeChar"/>
-              </w:rPr>
-              <w:t>GET api/patients/{id}/insurances?status=active</w:t>
+              <w:t xml:space="preserve">GET api/insurances/{coverageId}</w:t>
             </w:r>
           </w:p>
         </w:tc>
@@ -12250,16 +12086,7 @@
               <w:spacing w:before="40" w:after="80"/>
             </w:pPr>
             <w:r>
-              <w:t xml:space="preserve">Always: the facility of </w:t>
-            </w:r>
-            <w:r>
-              <w:rPr>
-                <w:rStyle w:val="CodeChar"/>
-              </w:rPr>
-              <w:t xml:space="preserve">orderLocationCode</w:t>
-            </w:r>
-            <w:r>
-              <w:t xml:space="preserve">. Also when the payer asks for it.</w:t>
+              <w:t xml:space="preserve">When the payer asks for it.</w:t>
             </w:r>
           </w:p>
         </w:tc>
@@ -13004,7 +12831,7 @@
               <w:spacing w:before="40" w:after="80"/>
             </w:pPr>
             <w:r>
-              <w:t xml:space="preserve">A FHIR Bundle with the signed orders, each with the facility as performer.</w:t>
+              <w:t xml:space="preserve">A FHIR Bundle with the signed orders, as the EHR keeps them.</w:t>
             </w:r>
           </w:p>
         </w:tc>
@@ -13021,15 +12848,6 @@
                 <w:rStyle w:val="CodeChar"/>
               </w:rPr>
               <w:t xml:space="preserve">orderIds</w:t>
-            </w:r>
-            <w:r>
-              <w:t xml:space="preserve"> and </w:t>
-            </w:r>
-            <w:r>
-              <w:rPr>
-                <w:rStyle w:val="CodeChar"/>
-              </w:rPr>
-              <w:t xml:space="preserve">orderLocationCode</w:t>
             </w:r>
             <w:r>
               <w:t xml:space="preserve"> in API 3, read in call 4.</w:t>
@@ -13139,7 +12957,7 @@
         <w:br/>
         <w:t xml:space="preserve">      "entry": [</w:t>
         <w:br/>
-        <w:t xml:space="preserve">        { "resource": { "resourceType": "ServiceRequest", "id": "ord-1-hd", "performer": [ { "reference": "Organization/facility-loc-main" } ] } }</w:t>
+        <w:t xml:space="preserve">        { "resource": { "resourceType": "ServiceRequest", "id": "ord-1-hd", "status": "draft", "intent": "order", ... } }</w:t>
         <w:br/>
         <w:t xml:space="preserve">      ]</w:t>
         <w:br/>
@@ -14214,7 +14032,7 @@
               <w:spacing w:before="40" w:after="80"/>
             </w:pPr>
             <w:r>
-              <w:t xml:space="preserve">The patient, the orders, the location (facility), the payer (API 2) or the decision (API 4) was not found.</w:t>
+              <w:t xml:space="preserve">The patient, the orders, the payer (API 2) or the decision (API 4) was not found.</w:t>
             </w:r>
           </w:p>
         </w:tc>
@@ -14245,7 +14063,7 @@
               <w:spacing w:before="40" w:after="80"/>
             </w:pPr>
             <w:r>
-              <w:t>422</w:t>
+              <w:t>415</w:t>
             </w:r>
           </w:p>
         </w:tc>
@@ -14258,16 +14076,25 @@
               <w:spacing w:before="40" w:after="80"/>
             </w:pPr>
             <w:r>
-              <w:t xml:space="preserve">(API 3) The request is correct, but the gateway cannot tell which insurance to use, or the location of </w:t>
-            </w:r>
-            <w:r>
-              <w:rPr>
-                <w:rStyle w:val="CodeChar"/>
-              </w:rPr>
-              <w:t xml:space="preserve">orderLocationCode</w:t>
-            </w:r>
-            <w:r>
-              <w:t xml:space="preserve"> has no facility.</w:t>
+              <w:t xml:space="preserve">The </w:t>
+            </w:r>
+            <w:r>
+              <w:rPr>
+                <w:rStyle w:val="CodeChar"/>
+              </w:rPr>
+              <w:t>Content-Type</w:t>
+            </w:r>
+            <w:r>
+              <w:t xml:space="preserve"> header is missing or is not </w:t>
+            </w:r>
+            <w:r>
+              <w:rPr>
+                <w:rStyle w:val="CodeChar"/>
+              </w:rPr>
+              <w:t>application/json</w:t>
+            </w:r>
+            <w:r>
+              <w:t>. This answer comes from the web server and may not use the format in 10.1.</w:t>
             </w:r>
           </w:p>
         </w:tc>
@@ -14280,16 +14107,7 @@
               <w:spacing w:before="40" w:after="80"/>
             </w:pPr>
             <w:r>
-              <w:t xml:space="preserve">Send </w:t>
-            </w:r>
-            <w:r>
-              <w:rPr>
-                <w:rStyle w:val="CodeChar"/>
-              </w:rPr>
-              <w:t xml:space="preserve">coverageId</w:t>
-            </w:r>
-            <w:r>
-              <w:t xml:space="preserve">, or fix the location in the EHR.</w:t>
+              <w:t>Add the header.</w:t>
             </w:r>
           </w:p>
         </w:tc>
@@ -14307,7 +14125,7 @@
               <w:spacing w:before="40" w:after="80"/>
             </w:pPr>
             <w:r>
-              <w:t>415</w:t>
+              <w:t>500</w:t>
             </w:r>
           </w:p>
         </w:tc>
@@ -14320,25 +14138,7 @@
               <w:spacing w:before="40" w:after="80"/>
             </w:pPr>
             <w:r>
-              <w:t xml:space="preserve">The </w:t>
-            </w:r>
-            <w:r>
-              <w:rPr>
-                <w:rStyle w:val="CodeChar"/>
-              </w:rPr>
-              <w:t>Content-Type</w:t>
-            </w:r>
-            <w:r>
-              <w:t xml:space="preserve"> header is missing or is not </w:t>
-            </w:r>
-            <w:r>
-              <w:rPr>
-                <w:rStyle w:val="CodeChar"/>
-              </w:rPr>
-              <w:t>application/json</w:t>
-            </w:r>
-            <w:r>
-              <w:t>. This answer comes from the web server and may not use the format in 10.1.</w:t>
+              <w:t>An unexpected error in the gateway.</w:t>
             </w:r>
           </w:p>
         </w:tc>
@@ -14351,7 +14151,16 @@
               <w:spacing w:before="40" w:after="80"/>
             </w:pPr>
             <w:r>
-              <w:t>Add the header.</w:t>
+              <w:t xml:space="preserve">Tell the gateway team the </w:t>
+            </w:r>
+            <w:r>
+              <w:rPr>
+                <w:rStyle w:val="CodeChar"/>
+              </w:rPr>
+              <w:t>traceId</w:t>
+            </w:r>
+            <w:r>
+              <w:t>.</w:t>
             </w:r>
           </w:p>
         </w:tc>
@@ -14369,7 +14178,7 @@
               <w:spacing w:before="40" w:after="80"/>
             </w:pPr>
             <w:r>
-              <w:t>500</w:t>
+              <w:t>502</w:t>
             </w:r>
           </w:p>
         </w:tc>
@@ -14382,7 +14191,7 @@
               <w:spacing w:before="40" w:after="80"/>
             </w:pPr>
             <w:r>
-              <w:t>An unexpected error in the gateway.</w:t>
+              <w:t xml:space="preserve">The gateway could not read data from the FHIR API (also when it did not answer in time), or (API 2) the payer answered with an error.</w:t>
             </w:r>
           </w:p>
         </w:tc>
@@ -14395,16 +14204,7 @@
               <w:spacing w:before="40" w:after="80"/>
             </w:pPr>
             <w:r>
-              <w:t xml:space="preserve">Tell the gateway team the </w:t>
-            </w:r>
-            <w:r>
-              <w:rPr>
-                <w:rStyle w:val="CodeChar"/>
-              </w:rPr>
-              <w:t>traceId</w:t>
-            </w:r>
-            <w:r>
-              <w:t>.</w:t>
+              <w:t>Try again later.</w:t>
             </w:r>
           </w:p>
         </w:tc>
@@ -14422,7 +14222,7 @@
               <w:spacing w:before="40" w:after="80"/>
             </w:pPr>
             <w:r>
-              <w:t>502</w:t>
+              <w:t>503</w:t>
             </w:r>
           </w:p>
         </w:tc>
@@ -14435,7 +14235,7 @@
               <w:spacing w:before="40" w:after="80"/>
             </w:pPr>
             <w:r>
-              <w:t>The gateway could not read data from the FHIR API, or (API 2) the payer answered with an error.</w:t>
+              <w:t>The EHR data API is not available. The gateway could not read or save its data in the EHR database.</w:t>
             </w:r>
           </w:p>
         </w:tc>
@@ -14448,7 +14248,7 @@
               <w:spacing w:before="40" w:after="80"/>
             </w:pPr>
             <w:r>
-              <w:t>Try again later.</w:t>
+              <w:t>Check the EHR data API. Then try again.</w:t>
             </w:r>
           </w:p>
         </w:tc>
@@ -14466,7 +14266,7 @@
               <w:spacing w:before="40" w:after="80"/>
             </w:pPr>
             <w:r>
-              <w:t>503</w:t>
+              <w:t>504</w:t>
             </w:r>
           </w:p>
         </w:tc>
@@ -14479,51 +14279,7 @@
               <w:spacing w:before="40" w:after="80"/>
             </w:pPr>
             <w:r>
-              <w:t>The EHR data API is not available. The gateway could not read or save its data in the EHR database.</w:t>
-            </w:r>
-          </w:p>
-        </w:tc>
-        <w:tc>
-          <w:tcPr>
-            <w:tcW w:type="dxa" w:w="3800"/>
-          </w:tcPr>
-          <w:p>
-            <w:pPr>
-              <w:spacing w:before="40" w:after="80"/>
-            </w:pPr>
-            <w:r>
-              <w:t>Check the EHR data API. Then try again.</w:t>
-            </w:r>
-          </w:p>
-        </w:tc>
-      </w:tr>
-      <w:tr>
-        <w:trPr>
-          <w:cantSplit/>
-        </w:trPr>
-        <w:tc>
-          <w:tcPr>
-            <w:tcW w:type="dxa" w:w="984"/>
-          </w:tcPr>
-          <w:p>
-            <w:pPr>
-              <w:spacing w:before="40" w:after="80"/>
-            </w:pPr>
-            <w:r>
-              <w:t>504</w:t>
-            </w:r>
-          </w:p>
-        </w:tc>
-        <w:tc>
-          <w:tcPr>
-            <w:tcW w:type="dxa" w:w="4576"/>
-          </w:tcPr>
-          <w:p>
-            <w:pPr>
-              <w:spacing w:before="40" w:after="80"/>
-            </w:pPr>
-            <w:r>
-              <w:t>(API 2) The payer did not answer in time.</w:t>
+              <w:t xml:space="preserve">(API 2) The payer did not answer in time. API 3 never returns 504: a payer timeout gives 200 (section 6.6).</w:t>
             </w:r>
           </w:p>
         </w:tc>
@@ -14552,16 +14308,7 @@
     </w:p>
     <w:p>
       <w:r>
-        <w:t xml:space="preserve">It is safe to send an API 3 request again with the same </w:t>
-      </w:r>
-      <w:r>
-        <w:rPr>
-          <w:rStyle w:val="CodeChar"/>
-        </w:rPr>
-        <w:t>eventId</w:t>
-      </w:r>
-      <w:r>
-        <w:t xml:space="preserve"> after a 5xx status or a network error.</w:t>
+        <w:t xml:space="preserve">It is safe to send an API 3 request again after a 5xx status or a network error. The payer is asked again.</w:t>
       </w:r>
     </w:p>
     <w:p>
@@ -15472,19 +15219,10 @@
               <w:rPr>
                 <w:rStyle w:val="CodeChar"/>
               </w:rPr>
-              <w:t xml:space="preserve">orderLocationCode</w:t>
-            </w:r>
-            <w:r>
-              <w:t xml:space="preserve"> missing, </w:t>
-            </w:r>
-            <w:r>
-              <w:rPr>
-                <w:rStyle w:val="CodeChar"/>
-              </w:rPr>
-              <w:t xml:space="preserve">null</w:t>
-            </w:r>
-            <w:r>
-              <w:t xml:space="preserve"> or empty</w:t>
+              <w:t xml:space="preserve">coverageId</w:t>
+            </w:r>
+            <w:r>
+              <w:t xml:space="preserve"> missing, null or empty</w:t>
             </w:r>
           </w:p>
         </w:tc>
@@ -15523,7 +15261,7 @@
               <w:spacing w:before="40" w:after="80"/>
             </w:pPr>
             <w:r>
-              <w:t xml:space="preserve">"orderLocationCode is required."</w:t>
+              <w:t xml:space="preserve">"coverageId is required."</w:t>
             </w:r>
           </w:p>
         </w:tc>
@@ -15541,13 +15279,16 @@
               <w:spacing w:before="40" w:after="80"/>
             </w:pPr>
             <w:r>
-              <w:rPr>
-                <w:rStyle w:val="CodeChar"/>
-              </w:rPr>
-              <w:t xml:space="preserve">orderLocationCode</w:t>
-            </w:r>
-            <w:r>
-              <w:t xml:space="preserve"> not found in the EHR</w:t>
+              <w:t xml:space="preserve">The insurance of </w:t>
+            </w:r>
+            <w:r>
+              <w:rPr>
+                <w:rStyle w:val="CodeChar"/>
+              </w:rPr>
+              <w:t xml:space="preserve">coverageId</w:t>
+            </w:r>
+            <w:r>
+              <w:t xml:space="preserve"> is not found, belongs to another patient, or is not active</w:t>
             </w:r>
           </w:p>
         </w:tc>
@@ -15560,7 +15301,7 @@
               <w:spacing w:before="40" w:after="80"/>
             </w:pPr>
             <w:r>
-              <w:t xml:space="preserve">404</w:t>
+              <w:t xml:space="preserve">200</w:t>
             </w:r>
           </w:p>
         </w:tc>
@@ -15573,7 +15314,7 @@
               <w:spacing w:before="40" w:after="80"/>
             </w:pPr>
             <w:r>
-              <w:t xml:space="preserve">"Facility {code} was not found at the FHIR API (Location/{code})."</w:t>
+              <w:t xml:space="preserve">no error</w:t>
             </w:r>
           </w:p>
         </w:tc>
@@ -15586,7 +15327,43 @@
               <w:spacing w:before="40" w:after="80"/>
             </w:pPr>
             <w:r>
-              <w:t xml:space="preserve">empty</w:t>
+              <w:t xml:space="preserve">The payer is not called. </w:t>
+            </w:r>
+            <w:r>
+              <w:rPr>
+                <w:rStyle w:val="CodeChar"/>
+              </w:rPr>
+              <w:t xml:space="preserve">covered</w:t>
+            </w:r>
+            <w:r>
+              <w:t xml:space="preserve"> is </w:t>
+            </w:r>
+            <w:r>
+              <w:rPr>
+                <w:rStyle w:val="CodeChar"/>
+              </w:rPr>
+              <w:t xml:space="preserve">unknown</w:t>
+            </w:r>
+            <w:r>
+              <w:t xml:space="preserve"> and </w:t>
+            </w:r>
+            <w:r>
+              <w:rPr>
+                <w:rStyle w:val="CodeChar"/>
+              </w:rPr>
+              <w:t xml:space="preserve">payerCall.outcome</w:t>
+            </w:r>
+            <w:r>
+              <w:t xml:space="preserve"> is </w:t>
+            </w:r>
+            <w:r>
+              <w:rPr>
+                <w:rStyle w:val="CodeChar"/>
+              </w:rPr>
+              <w:t xml:space="preserve">skipped</w:t>
+            </w:r>
+            <w:r>
+              <w:t xml:space="preserve">, with the reason (section 6.6).</w:t>
             </w:r>
           </w:p>
         </w:tc>
@@ -15604,16 +15381,13 @@
               <w:spacing w:before="40" w:after="80"/>
             </w:pPr>
             <w:r>
-              <w:t xml:space="preserve">The location of </w:t>
-            </w:r>
-            <w:r>
-              <w:rPr>
-                <w:rStyle w:val="CodeChar"/>
-              </w:rPr>
-              <w:t xml:space="preserve">orderLocationCode</w:t>
-            </w:r>
-            <w:r>
-              <w:t xml:space="preserve"> has no managing organization</w:t>
+              <w:rPr>
+                <w:rStyle w:val="CodeChar"/>
+              </w:rPr>
+              <w:t xml:space="preserve">userPractitionerId</w:t>
+            </w:r>
+            <w:r>
+              <w:t xml:space="preserve"> sent with an id the EHR does not know</w:t>
             </w:r>
           </w:p>
         </w:tc>
@@ -15626,7 +15400,7 @@
               <w:spacing w:before="40" w:after="80"/>
             </w:pPr>
             <w:r>
-              <w:t xml:space="preserve">422</w:t>
+              <w:t xml:space="preserve">200</w:t>
             </w:r>
           </w:p>
         </w:tc>
@@ -15639,7 +15413,7 @@
               <w:spacing w:before="40" w:after="80"/>
             </w:pPr>
             <w:r>
-              <w:t xml:space="preserve">"Facility {code} (Location/{code}) has no managingOrganization at the FHIR API."</w:t>
+              <w:t xml:space="preserve">no error</w:t>
             </w:r>
           </w:p>
         </w:tc>
@@ -15652,7 +15426,7 @@
               <w:spacing w:before="40" w:after="80"/>
             </w:pPr>
             <w:r>
-              <w:t xml:space="preserve">empty</w:t>
+              <w:t xml:space="preserve">The gateway does not check this id. It passes it to the payer.</w:t>
             </w:r>
           </w:p>
         </w:tc>
@@ -15670,256 +15444,7 @@
               <w:spacing w:before="40" w:after="80"/>
             </w:pPr>
             <w:r>
-              <w:t xml:space="preserve">The location of an order is not found</w:t>
-            </w:r>
-          </w:p>
-        </w:tc>
-        <w:tc>
-          <w:tcPr>
-            <w:tcW w:type="dxa" w:w="984"/>
-          </w:tcPr>
-          <w:p>
-            <w:pPr>
-              <w:spacing w:before="40" w:after="80"/>
-            </w:pPr>
-            <w:r>
-              <w:t xml:space="preserve">404</w:t>
-            </w:r>
-          </w:p>
-        </w:tc>
-        <w:tc>
-          <w:tcPr>
-            <w:tcW w:type="dxa" w:w="2710"/>
-          </w:tcPr>
-          <w:p>
-            <w:pPr>
-              <w:spacing w:before="40" w:after="80"/>
-            </w:pPr>
-            <w:r>
-              <w:t xml:space="preserve">"Location {id} of order {orderId} was not found at the FHIR API."</w:t>
-            </w:r>
-          </w:p>
-        </w:tc>
-        <w:tc>
-          <w:tcPr>
-            <w:tcW w:type="dxa" w:w="3078"/>
-          </w:tcPr>
-          <w:p>
-            <w:pPr>
-              <w:spacing w:before="40" w:after="80"/>
-            </w:pPr>
-            <w:r>
-              <w:t xml:space="preserve">empty</w:t>
-            </w:r>
-          </w:p>
-        </w:tc>
-      </w:tr>
-      <w:tr>
-        <w:trPr>
-          <w:cantSplit/>
-        </w:trPr>
-        <w:tc>
-          <w:tcPr>
-            <w:tcW w:type="dxa" w:w="2588"/>
-          </w:tcPr>
-          <w:p>
-            <w:pPr>
-              <w:spacing w:before="40" w:after="80"/>
-            </w:pPr>
-            <w:r>
-              <w:t xml:space="preserve">An order is at another facility than </w:t>
-            </w:r>
-            <w:r>
-              <w:rPr>
-                <w:rStyle w:val="CodeChar"/>
-              </w:rPr>
-              <w:t xml:space="preserve">orderLocationCode</w:t>
-            </w:r>
-          </w:p>
-        </w:tc>
-        <w:tc>
-          <w:tcPr>
-            <w:tcW w:type="dxa" w:w="984"/>
-          </w:tcPr>
-          <w:p>
-            <w:pPr>
-              <w:spacing w:before="40" w:after="80"/>
-            </w:pPr>
-            <w:r>
-              <w:t xml:space="preserve">400</w:t>
-            </w:r>
-          </w:p>
-        </w:tc>
-        <w:tc>
-          <w:tcPr>
-            <w:tcW w:type="dxa" w:w="2710"/>
-          </w:tcPr>
-          <w:p>
-            <w:pPr>
-              <w:spacing w:before="40" w:after="80"/>
-            </w:pPr>
-            <w:r>
-              <w:t xml:space="preserve">"orderLocationCode {code} is facility {id}, but order {id} is at facility {id}."</w:t>
-            </w:r>
-          </w:p>
-        </w:tc>
-        <w:tc>
-          <w:tcPr>
-            <w:tcW w:type="dxa" w:w="3078"/>
-          </w:tcPr>
-          <w:p>
-            <w:pPr>
-              <w:spacing w:before="40" w:after="80"/>
-            </w:pPr>
-            <w:r>
-              <w:t xml:space="preserve">empty</w:t>
-            </w:r>
-          </w:p>
-        </w:tc>
-      </w:tr>
-      <w:tr>
-        <w:trPr>
-          <w:cantSplit/>
-        </w:trPr>
-        <w:tc>
-          <w:tcPr>
-            <w:tcW w:type="dxa" w:w="2588"/>
-          </w:tcPr>
-          <w:p>
-            <w:pPr>
-              <w:spacing w:before="40" w:after="80"/>
-            </w:pPr>
-            <w:r>
-              <w:rPr>
-                <w:rStyle w:val="CodeChar"/>
-              </w:rPr>
-              <w:t xml:space="preserve">userPractitionerId</w:t>
-            </w:r>
-            <w:r>
-              <w:t xml:space="preserve"> sent with an id the EHR does not know</w:t>
-            </w:r>
-          </w:p>
-        </w:tc>
-        <w:tc>
-          <w:tcPr>
-            <w:tcW w:type="dxa" w:w="984"/>
-          </w:tcPr>
-          <w:p>
-            <w:pPr>
-              <w:spacing w:before="40" w:after="80"/>
-            </w:pPr>
-            <w:r>
-              <w:t xml:space="preserve">200</w:t>
-            </w:r>
-          </w:p>
-        </w:tc>
-        <w:tc>
-          <w:tcPr>
-            <w:tcW w:type="dxa" w:w="2710"/>
-          </w:tcPr>
-          <w:p>
-            <w:pPr>
-              <w:spacing w:before="40" w:after="80"/>
-            </w:pPr>
-            <w:r>
-              <w:t xml:space="preserve">no error</w:t>
-            </w:r>
-          </w:p>
-        </w:tc>
-        <w:tc>
-          <w:tcPr>
-            <w:tcW w:type="dxa" w:w="3078"/>
-          </w:tcPr>
-          <w:p>
-            <w:pPr>
-              <w:spacing w:before="40" w:after="80"/>
-            </w:pPr>
-            <w:r>
-              <w:t xml:space="preserve">The gateway does not check this id. It passes it to the payer.</w:t>
-            </w:r>
-          </w:p>
-        </w:tc>
-      </w:tr>
-      <w:tr>
-        <w:trPr>
-          <w:cantSplit/>
-        </w:trPr>
-        <w:tc>
-          <w:tcPr>
-            <w:tcW w:type="dxa" w:w="2588"/>
-          </w:tcPr>
-          <w:p>
-            <w:pPr>
-              <w:spacing w:before="40" w:after="80"/>
-            </w:pPr>
-            <w:r>
-              <w:t xml:space="preserve">The patient has more than one active insurance, </w:t>
-            </w:r>
-            <w:r>
-              <w:rPr>
-                <w:rStyle w:val="CodeChar"/>
-              </w:rPr>
-              <w:t>coverageId</w:t>
-            </w:r>
-            <w:r>
-              <w:t xml:space="preserve"> is not sent and the order names none</w:t>
-            </w:r>
-          </w:p>
-        </w:tc>
-        <w:tc>
-          <w:tcPr>
-            <w:tcW w:type="dxa" w:w="984"/>
-          </w:tcPr>
-          <w:p>
-            <w:pPr>
-              <w:spacing w:before="40" w:after="80"/>
-            </w:pPr>
-            <w:r>
-              <w:t>422</w:t>
-            </w:r>
-          </w:p>
-        </w:tc>
-        <w:tc>
-          <w:tcPr>
-            <w:tcW w:type="dxa" w:w="2710"/>
-          </w:tcPr>
-          <w:p>
-            <w:pPr>
-              <w:spacing w:before="40" w:after="80"/>
-            </w:pPr>
-            <w:r>
-              <w:t>"The patient has {n} active insurances ({ids}) and the orders do not say which one to use. Send coverageId."</w:t>
-            </w:r>
-          </w:p>
-        </w:tc>
-        <w:tc>
-          <w:tcPr>
-            <w:tcW w:type="dxa" w:w="3078"/>
-          </w:tcPr>
-          <w:p>
-            <w:pPr>
-              <w:spacing w:before="40" w:after="80"/>
-            </w:pPr>
-            <w:r>
-              <w:t>empty</w:t>
-            </w:r>
-          </w:p>
-        </w:tc>
-      </w:tr>
-      <w:tr>
-        <w:trPr>
-          <w:cantSplit/>
-        </w:trPr>
-        <w:tc>
-          <w:tcPr>
-            <w:tcW w:type="dxa" w:w="2588"/>
-          </w:tcPr>
-          <w:p>
-            <w:pPr>
-              <w:spacing w:before="40" w:after="80"/>
-            </w:pPr>
-            <w:r>
-              <w:t>The FHIR API does not answer, or answers with an error</w:t>
+              <w:t xml:space="preserve">The FHIR API does not answer in time, cannot be reached, or answers with an error</w:t>
             </w:r>
           </w:p>
         </w:tc>
@@ -16048,7 +15573,7 @@
     </w:p>
     <w:p>
       <w:r>
-        <w:t xml:space="preserve">An optional value that is not sent gives no error, except when the patient has more than one active insurance (table above).</w:t>
+        <w:t xml:space="preserve">An optional value that is not sent gives no error.</w:t>
       </w:r>
     </w:p>
     <w:tbl>
@@ -16107,228 +15632,6 @@
             </w:pPr>
             <w:r>
               <w:t>Result</w:t>
-            </w:r>
-          </w:p>
-        </w:tc>
-      </w:tr>
-      <w:tr>
-        <w:trPr>
-          <w:cantSplit/>
-        </w:trPr>
-        <w:tc>
-          <w:tcPr>
-            <w:tcW w:type="dxa" w:w="3860"/>
-          </w:tcPr>
-          <w:p>
-            <w:pPr>
-              <w:spacing w:before="40" w:after="80"/>
-            </w:pPr>
-            <w:r>
-              <w:rPr>
-                <w:rStyle w:val="CodeChar"/>
-              </w:rPr>
-              <w:t>coverageId</w:t>
-            </w:r>
-            <w:r>
-              <w:t xml:space="preserve"> not sent</w:t>
-            </w:r>
-          </w:p>
-        </w:tc>
-        <w:tc>
-          <w:tcPr>
-            <w:tcW w:type="dxa" w:w="1480"/>
-          </w:tcPr>
-          <w:p>
-            <w:pPr>
-              <w:spacing w:before="40" w:after="80"/>
-            </w:pPr>
-            <w:r>
-              <w:t>200 or 422</w:t>
-            </w:r>
-          </w:p>
-        </w:tc>
-        <w:tc>
-          <w:tcPr>
-            <w:tcW w:type="dxa" w:w="4020"/>
-          </w:tcPr>
-          <w:p>
-            <w:pPr>
-              <w:spacing w:before="40" w:after="80"/>
-            </w:pPr>
-            <w:r>
-              <w:t>The gateway uses the insurance linked to the order. If there is none, it uses the patient's only active insurance. With more than one active insurance and none named by the order, the status is 422.</w:t>
-            </w:r>
-          </w:p>
-        </w:tc>
-      </w:tr>
-      <w:tr>
-        <w:trPr>
-          <w:cantSplit/>
-        </w:trPr>
-        <w:tc>
-          <w:tcPr>
-            <w:tcW w:type="dxa" w:w="3860"/>
-          </w:tcPr>
-          <w:p>
-            <w:pPr>
-              <w:spacing w:before="40" w:after="80"/>
-            </w:pPr>
-            <w:r>
-              <w:rPr>
-                <w:rStyle w:val="CodeChar"/>
-              </w:rPr>
-              <w:t>coverageId</w:t>
-            </w:r>
-            <w:r>
-              <w:t xml:space="preserve"> sent, but it is not an active insurance of the patient</w:t>
-            </w:r>
-          </w:p>
-        </w:tc>
-        <w:tc>
-          <w:tcPr>
-            <w:tcW w:type="dxa" w:w="1480"/>
-          </w:tcPr>
-          <w:p>
-            <w:pPr>
-              <w:spacing w:before="40" w:after="80"/>
-            </w:pPr>
-            <w:r>
-              <w:t>200</w:t>
-            </w:r>
-          </w:p>
-        </w:tc>
-        <w:tc>
-          <w:tcPr>
-            <w:tcW w:type="dxa" w:w="4020"/>
-          </w:tcPr>
-          <w:p>
-            <w:pPr>
-              <w:spacing w:before="40" w:after="80"/>
-            </w:pPr>
-            <w:r>
-              <w:t xml:space="preserve">The payer is not called. </w:t>
-            </w:r>
-            <w:r>
-              <w:rPr>
-                <w:rStyle w:val="CodeChar"/>
-              </w:rPr>
-              <w:t>covered</w:t>
-            </w:r>
-            <w:r>
-              <w:t xml:space="preserve"> is </w:t>
-            </w:r>
-            <w:r>
-              <w:rPr>
-                <w:rStyle w:val="CodeChar"/>
-              </w:rPr>
-              <w:t>unknown</w:t>
-            </w:r>
-            <w:r>
-              <w:t xml:space="preserve"> and </w:t>
-            </w:r>
-            <w:r>
-              <w:rPr>
-                <w:rStyle w:val="CodeChar"/>
-              </w:rPr>
-              <w:t>payerCall.outcome</w:t>
-            </w:r>
-            <w:r>
-              <w:t xml:space="preserve"> is </w:t>
-            </w:r>
-            <w:r>
-              <w:rPr>
-                <w:rStyle w:val="CodeChar"/>
-              </w:rPr>
-              <w:t>skipped</w:t>
-            </w:r>
-            <w:r>
-              <w:t>, with the message "Insurance {coverageId} is not an active insurance of this patient. Coverage requirements could not be checked."</w:t>
-            </w:r>
-          </w:p>
-        </w:tc>
-      </w:tr>
-      <w:tr>
-        <w:trPr>
-          <w:cantSplit/>
-        </w:trPr>
-        <w:tc>
-          <w:tcPr>
-            <w:tcW w:type="dxa" w:w="3860"/>
-          </w:tcPr>
-          <w:p>
-            <w:pPr>
-              <w:spacing w:before="40" w:after="80"/>
-            </w:pPr>
-            <w:r>
-              <w:rPr>
-                <w:rStyle w:val="CodeChar"/>
-              </w:rPr>
-              <w:t>coverageId</w:t>
-            </w:r>
-            <w:r>
-              <w:t xml:space="preserve"> not sent and the patient has no active insurance</w:t>
-            </w:r>
-          </w:p>
-        </w:tc>
-        <w:tc>
-          <w:tcPr>
-            <w:tcW w:type="dxa" w:w="1480"/>
-          </w:tcPr>
-          <w:p>
-            <w:pPr>
-              <w:spacing w:before="40" w:after="80"/>
-            </w:pPr>
-            <w:r>
-              <w:t>200</w:t>
-            </w:r>
-          </w:p>
-        </w:tc>
-        <w:tc>
-          <w:tcPr>
-            <w:tcW w:type="dxa" w:w="4020"/>
-          </w:tcPr>
-          <w:p>
-            <w:pPr>
-              <w:spacing w:before="40" w:after="80"/>
-            </w:pPr>
-            <w:r>
-              <w:t xml:space="preserve">The payer is not called. </w:t>
-            </w:r>
-            <w:r>
-              <w:rPr>
-                <w:rStyle w:val="CodeChar"/>
-              </w:rPr>
-              <w:t>covered</w:t>
-            </w:r>
-            <w:r>
-              <w:t xml:space="preserve"> is </w:t>
-            </w:r>
-            <w:r>
-              <w:rPr>
-                <w:rStyle w:val="CodeChar"/>
-              </w:rPr>
-              <w:t>unknown</w:t>
-            </w:r>
-            <w:r>
-              <w:t xml:space="preserve"> and </w:t>
-            </w:r>
-            <w:r>
-              <w:rPr>
-                <w:rStyle w:val="CodeChar"/>
-              </w:rPr>
-              <w:t>payerCall.outcome</w:t>
-            </w:r>
-            <w:r>
-              <w:t xml:space="preserve"> is </w:t>
-            </w:r>
-            <w:r>
-              <w:rPr>
-                <w:rStyle w:val="CodeChar"/>
-              </w:rPr>
-              <w:t>skipped</w:t>
-            </w:r>
-            <w:r>
-              <w:t>, with the message "No active insurance on file for this patient. Coverage requirements could not be checked."</w:t>
             </w:r>
           </w:p>
         </w:tc>
@@ -18531,6 +17834,113 @@
             </w:r>
             <w:r>
               <w:t xml:space="preserve"> is required; the ordering practitioner of the order is no longer used instead. Only what CDS Hooks and FHIR R4 require stops the call. Coverage id built by the FHIR API.</w:t>
+            </w:r>
+          </w:p>
+        </w:tc>
+      </w:tr>
+      <w:tr>
+        <w:trPr>
+          <w:cantSplit/>
+        </w:trPr>
+        <w:tc>
+          <w:tcPr>
+            <w:tcW w:type="dxa" w:w="1108"/>
+          </w:tcPr>
+          <w:p>
+            <w:pPr>
+              <w:spacing w:before="40" w:after="80"/>
+            </w:pPr>
+            <w:r>
+              <w:t xml:space="preserve">3.1</w:t>
+            </w:r>
+          </w:p>
+        </w:tc>
+        <w:tc>
+          <w:tcPr>
+            <w:tcW w:type="dxa" w:w="1604"/>
+          </w:tcPr>
+          <w:p>
+            <w:pPr>
+              <w:spacing w:before="40" w:after="80"/>
+            </w:pPr>
+            <w:r>
+              <w:t xml:space="preserve">Oct 23, 2026</w:t>
+            </w:r>
+          </w:p>
+        </w:tc>
+        <w:tc>
+          <w:tcPr>
+            <w:tcW w:type="dxa" w:w="6648"/>
+          </w:tcPr>
+          <w:p>
+            <w:pPr>
+              <w:spacing w:before="40" w:after="80"/>
+            </w:pPr>
+            <w:r>
+              <w:t xml:space="preserve">No stored answer per </w:t>
+            </w:r>
+            <w:r>
+              <w:rPr>
+                <w:rStyle w:val="CodeChar"/>
+              </w:rPr>
+              <w:t xml:space="preserve">eventId</w:t>
+            </w:r>
+            <w:r>
+              <w:t xml:space="preserve">: table </w:t>
+            </w:r>
+            <w:r>
+              <w:rPr>
+                <w:rStyle w:val="CodeChar"/>
+              </w:rPr>
+              <w:t xml:space="preserve">PA_CRD_EVENT</w:t>
+            </w:r>
+            <w:r>
+              <w:t xml:space="preserve"> and its two EHR data API calls (</w:t>
+            </w:r>
+            <w:r>
+              <w:rPr>
+                <w:rStyle w:val="CodeChar"/>
+              </w:rPr>
+              <w:t xml:space="preserve">GET</w:t>
+            </w:r>
+            <w:r>
+              <w:t xml:space="preserve"> and </w:t>
+            </w:r>
+            <w:r>
+              <w:rPr>
+                <w:rStyle w:val="CodeChar"/>
+              </w:rPr>
+              <w:t xml:space="preserve">PUT crd-events/{eventId}</w:t>
+            </w:r>
+            <w:r>
+              <w:t xml:space="preserve">) are removed. Every API 3 call asks the payer, so a retry after a timeout gets a fresh answer. </w:t>
+            </w:r>
+            <w:r>
+              <w:rPr>
+                <w:rStyle w:val="CodeChar"/>
+              </w:rPr>
+              <w:t xml:space="preserve">eventId</w:t>
+            </w:r>
+            <w:r>
+              <w:t xml:space="preserve"> is still required and is saved with each decision. Section 6.7 now explains how to recognise a payer timeout and what the EHR should do. The request now matches the code: </w:t>
+            </w:r>
+            <w:r>
+              <w:rPr>
+                <w:rStyle w:val="CodeChar"/>
+              </w:rPr>
+              <w:t xml:space="preserve">orderLocationCode</w:t>
+            </w:r>
+            <w:r>
+              <w:t xml:space="preserve"> is removed (no facility is read or sent in order-sign) and </w:t>
+            </w:r>
+            <w:r>
+              <w:rPr>
+                <w:rStyle w:val="CodeChar"/>
+              </w:rPr>
+              <w:t xml:space="preserve">coverageId</w:t>
+            </w:r>
+            <w:r>
+              <w:t xml:space="preserve"> is required; the insurance is read by its id. Updated sections 6, 9 and 10; API 3 has no 422.</w:t>
             </w:r>
           </w:p>
         </w:tc>
